--- a/Dissertation_Report.docx
+++ b/Dissertation_Report.docx
@@ -2948,21 +2948,7 @@
                 <w:rStyle w:val="Hyperlink"/>
                 <w:noProof/>
               </w:rPr>
-              <w:t>R</w:t>
-            </w:r>
-            <w:r>
-              <w:rPr>
-                <w:rStyle w:val="Hyperlink"/>
-                <w:noProof/>
-              </w:rPr>
-              <w:t>e</w:t>
-            </w:r>
-            <w:r>
-              <w:rPr>
-                <w:rStyle w:val="Hyperlink"/>
-                <w:noProof/>
-              </w:rPr>
-              <w:t>sults</w:t>
+              <w:t>Results</w:t>
             </w:r>
             <w:r>
               <w:rPr>
@@ -11042,6 +11028,88 @@
           <w:kern w:val="0"/>
           <w:sz w:val="24"/>
           <w:szCs w:val="24"/>
+          <w:lang w:bidi="hi-IN"/>
+        </w:rPr>
+      </w:pPr>
+    </w:p>
+    <w:p>
+      <w:pPr>
+        <w:jc w:val="center"/>
+        <w:rPr>
+          <w:rFonts w:cstheme="minorHAnsi"/>
+          <w:kern w:val="0"/>
+          <w:sz w:val="24"/>
+          <w:szCs w:val="24"/>
+          <w:lang w:bidi="hi-IN"/>
+        </w:rPr>
+      </w:pPr>
+      <w:r>
+        <w:rPr>
+          <w:rFonts w:cstheme="minorHAnsi"/>
+          <w:noProof/>
+          <w:kern w:val="0"/>
+          <w:sz w:val="24"/>
+          <w:szCs w:val="24"/>
+          <w:highlight w:val="yellow"/>
+          <w:lang w:bidi="hi-IN"/>
+        </w:rPr>
+        <w:drawing>
+          <wp:inline distT="0" distB="0" distL="0" distR="0" wp14:anchorId="22E44337" wp14:editId="4C1DEC61">
+            <wp:extent cx="4108450" cy="2019016"/>
+            <wp:effectExtent l="0" t="0" r="6350" b="635"/>
+            <wp:docPr id="476299999" name="Picture 1"/>
+            <wp:cNvGraphicFramePr>
+              <a:graphicFrameLocks xmlns:a="http://schemas.openxmlformats.org/drawingml/2006/main" noChangeAspect="1"/>
+            </wp:cNvGraphicFramePr>
+            <a:graphic xmlns:a="http://schemas.openxmlformats.org/drawingml/2006/main">
+              <a:graphicData uri="http://schemas.openxmlformats.org/drawingml/2006/picture">
+                <pic:pic xmlns:pic="http://schemas.openxmlformats.org/drawingml/2006/picture">
+                  <pic:nvPicPr>
+                    <pic:cNvPr id="0" name="Picture 1"/>
+                    <pic:cNvPicPr>
+                      <a:picLocks noChangeAspect="1" noChangeArrowheads="1"/>
+                    </pic:cNvPicPr>
+                  </pic:nvPicPr>
+                  <pic:blipFill>
+                    <a:blip r:embed="rId9">
+                      <a:extLst>
+                        <a:ext uri="{28A0092B-C50C-407E-A947-70E740481C1C}">
+                          <a14:useLocalDpi xmlns:a14="http://schemas.microsoft.com/office/drawing/2010/main" val="0"/>
+                        </a:ext>
+                      </a:extLst>
+                    </a:blip>
+                    <a:srcRect/>
+                    <a:stretch>
+                      <a:fillRect/>
+                    </a:stretch>
+                  </pic:blipFill>
+                  <pic:spPr bwMode="auto">
+                    <a:xfrm>
+                      <a:off x="0" y="0"/>
+                      <a:ext cx="4187802" cy="2058012"/>
+                    </a:xfrm>
+                    <a:prstGeom prst="rect">
+                      <a:avLst/>
+                    </a:prstGeom>
+                    <a:noFill/>
+                    <a:ln>
+                      <a:noFill/>
+                    </a:ln>
+                  </pic:spPr>
+                </pic:pic>
+              </a:graphicData>
+            </a:graphic>
+          </wp:inline>
+        </w:drawing>
+      </w:r>
+    </w:p>
+    <w:p>
+      <w:pPr>
+        <w:rPr>
+          <w:rFonts w:cstheme="minorHAnsi"/>
+          <w:kern w:val="0"/>
+          <w:sz w:val="24"/>
+          <w:szCs w:val="24"/>
           <w:highlight w:val="yellow"/>
           <w:lang w:bidi="hi-IN"/>
         </w:rPr>
@@ -11070,6 +11138,103 @@
         </w:rPr>
         <w:t xml:space="preserve"> – CAE trust histograms from artifacts/plots/kb_cae_trust_histograms.png</w:t>
       </w:r>
+    </w:p>
+    <w:p>
+      <w:pPr>
+        <w:jc w:val="center"/>
+        <w:rPr>
+          <w:rFonts w:cstheme="minorHAnsi"/>
+          <w:kern w:val="0"/>
+          <w:sz w:val="24"/>
+          <w:szCs w:val="24"/>
+          <w:highlight w:val="yellow"/>
+          <w:lang w:bidi="hi-IN"/>
+        </w:rPr>
+      </w:pPr>
+      <w:r>
+        <w:rPr>
+          <w:rFonts w:cstheme="minorHAnsi"/>
+          <w:noProof/>
+          <w:kern w:val="0"/>
+          <w:sz w:val="24"/>
+          <w:szCs w:val="24"/>
+          <w:highlight w:val="yellow"/>
+          <w:lang w:bidi="hi-IN"/>
+        </w:rPr>
+        <w:lastRenderedPageBreak/>
+        <w:drawing>
+          <wp:inline distT="0" distB="0" distL="0" distR="0" wp14:anchorId="52FD5365" wp14:editId="0540E511">
+            <wp:extent cx="3962400" cy="2973996"/>
+            <wp:effectExtent l="0" t="0" r="0" b="0"/>
+            <wp:docPr id="1054019479" name="Picture 2"/>
+            <wp:cNvGraphicFramePr>
+              <a:graphicFrameLocks xmlns:a="http://schemas.openxmlformats.org/drawingml/2006/main" noChangeAspect="1"/>
+            </wp:cNvGraphicFramePr>
+            <a:graphic xmlns:a="http://schemas.openxmlformats.org/drawingml/2006/main">
+              <a:graphicData uri="http://schemas.openxmlformats.org/drawingml/2006/picture">
+                <pic:pic xmlns:pic="http://schemas.openxmlformats.org/drawingml/2006/picture">
+                  <pic:nvPicPr>
+                    <pic:cNvPr id="0" name="Picture 2"/>
+                    <pic:cNvPicPr>
+                      <a:picLocks noChangeAspect="1" noChangeArrowheads="1"/>
+                    </pic:cNvPicPr>
+                  </pic:nvPicPr>
+                  <pic:blipFill>
+                    <a:blip r:embed="rId10">
+                      <a:extLst>
+                        <a:ext uri="{28A0092B-C50C-407E-A947-70E740481C1C}">
+                          <a14:useLocalDpi xmlns:a14="http://schemas.microsoft.com/office/drawing/2010/main" val="0"/>
+                        </a:ext>
+                      </a:extLst>
+                    </a:blip>
+                    <a:srcRect/>
+                    <a:stretch>
+                      <a:fillRect/>
+                    </a:stretch>
+                  </pic:blipFill>
+                  <pic:spPr bwMode="auto">
+                    <a:xfrm>
+                      <a:off x="0" y="0"/>
+                      <a:ext cx="3964885" cy="2975861"/>
+                    </a:xfrm>
+                    <a:prstGeom prst="rect">
+                      <a:avLst/>
+                    </a:prstGeom>
+                    <a:noFill/>
+                    <a:ln>
+                      <a:noFill/>
+                    </a:ln>
+                  </pic:spPr>
+                </pic:pic>
+              </a:graphicData>
+            </a:graphic>
+          </wp:inline>
+        </w:drawing>
+      </w:r>
+    </w:p>
+    <w:p>
+      <w:pPr>
+        <w:rPr>
+          <w:rFonts w:cstheme="minorHAnsi"/>
+          <w:kern w:val="0"/>
+          <w:sz w:val="24"/>
+          <w:szCs w:val="24"/>
+          <w:highlight w:val="yellow"/>
+          <w:lang w:bidi="hi-IN"/>
+        </w:rPr>
+      </w:pPr>
+    </w:p>
+    <w:p>
+      <w:pPr>
+        <w:rPr>
+          <w:rFonts w:cstheme="minorHAnsi"/>
+          <w:kern w:val="0"/>
+          <w:sz w:val="24"/>
+          <w:szCs w:val="24"/>
+          <w:highlight w:val="yellow"/>
+          <w:lang w:bidi="hi-IN"/>
+        </w:rPr>
+      </w:pPr>
       <w:r>
         <w:rPr>
           <w:rFonts w:cstheme="minorHAnsi"/>
@@ -11105,6 +11270,89 @@
         </w:rPr>
         <w:t xml:space="preserve"> – CAE FAR and FRR curve from artifacts/plots/kb_cae_far_frr_vs_threshold.png</w:t>
       </w:r>
+    </w:p>
+    <w:p>
+      <w:pPr>
+        <w:rPr>
+          <w:rFonts w:cstheme="minorHAnsi"/>
+          <w:kern w:val="0"/>
+          <w:sz w:val="24"/>
+          <w:szCs w:val="24"/>
+          <w:highlight w:val="yellow"/>
+          <w:lang w:bidi="hi-IN"/>
+        </w:rPr>
+      </w:pPr>
+    </w:p>
+    <w:p>
+      <w:pPr>
+        <w:rPr>
+          <w:rFonts w:cstheme="minorHAnsi"/>
+          <w:kern w:val="0"/>
+          <w:sz w:val="24"/>
+          <w:szCs w:val="24"/>
+          <w:highlight w:val="yellow"/>
+          <w:lang w:bidi="hi-IN"/>
+        </w:rPr>
+      </w:pPr>
+      <w:r>
+        <w:rPr>
+          <w:rFonts w:cstheme="minorHAnsi"/>
+          <w:noProof/>
+          <w:kern w:val="0"/>
+          <w:sz w:val="24"/>
+          <w:szCs w:val="24"/>
+          <w:highlight w:val="yellow"/>
+          <w:lang w:bidi="hi-IN"/>
+        </w:rPr>
+        <w:drawing>
+          <wp:inline distT="0" distB="0" distL="0" distR="0" wp14:anchorId="39B74B19" wp14:editId="2B24A8FC">
+            <wp:extent cx="3130550" cy="2349648"/>
+            <wp:effectExtent l="0" t="0" r="0" b="0"/>
+            <wp:docPr id="900122352" name="Picture 3"/>
+            <wp:cNvGraphicFramePr>
+              <a:graphicFrameLocks xmlns:a="http://schemas.openxmlformats.org/drawingml/2006/main" noChangeAspect="1"/>
+            </wp:cNvGraphicFramePr>
+            <a:graphic xmlns:a="http://schemas.openxmlformats.org/drawingml/2006/main">
+              <a:graphicData uri="http://schemas.openxmlformats.org/drawingml/2006/picture">
+                <pic:pic xmlns:pic="http://schemas.openxmlformats.org/drawingml/2006/picture">
+                  <pic:nvPicPr>
+                    <pic:cNvPr id="0" name="Picture 5"/>
+                    <pic:cNvPicPr>
+                      <a:picLocks noChangeAspect="1" noChangeArrowheads="1"/>
+                    </pic:cNvPicPr>
+                  </pic:nvPicPr>
+                  <pic:blipFill>
+                    <a:blip r:embed="rId11">
+                      <a:extLst>
+                        <a:ext uri="{28A0092B-C50C-407E-A947-70E740481C1C}">
+                          <a14:useLocalDpi xmlns:a14="http://schemas.microsoft.com/office/drawing/2010/main" val="0"/>
+                        </a:ext>
+                      </a:extLst>
+                    </a:blip>
+                    <a:srcRect/>
+                    <a:stretch>
+                      <a:fillRect/>
+                    </a:stretch>
+                  </pic:blipFill>
+                  <pic:spPr bwMode="auto">
+                    <a:xfrm>
+                      <a:off x="0" y="0"/>
+                      <a:ext cx="3138315" cy="2355476"/>
+                    </a:xfrm>
+                    <a:prstGeom prst="rect">
+                      <a:avLst/>
+                    </a:prstGeom>
+                    <a:noFill/>
+                    <a:ln>
+                      <a:noFill/>
+                    </a:ln>
+                  </pic:spPr>
+                </pic:pic>
+              </a:graphicData>
+            </a:graphic>
+          </wp:inline>
+        </w:drawing>
+      </w:r>
       <w:r>
         <w:rPr>
           <w:rFonts w:cstheme="minorHAnsi"/>
@@ -11140,6 +11388,104 @@
         </w:rPr>
         <w:t xml:space="preserve"> – CAE ROC curve from artifacts/plots/kb_cae_roc_curve.png</w:t>
       </w:r>
+    </w:p>
+    <w:p>
+      <w:pPr>
+        <w:rPr>
+          <w:rFonts w:cstheme="minorHAnsi"/>
+          <w:kern w:val="0"/>
+          <w:sz w:val="24"/>
+          <w:szCs w:val="24"/>
+          <w:highlight w:val="yellow"/>
+          <w:lang w:bidi="hi-IN"/>
+        </w:rPr>
+      </w:pPr>
+    </w:p>
+    <w:p>
+      <w:pPr>
+        <w:rPr>
+          <w:rFonts w:cstheme="minorHAnsi"/>
+          <w:kern w:val="0"/>
+          <w:sz w:val="24"/>
+          <w:szCs w:val="24"/>
+          <w:highlight w:val="yellow"/>
+          <w:lang w:bidi="hi-IN"/>
+        </w:rPr>
+      </w:pPr>
+      <w:r>
+        <w:rPr>
+          <w:rFonts w:cstheme="minorHAnsi"/>
+          <w:b/>
+          <w:bCs/>
+          <w:noProof/>
+          <w:kern w:val="0"/>
+          <w:sz w:val="24"/>
+          <w:szCs w:val="24"/>
+          <w:highlight w:val="yellow"/>
+          <w:lang w:bidi="hi-IN"/>
+        </w:rPr>
+        <w:lastRenderedPageBreak/>
+        <w:drawing>
+          <wp:inline distT="0" distB="0" distL="0" distR="0" wp14:anchorId="78F0AFA5" wp14:editId="448F3AF0">
+            <wp:extent cx="2597150" cy="1949302"/>
+            <wp:effectExtent l="0" t="0" r="0" b="0"/>
+            <wp:docPr id="400498409" name="Picture 4"/>
+            <wp:cNvGraphicFramePr>
+              <a:graphicFrameLocks xmlns:a="http://schemas.openxmlformats.org/drawingml/2006/main" noChangeAspect="1"/>
+            </wp:cNvGraphicFramePr>
+            <a:graphic xmlns:a="http://schemas.openxmlformats.org/drawingml/2006/main">
+              <a:graphicData uri="http://schemas.openxmlformats.org/drawingml/2006/picture">
+                <pic:pic xmlns:pic="http://schemas.openxmlformats.org/drawingml/2006/picture">
+                  <pic:nvPicPr>
+                    <pic:cNvPr id="0" name="Picture 6"/>
+                    <pic:cNvPicPr>
+                      <a:picLocks noChangeAspect="1" noChangeArrowheads="1"/>
+                    </pic:cNvPicPr>
+                  </pic:nvPicPr>
+                  <pic:blipFill>
+                    <a:blip r:embed="rId12">
+                      <a:extLst>
+                        <a:ext uri="{28A0092B-C50C-407E-A947-70E740481C1C}">
+                          <a14:useLocalDpi xmlns:a14="http://schemas.microsoft.com/office/drawing/2010/main" val="0"/>
+                        </a:ext>
+                      </a:extLst>
+                    </a:blip>
+                    <a:srcRect/>
+                    <a:stretch>
+                      <a:fillRect/>
+                    </a:stretch>
+                  </pic:blipFill>
+                  <pic:spPr bwMode="auto">
+                    <a:xfrm>
+                      <a:off x="0" y="0"/>
+                      <a:ext cx="2608935" cy="1958147"/>
+                    </a:xfrm>
+                    <a:prstGeom prst="rect">
+                      <a:avLst/>
+                    </a:prstGeom>
+                    <a:noFill/>
+                    <a:ln>
+                      <a:noFill/>
+                    </a:ln>
+                  </pic:spPr>
+                </pic:pic>
+              </a:graphicData>
+            </a:graphic>
+          </wp:inline>
+        </w:drawing>
+      </w:r>
+    </w:p>
+    <w:p>
+      <w:pPr>
+        <w:rPr>
+          <w:rFonts w:cstheme="minorHAnsi"/>
+          <w:kern w:val="0"/>
+          <w:sz w:val="24"/>
+          <w:szCs w:val="24"/>
+          <w:highlight w:val="yellow"/>
+          <w:lang w:bidi="hi-IN"/>
+        </w:rPr>
+      </w:pPr>
       <w:r>
         <w:rPr>
           <w:rFonts w:cstheme="minorHAnsi"/>
@@ -11807,7 +12153,6 @@
           <w:szCs w:val="24"/>
           <w:lang w:bidi="hi-IN"/>
         </w:rPr>
-        <w:lastRenderedPageBreak/>
         <w:t xml:space="preserve">The macro verification result was </w:t>
       </w:r>
       <w:r>
@@ -12137,6 +12482,7 @@
                 <w:szCs w:val="24"/>
                 <w:lang w:bidi="hi-IN"/>
               </w:rPr>
+              <w:lastRenderedPageBreak/>
               <w:t>Genuine windows per user</w:t>
             </w:r>
           </w:p>
@@ -12413,6 +12759,39 @@
           <w:kern w:val="0"/>
           <w:sz w:val="24"/>
           <w:szCs w:val="24"/>
+          <w:lang w:bidi="hi-IN"/>
+        </w:rPr>
+      </w:pPr>
+    </w:p>
+    <w:p>
+      <w:pPr>
+        <w:rPr>
+          <w:rFonts w:cstheme="minorHAnsi"/>
+          <w:kern w:val="0"/>
+          <w:sz w:val="24"/>
+          <w:szCs w:val="24"/>
+          <w:lang w:bidi="hi-IN"/>
+        </w:rPr>
+      </w:pPr>
+    </w:p>
+    <w:p>
+      <w:pPr>
+        <w:rPr>
+          <w:rFonts w:cstheme="minorHAnsi"/>
+          <w:kern w:val="0"/>
+          <w:sz w:val="24"/>
+          <w:szCs w:val="24"/>
+          <w:lang w:bidi="hi-IN"/>
+        </w:rPr>
+      </w:pPr>
+    </w:p>
+    <w:p>
+      <w:pPr>
+        <w:rPr>
+          <w:rFonts w:cstheme="minorHAnsi"/>
+          <w:kern w:val="0"/>
+          <w:sz w:val="24"/>
+          <w:szCs w:val="24"/>
           <w:highlight w:val="yellow"/>
           <w:lang w:bidi="hi-IN"/>
         </w:rPr>
@@ -12462,7 +12841,9 @@
           <w:lang w:bidi="hi-IN"/>
         </w:rPr>
       </w:pPr>
-      <w:r>
+    </w:p>
+    <w:p>
+      <w:pPr>
         <w:rPr>
           <w:rFonts w:cstheme="minorHAnsi"/>
           <w:kern w:val="0"/>
@@ -12471,6 +12852,64 @@
           <w:highlight w:val="yellow"/>
           <w:lang w:bidi="hi-IN"/>
         </w:rPr>
+      </w:pPr>
+    </w:p>
+    <w:p>
+      <w:pPr>
+        <w:rPr>
+          <w:rFonts w:cstheme="minorHAnsi"/>
+          <w:kern w:val="0"/>
+          <w:sz w:val="24"/>
+          <w:szCs w:val="24"/>
+          <w:highlight w:val="yellow"/>
+          <w:lang w:bidi="hi-IN"/>
+        </w:rPr>
+      </w:pPr>
+    </w:p>
+    <w:p>
+      <w:pPr>
+        <w:rPr>
+          <w:rFonts w:cstheme="minorHAnsi"/>
+          <w:kern w:val="0"/>
+          <w:sz w:val="24"/>
+          <w:szCs w:val="24"/>
+          <w:highlight w:val="yellow"/>
+          <w:lang w:bidi="hi-IN"/>
+        </w:rPr>
+      </w:pPr>
+    </w:p>
+    <w:p>
+      <w:pPr>
+        <w:rPr>
+          <w:rFonts w:cstheme="minorHAnsi"/>
+          <w:kern w:val="0"/>
+          <w:sz w:val="24"/>
+          <w:szCs w:val="24"/>
+          <w:highlight w:val="yellow"/>
+          <w:lang w:bidi="hi-IN"/>
+        </w:rPr>
+      </w:pPr>
+    </w:p>
+    <w:p>
+      <w:pPr>
+        <w:rPr>
+          <w:rFonts w:cstheme="minorHAnsi"/>
+          <w:kern w:val="0"/>
+          <w:sz w:val="24"/>
+          <w:szCs w:val="24"/>
+          <w:highlight w:val="yellow"/>
+          <w:lang w:bidi="hi-IN"/>
+        </w:rPr>
+      </w:pPr>
+      <w:r>
+        <w:rPr>
+          <w:rFonts w:cstheme="minorHAnsi"/>
+          <w:kern w:val="0"/>
+          <w:sz w:val="24"/>
+          <w:szCs w:val="24"/>
+          <w:highlight w:val="yellow"/>
+          <w:lang w:bidi="hi-IN"/>
+        </w:rPr>
         <w:t>Figure 4.6 – Keyboard SVM PR curve from artifacts/keyboard/kb_svm_pr.png</w:t>
       </w:r>
     </w:p>
@@ -12540,7 +12979,7 @@
           <w:szCs w:val="24"/>
           <w:lang w:bidi="hi-IN"/>
         </w:rPr>
-        <w:t xml:space="preserve">The held-out mouse evaluation shows that the mouse model is weaker than keyboard. The macro FAR is approximately 0.084, the macro FRR is approximately 0.750, and the macro verification-style accuracy is approximately 0.583. This means the model rejects many genuine mouse windows, even though the false acceptance rate is lower. In practice, this is </w:t>
+        <w:t xml:space="preserve">The held-out mouse evaluation shows that the mouse model is weaker than keyboard. The macro FAR is approximately 0.084, the macro FRR is approximately 0.750, and the macro </w:t>
       </w:r>
       <w:r>
         <w:rPr>
@@ -12551,7 +12990,7 @@
           <w:lang w:bidi="hi-IN"/>
         </w:rPr>
         <w:lastRenderedPageBreak/>
-        <w:t>not good enough for a direct LOCK decision. It is more useful as an extra behavioural signal that can support keyboard trust.</w:t>
+        <w:t>verification-style accuracy is approximately 0.583. This means the model rejects many genuine mouse windows, even though the false acceptance rate is lower. In practice, this is not good enough for a direct LOCK decision. It is more useful as an extra behavioural signal that can support keyboard trust.</w:t>
       </w:r>
     </w:p>
     <w:tbl>
@@ -13299,6 +13738,7 @@
         <w:rPr>
           <w:lang w:bidi="hi-IN"/>
         </w:rPr>
+        <w:lastRenderedPageBreak/>
         <w:t>4.4 Behavioural fusion and behavioural + face fusion</w:t>
       </w:r>
       <w:bookmarkEnd w:id="31"/>
@@ -13375,7 +13815,6 @@
                 <w:szCs w:val="24"/>
                 <w:lang w:bidi="hi-IN"/>
               </w:rPr>
-              <w:lastRenderedPageBreak/>
               <w:t>Signal</w:t>
             </w:r>
           </w:p>
@@ -14279,6 +14718,7 @@
           <w:szCs w:val="24"/>
           <w:lang w:bidi="hi-IN"/>
         </w:rPr>
+        <w:lastRenderedPageBreak/>
         <w:t>In the plot, the vertical dashed line marks the takeover point. Before this point, the trust for the claimed user stays in a moderate band. After the switch, the claimed-user trust drops sharply and remains close to the LOCK region for most of the attacker segment. This is the intended behaviour for a continuous authentication system: when the active typist changes, the enrolled-user trust should fall.</w:t>
       </w:r>
     </w:p>
@@ -14311,18 +14751,7 @@
           <w:szCs w:val="24"/>
           <w:lang w:bidi="hi-IN"/>
         </w:rPr>
-        <w:t xml:space="preserve">One important detail is how trust is defined in this figure. I plot trust for the claimed user, not generic maximum model confidence. If only maximum confidence is plotted, the graph </w:t>
-      </w:r>
-      <w:r>
-        <w:rPr>
-          <w:rFonts w:cstheme="minorHAnsi"/>
-          <w:kern w:val="0"/>
-          <w:sz w:val="24"/>
-          <w:szCs w:val="24"/>
-          <w:lang w:bidi="hi-IN"/>
-        </w:rPr>
-        <w:lastRenderedPageBreak/>
-        <w:t>can be misleading because the model may still be confident, but confident about the wrong user. With claimed-user trust, the takeover is visible as a direct drop.</w:t>
+        <w:t>One important detail is how trust is defined in this figure. I plot trust for the claimed user, not generic maximum model confidence. If only maximum confidence is plotted, the graph can be misleading because the model may still be confident, but confident about the wrong user. With claimed-user trust, the takeover is visible as a direct drop.</w:t>
       </w:r>
     </w:p>
     <w:p>
@@ -14609,7 +15038,115 @@
           <w:sz w:val="24"/>
           <w:szCs w:val="24"/>
         </w:rPr>
-        <w:t xml:space="preserve">If I check the objectives against the Chapter 4 evidence, the build objectives are mostly achieved. The system captures keyboard and mouse behaviour in short windows, scores </w:t>
+        <w:t>If I check the objectives against the Chapter 4 evidence, the build objectives are mostly achieved. The system captures keyboard and mouse behaviour in short windows, scores them using saved models, fuses the available signals, and shows changing trust values in the live monitor. The logging also works, so the result is not only a visual demo. I can point to time-series plots, trust histograms, action counts, takeover replay and labelled live-stream metrics as evidence.</w:t>
+      </w:r>
+    </w:p>
+    <w:p>
+      <w:pPr>
+        <w:rPr>
+          <w:rFonts w:cstheme="minorHAnsi"/>
+          <w:sz w:val="24"/>
+          <w:szCs w:val="24"/>
+        </w:rPr>
+      </w:pPr>
+    </w:p>
+    <w:p>
+      <w:pPr>
+        <w:rPr>
+          <w:rFonts w:cstheme="minorHAnsi"/>
+          <w:sz w:val="24"/>
+          <w:szCs w:val="24"/>
+        </w:rPr>
+      </w:pPr>
+      <w:r>
+        <w:rPr>
+          <w:rFonts w:cstheme="minorHAnsi"/>
+          <w:sz w:val="24"/>
+          <w:szCs w:val="24"/>
+        </w:rPr>
+        <w:t>The part that is only partly achieved is reliable usability and takeover sensitivity together. The keyboard SVM gives very low FAR, which is good for rejecting impostors, but its FRR is high, so many genuine windows are also treated as weak. Mouse is not strong enough alone either, because the held-out result has high FRR and mouse activity can be missing during normal use. The labelled live test showed a 95.5% genuine allow rate but only 56.2% takeover detection</w:t>
+      </w:r>
+      <w:r>
+        <w:rPr>
+          <w:rFonts w:cstheme="minorHAnsi"/>
+          <w:sz w:val="24"/>
+          <w:szCs w:val="24"/>
+        </w:rPr>
+        <w:t>.</w:t>
+      </w:r>
+      <w:r>
+        <w:t xml:space="preserve"> </w:t>
+      </w:r>
+      <w:r>
+        <w:rPr>
+          <w:rFonts w:cstheme="minorHAnsi"/>
+          <w:sz w:val="24"/>
+          <w:szCs w:val="24"/>
+        </w:rPr>
+        <w:t>So the prototype was stable in the recorded genuine live session, but takeover detection was still moderate.</w:t>
+      </w:r>
+      <w:r>
+        <w:rPr>
+          <w:rFonts w:cstheme="minorHAnsi"/>
+          <w:sz w:val="24"/>
+          <w:szCs w:val="24"/>
+        </w:rPr>
+        <w:t xml:space="preserve"> </w:t>
+      </w:r>
+      <w:r>
+        <w:rPr>
+          <w:rFonts w:cstheme="minorHAnsi"/>
+          <w:sz w:val="24"/>
+          <w:szCs w:val="24"/>
+        </w:rPr>
+        <w:t>This fits the wider security-usability trade-off discussed in continuous authentication research (Baig and Eskeland, 2021; Ryu et al., 2021).</w:t>
+      </w:r>
+    </w:p>
+    <w:p>
+      <w:pPr>
+        <w:pStyle w:val="Heading2"/>
+      </w:pPr>
+      <w:bookmarkStart w:id="36" w:name="_Toc217313037"/>
+      <w:r>
+        <w:t xml:space="preserve">5.2 </w:t>
+      </w:r>
+      <w:bookmarkEnd w:id="36"/>
+      <w:r>
+        <w:t>Keyboard: why SVM was used instead of CAE in the final runtime</w:t>
+      </w:r>
+    </w:p>
+    <w:p>
+      <w:pPr>
+        <w:rPr>
+          <w:rFonts w:cstheme="minorHAnsi"/>
+          <w:sz w:val="24"/>
+          <w:szCs w:val="24"/>
+        </w:rPr>
+      </w:pPr>
+      <w:r>
+        <w:rPr>
+          <w:rFonts w:cstheme="minorHAnsi"/>
+          <w:sz w:val="24"/>
+          <w:szCs w:val="24"/>
+        </w:rPr>
+        <w:t>The CAE baseline was attractive because it can be trained per user and used like a verification model. In my implementation, each user has an autoencoder trained on genuine windows only. The model then uses reconstruction residual and a user-specific threshold to decide whether a new window looks genuine or suspicious. This approach gave useful separation in the corrected evaluation, with EER around 0.164 and ROC AUC around 0.908. However, it also introduced extra operational complexity because each user needs a separate model and threshold. Noisy behavioural windows can also affect reliability, which is why careful preprocessing and outlier handling are important in keystroke authentication work (Ismail et al., 2024).</w:t>
+      </w:r>
+    </w:p>
+    <w:p>
+      <w:pPr>
+        <w:rPr>
+          <w:rFonts w:cstheme="minorHAnsi"/>
+          <w:sz w:val="24"/>
+          <w:szCs w:val="24"/>
+        </w:rPr>
+      </w:pPr>
+      <w:r>
+        <w:rPr>
+          <w:rFonts w:cstheme="minorHAnsi"/>
+          <w:sz w:val="24"/>
+          <w:szCs w:val="24"/>
+        </w:rPr>
+        <w:t xml:space="preserve">The SVM approach was easier to control in this project. It uses one global scaler and one global model trained across users. That reduces the number of moving parts during live runtime scoring. Keystroke dynamics surveys support timing-based features for authentication, but the decision to use this SVM path is mainly based on my implementation results and integration needs (Teh et al., 2013; Shanmugapriya and Padmavathi, 2009). The trade-off is still visible. The keyboard SVM achieved very low FAR, which is useful for rejecting impostors, but its FRR was high, so it was strict with genuine windows. Because of this, I do not treat keyboard as a final single gate. I use it as the strongest behavioural stream </w:t>
       </w:r>
       <w:r>
         <w:rPr>
@@ -14618,125 +15155,90 @@
           <w:szCs w:val="24"/>
         </w:rPr>
         <w:lastRenderedPageBreak/>
-        <w:t>them using saved models, fuses the available signals, and shows changing trust values in the live monitor. The logging also works, so the result is not only a visual demo. I can point to time-series plots, trust histograms, action counts, takeover replay and labelled live-stream metrics as evidence.</w:t>
-      </w:r>
-    </w:p>
-    <w:p>
-      <w:pPr>
-        <w:rPr>
-          <w:rFonts w:cstheme="minorHAnsi"/>
-          <w:sz w:val="24"/>
-          <w:szCs w:val="24"/>
-        </w:rPr>
-      </w:pPr>
-    </w:p>
-    <w:p>
-      <w:pPr>
-        <w:rPr>
-          <w:rFonts w:cstheme="minorHAnsi"/>
-          <w:sz w:val="24"/>
-          <w:szCs w:val="24"/>
-        </w:rPr>
-      </w:pPr>
-      <w:r>
-        <w:rPr>
-          <w:rFonts w:cstheme="minorHAnsi"/>
-          <w:sz w:val="24"/>
-          <w:szCs w:val="24"/>
-        </w:rPr>
-        <w:t>The part that is only partly achieved is reliable usability and takeover sensitivity together. The keyboard SVM gives very low FAR, which is good for rejecting impostors, but its FRR is high, so many genuine windows are also treated as weak. Mouse is not strong enough alone either, because the held-out result has high FRR and mouse activity can be missing during normal use. The labelled live test showed a 95.5% genuine allow rate but only 56.2% takeover detection</w:t>
-      </w:r>
-      <w:r>
-        <w:rPr>
-          <w:rFonts w:cstheme="minorHAnsi"/>
-          <w:sz w:val="24"/>
-          <w:szCs w:val="24"/>
-        </w:rPr>
-        <w:t>.</w:t>
-      </w:r>
-      <w:r>
-        <w:t xml:space="preserve"> </w:t>
-      </w:r>
-      <w:r>
-        <w:rPr>
-          <w:rFonts w:cstheme="minorHAnsi"/>
-          <w:sz w:val="24"/>
-          <w:szCs w:val="24"/>
-        </w:rPr>
-        <w:t>So the prototype was stable in the recorded genuine live session, but takeover detection was still moderate.</w:t>
-      </w:r>
-      <w:r>
-        <w:rPr>
-          <w:rFonts w:cstheme="minorHAnsi"/>
-          <w:sz w:val="24"/>
-          <w:szCs w:val="24"/>
-        </w:rPr>
-        <w:t xml:space="preserve"> </w:t>
-      </w:r>
-      <w:r>
-        <w:rPr>
-          <w:rFonts w:cstheme="minorHAnsi"/>
-          <w:sz w:val="24"/>
-          <w:szCs w:val="24"/>
-        </w:rPr>
-        <w:t>This fits the wider security-usability trade-off discussed in continuous authentication research (Baig and Eskeland, 2021; Ryu et al., 2021).</w:t>
-      </w:r>
+        <w:t>inside fusion. A one-class setup could be explored later, and one-class SVM work shows that modelling the genuine user separately is a possible direction (Eude and Chang, 2018).</w:t>
+      </w:r>
+    </w:p>
+    <w:p>
+      <w:pPr>
+        <w:rPr>
+          <w:rFonts w:cstheme="minorHAnsi"/>
+          <w:sz w:val="24"/>
+          <w:szCs w:val="24"/>
+        </w:rPr>
+      </w:pPr>
+    </w:p>
+    <w:p>
+      <w:pPr>
+        <w:rPr>
+          <w:rFonts w:cstheme="minorHAnsi"/>
+          <w:sz w:val="24"/>
+          <w:szCs w:val="24"/>
+        </w:rPr>
+      </w:pPr>
     </w:p>
     <w:p>
       <w:pPr>
         <w:pStyle w:val="Heading2"/>
       </w:pPr>
-      <w:bookmarkStart w:id="36" w:name="_Toc217313037"/>
-      <w:r>
-        <w:t xml:space="preserve">5.2 </w:t>
-      </w:r>
-      <w:bookmarkEnd w:id="36"/>
-      <w:r>
-        <w:t>Keyboard: why SVM was used instead of CAE in the final runtime</w:t>
-      </w:r>
-    </w:p>
-    <w:p>
-      <w:pPr>
-        <w:rPr>
-          <w:rFonts w:cstheme="minorHAnsi"/>
-          <w:sz w:val="24"/>
-          <w:szCs w:val="24"/>
-        </w:rPr>
-      </w:pPr>
-      <w:r>
-        <w:rPr>
-          <w:rFonts w:cstheme="minorHAnsi"/>
-          <w:sz w:val="24"/>
-          <w:szCs w:val="24"/>
-        </w:rPr>
-        <w:t>The CAE baseline was attractive because it can be trained per user and used like a verification model. In my implementation, each user has an autoencoder trained on genuine windows only. The model then uses reconstruction residual and a user-specific threshold to decide whether a new window looks genuine or suspicious. This approach gave useful separation in the corrected evaluation, with EER around 0.164 and ROC AUC around 0.908. However, it also introduced extra operational complexity because each user needs a separate model and threshold. Noisy behavioural windows can also affect reliability, which is why careful preprocessing and outlier handling are important in keystroke authentication work (Ismail et al., 2024).</w:t>
-      </w:r>
-    </w:p>
-    <w:p>
-      <w:pPr>
-        <w:rPr>
-          <w:rFonts w:cstheme="minorHAnsi"/>
-          <w:sz w:val="24"/>
-          <w:szCs w:val="24"/>
-        </w:rPr>
-      </w:pPr>
-      <w:r>
-        <w:rPr>
-          <w:rFonts w:cstheme="minorHAnsi"/>
-          <w:sz w:val="24"/>
-          <w:szCs w:val="24"/>
-        </w:rPr>
-        <w:t>The SVM approach was easier to control in this project. It uses one global scaler and one global model trained across users. That reduces the number of moving parts during live runtime scoring. Keystroke dynamics surveys support timing-based features for authentication, but the decision to use this SVM path is mainly based on my implementation results and integration needs (Teh et al., 2013; Shanmugapriya and Padmavathi, 2009). The trade-off is still visible. The keyboard SVM achieved very low FAR, which is useful for rejecting impostors, but its FRR was high, so it was strict with genuine windows. Because of this, I do not treat keyboard as a final single gate. I use it as the strongest behavioural stream inside fusion. A one-class setup could be explored later, and one-class SVM work shows that modelling the genuine user separately is a possible direction (Eude and Chang, 2018).</w:t>
-      </w:r>
-    </w:p>
-    <w:p>
-      <w:pPr>
-        <w:rPr>
-          <w:rFonts w:cstheme="minorHAnsi"/>
-          <w:sz w:val="24"/>
-          <w:szCs w:val="24"/>
-        </w:rPr>
-      </w:pPr>
+      <w:bookmarkStart w:id="37" w:name="_Toc217313038"/>
+      <w:r>
+        <w:t xml:space="preserve">5.3 </w:t>
+      </w:r>
+      <w:r>
+        <w:t>Mouse: why it is weaker alone and how it still helps in fusion</w:t>
+      </w:r>
+      <w:bookmarkEnd w:id="37"/>
+    </w:p>
+    <w:p>
+      <w:pPr>
+        <w:rPr>
+          <w:rFonts w:cstheme="minorHAnsi"/>
+          <w:sz w:val="24"/>
+          <w:szCs w:val="24"/>
+        </w:rPr>
+      </w:pPr>
+      <w:r>
+        <w:rPr>
+          <w:rFonts w:cstheme="minorHAnsi"/>
+          <w:sz w:val="24"/>
+          <w:szCs w:val="24"/>
+        </w:rPr>
+        <w:t>Mouse behaviour is weaker as a standalone signal in this project. The held-out mouse result had FAR around 0.084 but FRR around 0.750, which means many genuine mouse windows were rejected. This matches the practical issue with mouse dynamics: the signal depends strongly on whether the user is actively moving the pointer. If the user is reading, typing, or waiting for a page to load, there may be little useful mouse evidence.</w:t>
+      </w:r>
+    </w:p>
+    <w:p>
+      <w:pPr>
+        <w:rPr>
+          <w:rFonts w:cstheme="minorHAnsi"/>
+          <w:sz w:val="24"/>
+          <w:szCs w:val="24"/>
+        </w:rPr>
+      </w:pPr>
+      <w:r>
+        <w:rPr>
+          <w:rFonts w:cstheme="minorHAnsi"/>
+          <w:sz w:val="24"/>
+          <w:szCs w:val="24"/>
+        </w:rPr>
+        <w:t>This does not mean mouse is useless. It still helps as a support channel because it gives another behavioural view of the session. The mouse model uses movement features such as path length, speed, acceleration, jerk, direction changes and pause behaviour. Mouse dynamics work supports the idea that pointer behaviour can be used for authentication and anomaly detection, but the results also need to be interpreted carefully because the available interaction can vary by task and session (Khan et al., 2024; Almalki, Assery and Roy, 2021).</w:t>
+      </w:r>
+    </w:p>
+    <w:p>
+      <w:pPr>
+        <w:rPr>
+          <w:rFonts w:cstheme="minorHAnsi"/>
+          <w:sz w:val="24"/>
+          <w:szCs w:val="24"/>
+        </w:rPr>
+      </w:pPr>
+      <w:r>
+        <w:rPr>
+          <w:rFonts w:cstheme="minorHAnsi"/>
+          <w:sz w:val="24"/>
+          <w:szCs w:val="24"/>
+        </w:rPr>
+        <w:t>In the final prototype, I do not allow mouse to act as a standalone gatekeeper. Instead, mouse trust is fused with keyboard trust using a lower weight. This makes the system more cautious. If mouse evidence is present, it can support the behavioural trust score. If mouse evidence is missing or weak, the system should not immediately punish the user. This is why the backend uses short score holding and slow decay for missing mouse evidence.</w:t>
+      </w:r>
     </w:p>
     <w:p>
       <w:pPr>
@@ -14751,31 +15253,57 @@
       <w:pPr>
         <w:pStyle w:val="Heading2"/>
       </w:pPr>
-      <w:bookmarkStart w:id="37" w:name="_Toc217313038"/>
-      <w:r>
-        <w:t xml:space="preserve">5.3 </w:t>
-      </w:r>
-      <w:r>
-        <w:t>Mouse: why it is weaker alone and how it still helps in fusion</w:t>
-      </w:r>
-      <w:bookmarkEnd w:id="37"/>
-    </w:p>
-    <w:p>
-      <w:pPr>
-        <w:rPr>
-          <w:rFonts w:cstheme="minorHAnsi"/>
-          <w:sz w:val="24"/>
-          <w:szCs w:val="24"/>
-        </w:rPr>
-      </w:pPr>
-      <w:r>
-        <w:rPr>
-          <w:rFonts w:cstheme="minorHAnsi"/>
-          <w:sz w:val="24"/>
-          <w:szCs w:val="24"/>
-        </w:rPr>
-        <w:t xml:space="preserve">Mouse behaviour is weaker as a standalone signal in this project. The held-out mouse result had FAR around 0.084 but FRR around 0.750, which means many genuine mouse windows </w:t>
-      </w:r>
+      <w:bookmarkStart w:id="38" w:name="_Toc217313039"/>
+      <w:r>
+        <w:t xml:space="preserve">5.4 </w:t>
+      </w:r>
+      <w:bookmarkEnd w:id="38"/>
+      <w:r>
+        <w:t>Fusion and policy: value and limitations</w:t>
+      </w:r>
+    </w:p>
+    <w:p>
+      <w:pPr>
+        <w:rPr>
+          <w:rFonts w:cstheme="minorHAnsi"/>
+          <w:sz w:val="24"/>
+          <w:szCs w:val="24"/>
+        </w:rPr>
+      </w:pPr>
+      <w:r>
+        <w:rPr>
+          <w:rFonts w:cstheme="minorHAnsi"/>
+          <w:sz w:val="24"/>
+          <w:szCs w:val="24"/>
+        </w:rPr>
+        <w:t>Fusion and policy are needed because the single-channel results are not strong enough for a smooth continuous system. Keyboard is useful for rejecting impostors, but it is strict and rejects many genuine windows. Mouse is not strong enough alone either, because the held-out evaluation had high FRR and mouse evidence may be missing during normal use. Combining them is therefore a practical middle path. In my implementation, fusion is done using simple score-level rules with fixed weights. I did not use adaptive fusion because that would need more users, more sessions and stronger calibration evidence. I kept the logic transparent so the report can explain exactly what the system is doing.</w:t>
+      </w:r>
+    </w:p>
+    <w:p>
+      <w:pPr>
+        <w:rPr>
+          <w:rFonts w:cstheme="minorHAnsi"/>
+          <w:sz w:val="24"/>
+          <w:szCs w:val="24"/>
+        </w:rPr>
+      </w:pPr>
+      <w:r>
+        <w:rPr>
+          <w:rFonts w:cstheme="minorHAnsi"/>
+          <w:sz w:val="24"/>
+          <w:szCs w:val="24"/>
+        </w:rPr>
+        <w:t>The three-level policy also makes practical sense. If trust is clearly high, the session should stay in ALLOW. If trust is clearly low, LOCK is reasonable. The difficult part is the middle range, where the system is unsure. That is why STEP UP exists. It gives the prototype a safer middle action instead of jumping directly from allow to lock. This follows the general security-usability trade-off discussed in continuous authentication literature (Baig and Eskeland, 2021; Ryu et al., 2021).</w:t>
+      </w:r>
+    </w:p>
+    <w:p>
+      <w:pPr>
+        <w:rPr>
+          <w:rFonts w:cstheme="minorHAnsi"/>
+          <w:sz w:val="24"/>
+          <w:szCs w:val="24"/>
+        </w:rPr>
+      </w:pPr>
       <w:r>
         <w:rPr>
           <w:rFonts w:cstheme="minorHAnsi"/>
@@ -14783,41 +15311,7 @@
           <w:szCs w:val="24"/>
         </w:rPr>
         <w:lastRenderedPageBreak/>
-        <w:t>were rejected. This matches the practical issue with mouse dynamics: the signal depends strongly on whether the user is actively moving the pointer. If the user is reading, typing, or waiting for a page to load, there may be little useful mouse evidence.</w:t>
-      </w:r>
-    </w:p>
-    <w:p>
-      <w:pPr>
-        <w:rPr>
-          <w:rFonts w:cstheme="minorHAnsi"/>
-          <w:sz w:val="24"/>
-          <w:szCs w:val="24"/>
-        </w:rPr>
-      </w:pPr>
-      <w:r>
-        <w:rPr>
-          <w:rFonts w:cstheme="minorHAnsi"/>
-          <w:sz w:val="24"/>
-          <w:szCs w:val="24"/>
-        </w:rPr>
-        <w:t>This does not mean mouse is useless. It still helps as a support channel because it gives another behavioural view of the session. The mouse model uses movement features such as path length, speed, acceleration, jerk, direction changes and pause behaviour. Mouse dynamics work supports the idea that pointer behaviour can be used for authentication and anomaly detection, but the results also need to be interpreted carefully because the available interaction can vary by task and session (Khan et al., 2024; Almalki, Assery and Roy, 2021).</w:t>
-      </w:r>
-    </w:p>
-    <w:p>
-      <w:pPr>
-        <w:rPr>
-          <w:rFonts w:cstheme="minorHAnsi"/>
-          <w:sz w:val="24"/>
-          <w:szCs w:val="24"/>
-        </w:rPr>
-      </w:pPr>
-      <w:r>
-        <w:rPr>
-          <w:rFonts w:cstheme="minorHAnsi"/>
-          <w:sz w:val="24"/>
-          <w:szCs w:val="24"/>
-        </w:rPr>
-        <w:t>In the final prototype, I do not allow mouse to act as a standalone gatekeeper. Instead, mouse trust is fused with keyboard trust using a lower weight. This makes the system more cautious. If mouse evidence is present, it can support the behavioural trust score. If mouse evidence is missing or weak, the system should not immediately punish the user. This is why the backend uses short score holding and slow decay for missing mouse evidence.</w:t>
+        <w:t>The limitation is calibration. Small threshold changes can alter the number of STEP UP and LOCK events, especially when trust scores cluster near a boundary. Smoothing also changes behaviour. It reduces jitter, but it can delay takeover detection. The policy works as a prototype, but it would need proper calibration before real deployment.</w:t>
       </w:r>
     </w:p>
     <w:p>
@@ -14833,79 +15327,6 @@
       <w:pPr>
         <w:pStyle w:val="Heading2"/>
       </w:pPr>
-      <w:bookmarkStart w:id="38" w:name="_Toc217313039"/>
-      <w:r>
-        <w:t xml:space="preserve">5.4 </w:t>
-      </w:r>
-      <w:bookmarkEnd w:id="38"/>
-      <w:r>
-        <w:t>Fusion and policy: value and limitations</w:t>
-      </w:r>
-    </w:p>
-    <w:p>
-      <w:pPr>
-        <w:rPr>
-          <w:rFonts w:cstheme="minorHAnsi"/>
-          <w:sz w:val="24"/>
-          <w:szCs w:val="24"/>
-        </w:rPr>
-      </w:pPr>
-      <w:r>
-        <w:rPr>
-          <w:rFonts w:cstheme="minorHAnsi"/>
-          <w:sz w:val="24"/>
-          <w:szCs w:val="24"/>
-        </w:rPr>
-        <w:t>Fusion and policy are needed because the single-channel results are not strong enough for a smooth continuous system. Keyboard is useful for rejecting impostors, but it is strict and rejects many genuine windows. Mouse is not strong enough alone either, because the held-out evaluation had high FRR and mouse evidence may be missing during normal use. Combining them is therefore a practical middle path. In my implementation, fusion is done using simple score-level rules with fixed weights. I did not use adaptive fusion because that would need more users, more sessions and stronger calibration evidence. I kept the logic transparent so the report can explain exactly what the system is doing.</w:t>
-      </w:r>
-    </w:p>
-    <w:p>
-      <w:pPr>
-        <w:rPr>
-          <w:rFonts w:cstheme="minorHAnsi"/>
-          <w:sz w:val="24"/>
-          <w:szCs w:val="24"/>
-        </w:rPr>
-      </w:pPr>
-      <w:r>
-        <w:rPr>
-          <w:rFonts w:cstheme="minorHAnsi"/>
-          <w:sz w:val="24"/>
-          <w:szCs w:val="24"/>
-        </w:rPr>
-        <w:t>The three-level policy also makes practical sense. If trust is clearly high, the session should stay in ALLOW. If trust is clearly low, LOCK is reasonable. The difficult part is the middle range, where the system is unsure. That is why STEP UP exists. It gives the prototype a safer middle action instead of jumping directly from allow to lock. This follows the general security-usability trade-off discussed in continuous authentication literature (Baig and Eskeland, 2021; Ryu et al., 2021).</w:t>
-      </w:r>
-    </w:p>
-    <w:p>
-      <w:pPr>
-        <w:rPr>
-          <w:rFonts w:cstheme="minorHAnsi"/>
-          <w:sz w:val="24"/>
-          <w:szCs w:val="24"/>
-        </w:rPr>
-      </w:pPr>
-      <w:r>
-        <w:rPr>
-          <w:rFonts w:cstheme="minorHAnsi"/>
-          <w:sz w:val="24"/>
-          <w:szCs w:val="24"/>
-        </w:rPr>
-        <w:t>The limitation is calibration. Small threshold changes can alter the number of STEP UP and LOCK events, especially when trust scores cluster near a boundary. Smoothing also changes behaviour. It reduces jitter, but it can delay takeover detection. The policy works as a prototype, but it would need proper calibration before real deployment.</w:t>
-      </w:r>
-    </w:p>
-    <w:p>
-      <w:pPr>
-        <w:rPr>
-          <w:rFonts w:cstheme="minorHAnsi"/>
-          <w:sz w:val="24"/>
-          <w:szCs w:val="24"/>
-        </w:rPr>
-      </w:pPr>
-    </w:p>
-    <w:p>
-      <w:pPr>
-        <w:pStyle w:val="Heading2"/>
-      </w:pPr>
       <w:bookmarkStart w:id="39" w:name="_Toc217313040"/>
       <w:r>
         <w:t xml:space="preserve">5.5 </w:t>
@@ -14929,16 +15350,7 @@
           <w:sz w:val="24"/>
           <w:szCs w:val="24"/>
         </w:rPr>
-        <w:t xml:space="preserve">There are several limitations I must be open about. First is the impostor model. In offline evaluation, impostor windows are other users from the same dataset. This is a reasonable </w:t>
-      </w:r>
-      <w:r>
-        <w:rPr>
-          <w:rFonts w:cstheme="minorHAnsi"/>
-          <w:sz w:val="24"/>
-          <w:szCs w:val="24"/>
-        </w:rPr>
-        <w:lastRenderedPageBreak/>
-        <w:t xml:space="preserve">baseline, but it does not represent a skilled attacker who tries to mimic typing or uses automation. </w:t>
+        <w:t xml:space="preserve">There are several limitations I must be open about. First is the impostor model. In offline evaluation, impostor windows are other users from the same dataset. This is a reasonable baseline, but it does not represent a skilled attacker who tries to mimic typing or uses automation. </w:t>
       </w:r>
       <w:proofErr w:type="gramStart"/>
       <w:r>
@@ -15773,7 +16185,7 @@
         </w:rPr>
         <w:t xml:space="preserve">Available at: </w:t>
       </w:r>
-      <w:hyperlink r:id="rId9" w:history="1">
+      <w:hyperlink r:id="rId13" w:history="1">
         <w:r>
           <w:rPr>
             <w:rStyle w:val="Hyperlink"/>
@@ -15857,7 +16269,7 @@
         </w:rPr>
         <w:t xml:space="preserve">Available at: </w:t>
       </w:r>
-      <w:hyperlink r:id="rId10" w:history="1">
+      <w:hyperlink r:id="rId14" w:history="1">
         <w:r>
           <w:rPr>
             <w:rStyle w:val="Hyperlink"/>
@@ -15980,7 +16392,7 @@
         </w:rPr>
         <w:t xml:space="preserve">Available at: </w:t>
       </w:r>
-      <w:hyperlink r:id="rId11" w:history="1">
+      <w:hyperlink r:id="rId15" w:history="1">
         <w:r>
           <w:rPr>
             <w:rStyle w:val="Hyperlink"/>
@@ -16067,7 +16479,7 @@
         </w:rPr>
         <w:t xml:space="preserve">Available at: </w:t>
       </w:r>
-      <w:hyperlink r:id="rId12" w:history="1">
+      <w:hyperlink r:id="rId16" w:history="1">
         <w:r>
           <w:rPr>
             <w:rStyle w:val="Hyperlink"/>
@@ -16148,7 +16560,7 @@
         </w:rPr>
         <w:t xml:space="preserve">Available at: </w:t>
       </w:r>
-      <w:hyperlink r:id="rId13" w:history="1">
+      <w:hyperlink r:id="rId17" w:history="1">
         <w:r>
           <w:rPr>
             <w:rStyle w:val="Hyperlink"/>
@@ -16253,7 +16665,7 @@
         </w:rPr>
         <w:t xml:space="preserve">Available at: </w:t>
       </w:r>
-      <w:hyperlink r:id="rId14" w:history="1">
+      <w:hyperlink r:id="rId18" w:history="1">
         <w:r>
           <w:rPr>
             <w:rStyle w:val="Hyperlink"/>
@@ -16346,7 +16758,7 @@
         </w:rPr>
         <w:t xml:space="preserve">Available at: </w:t>
       </w:r>
-      <w:hyperlink r:id="rId15" w:history="1">
+      <w:hyperlink r:id="rId19" w:history="1">
         <w:r>
           <w:rPr>
             <w:rStyle w:val="Hyperlink"/>
@@ -16435,7 +16847,7 @@
         </w:rPr>
         <w:t xml:space="preserve">Available at: </w:t>
       </w:r>
-      <w:hyperlink r:id="rId16" w:history="1">
+      <w:hyperlink r:id="rId20" w:history="1">
         <w:r>
           <w:rPr>
             <w:rStyle w:val="Hyperlink"/>
@@ -16546,7 +16958,7 @@
         <w:lastRenderedPageBreak/>
         <w:t xml:space="preserve">Available at: </w:t>
       </w:r>
-      <w:hyperlink r:id="rId17" w:history="1">
+      <w:hyperlink r:id="rId21" w:history="1">
         <w:r>
           <w:rPr>
             <w:rStyle w:val="Hyperlink"/>
@@ -16633,7 +17045,7 @@
         </w:rPr>
         <w:t xml:space="preserve">Available at: </w:t>
       </w:r>
-      <w:hyperlink r:id="rId18" w:history="1">
+      <w:hyperlink r:id="rId22" w:history="1">
         <w:r>
           <w:rPr>
             <w:rStyle w:val="Hyperlink"/>
@@ -16711,7 +17123,7 @@
         </w:rPr>
         <w:t xml:space="preserve">Available at: </w:t>
       </w:r>
-      <w:hyperlink r:id="rId19" w:history="1">
+      <w:hyperlink r:id="rId23" w:history="1">
         <w:r>
           <w:rPr>
             <w:rStyle w:val="Hyperlink"/>
@@ -16789,7 +17201,7 @@
         </w:rPr>
         <w:t xml:space="preserve">Available at: </w:t>
       </w:r>
-      <w:hyperlink r:id="rId20" w:history="1">
+      <w:hyperlink r:id="rId24" w:history="1">
         <w:r>
           <w:rPr>
             <w:rStyle w:val="Hyperlink"/>
@@ -16883,7 +17295,7 @@
         </w:rPr>
         <w:t xml:space="preserve">Available at: </w:t>
       </w:r>
-      <w:hyperlink r:id="rId21" w:history="1">
+      <w:hyperlink r:id="rId25" w:history="1">
         <w:r>
           <w:rPr>
             <w:rStyle w:val="Hyperlink"/>
@@ -16988,7 +17400,7 @@
         </w:rPr>
         <w:t xml:space="preserve">Available at: </w:t>
       </w:r>
-      <w:hyperlink r:id="rId22" w:history="1">
+      <w:hyperlink r:id="rId26" w:history="1">
         <w:r>
           <w:rPr>
             <w:rStyle w:val="Hyperlink"/>
@@ -17073,7 +17485,7 @@
         </w:rPr>
         <w:t xml:space="preserve">Available at: </w:t>
       </w:r>
-      <w:hyperlink r:id="rId23" w:history="1">
+      <w:hyperlink r:id="rId27" w:history="1">
         <w:r>
           <w:rPr>
             <w:rStyle w:val="Hyperlink"/>
@@ -17169,7 +17581,7 @@
         </w:rPr>
         <w:t xml:space="preserve">Available at: </w:t>
       </w:r>
-      <w:hyperlink r:id="rId24" w:history="1">
+      <w:hyperlink r:id="rId28" w:history="1">
         <w:r>
           <w:rPr>
             <w:rStyle w:val="Hyperlink"/>
@@ -17279,7 +17691,7 @@
         </w:rPr>
         <w:t>at</w:t>
       </w:r>
-      <w:hyperlink r:id="rId25" w:history="1">
+      <w:hyperlink r:id="rId29" w:history="1">
         <w:r>
           <w:rPr>
             <w:rStyle w:val="Hyperlink"/>
@@ -17422,7 +17834,7 @@
         </w:rPr>
         <w:t xml:space="preserve">Available at: </w:t>
       </w:r>
-      <w:hyperlink r:id="rId26" w:history="1">
+      <w:hyperlink r:id="rId30" w:history="1">
         <w:r>
           <w:rPr>
             <w:rStyle w:val="Hyperlink"/>
@@ -17526,7 +17938,7 @@
         </w:rPr>
         <w:t xml:space="preserve">Available at: </w:t>
       </w:r>
-      <w:hyperlink r:id="rId27" w:history="1">
+      <w:hyperlink r:id="rId31" w:history="1">
         <w:r>
           <w:rPr>
             <w:rStyle w:val="Hyperlink"/>
@@ -17604,7 +18016,7 @@
         </w:rPr>
         <w:t xml:space="preserve">Available at: </w:t>
       </w:r>
-      <w:hyperlink r:id="rId28" w:history="1">
+      <w:hyperlink r:id="rId32" w:history="1">
         <w:r>
           <w:rPr>
             <w:rStyle w:val="Hyperlink"/>
@@ -17705,7 +18117,7 @@
         </w:rPr>
         <w:t xml:space="preserve">Available at: </w:t>
       </w:r>
-      <w:hyperlink r:id="rId29" w:tgtFrame="_blank" w:tooltip="DOI" w:history="1">
+      <w:hyperlink r:id="rId33" w:tgtFrame="_blank" w:tooltip="DOI" w:history="1">
         <w:r>
           <w:rPr>
             <w:rStyle w:val="Hyperlink"/>
@@ -17776,7 +18188,7 @@
         </w:rPr>
         <w:t xml:space="preserve">Available at: </w:t>
       </w:r>
-      <w:hyperlink r:id="rId30" w:history="1">
+      <w:hyperlink r:id="rId34" w:history="1">
         <w:r>
           <w:rPr>
             <w:rStyle w:val="Hyperlink"/>
@@ -17870,7 +18282,7 @@
         </w:rPr>
         <w:t xml:space="preserve">Available at: </w:t>
       </w:r>
-      <w:hyperlink r:id="rId31" w:history="1">
+      <w:hyperlink r:id="rId35" w:history="1">
         <w:r>
           <w:rPr>
             <w:rStyle w:val="Hyperlink"/>
@@ -17948,7 +18360,7 @@
         </w:rPr>
         <w:t xml:space="preserve">, 23(10), pp. 1499–1503. Available at: </w:t>
       </w:r>
-      <w:hyperlink r:id="rId32" w:history="1">
+      <w:hyperlink r:id="rId36" w:history="1">
         <w:r>
           <w:rPr>
             <w:rStyle w:val="Hyperlink"/>
@@ -18042,30 +18454,14 @@
         </w:rPr>
         <w:t xml:space="preserve">Available at: </w:t>
       </w:r>
-      <w:hyperlink r:id="rId33" w:history="1">
+      <w:hyperlink r:id="rId37" w:history="1">
         <w:r>
           <w:rPr>
             <w:rStyle w:val="Hyperlink"/>
             <w:sz w:val="24"/>
             <w:szCs w:val="24"/>
           </w:rPr>
-          <w:t>https://doi.org/10.32628/CSEIT</w:t>
-        </w:r>
-        <w:r>
-          <w:rPr>
-            <w:rStyle w:val="Hyperlink"/>
-            <w:sz w:val="24"/>
-            <w:szCs w:val="24"/>
-          </w:rPr>
-          <w:t>2</w:t>
-        </w:r>
-        <w:r>
-          <w:rPr>
-            <w:rStyle w:val="Hyperlink"/>
-            <w:sz w:val="24"/>
-            <w:szCs w:val="24"/>
-          </w:rPr>
-          <w:t>28248</w:t>
+          <w:t>https://doi.org/10.32628/CSEIT228248</w:t>
         </w:r>
       </w:hyperlink>
       <w:r>
@@ -18166,7 +18562,7 @@
         </w:rPr>
         <w:t xml:space="preserve"> </w:t>
       </w:r>
-      <w:hyperlink r:id="rId34" w:history="1">
+      <w:hyperlink r:id="rId38" w:history="1">
         <w:r>
           <w:rPr>
             <w:rStyle w:val="Hyperlink"/>
@@ -18267,7 +18663,7 @@
         </w:rPr>
         <w:t xml:space="preserve">Available at: </w:t>
       </w:r>
-      <w:hyperlink r:id="rId35" w:history="1">
+      <w:hyperlink r:id="rId39" w:history="1">
         <w:r>
           <w:rPr>
             <w:rStyle w:val="Hyperlink"/>
@@ -18370,7 +18766,7 @@
                     </pic:cNvPicPr>
                   </pic:nvPicPr>
                   <pic:blipFill rotWithShape="1">
-                    <a:blip r:embed="rId36">
+                    <a:blip r:embed="rId40">
                       <a:extLst>
                         <a:ext uri="{28A0092B-C50C-407E-A947-70E740481C1C}">
                           <a14:useLocalDpi xmlns:a14="http://schemas.microsoft.com/office/drawing/2010/main" val="0"/>
@@ -18480,7 +18876,7 @@
                     </pic:cNvPicPr>
                   </pic:nvPicPr>
                   <pic:blipFill rotWithShape="1">
-                    <a:blip r:embed="rId37">
+                    <a:blip r:embed="rId41">
                       <a:extLst>
                         <a:ext uri="{28A0092B-C50C-407E-A947-70E740481C1C}">
                           <a14:useLocalDpi xmlns:a14="http://schemas.microsoft.com/office/drawing/2010/main" val="0"/>
@@ -18738,7 +19134,7 @@
                     </pic:cNvPicPr>
                   </pic:nvPicPr>
                   <pic:blipFill rotWithShape="1">
-                    <a:blip r:embed="rId38">
+                    <a:blip r:embed="rId42">
                       <a:extLst>
                         <a:ext uri="{28A0092B-C50C-407E-A947-70E740481C1C}">
                           <a14:useLocalDpi xmlns:a14="http://schemas.microsoft.com/office/drawing/2010/main" val="0"/>
@@ -23712,7 +24108,7 @@
         </w:rPr>
         <w:t xml:space="preserve"> </w:t>
       </w:r>
-      <w:hyperlink r:id="rId39" w:history="1">
+      <w:hyperlink r:id="rId43" w:history="1">
         <w:r>
           <w:rPr>
             <w:rStyle w:val="Hyperlink"/>
@@ -23805,7 +24201,7 @@
         </w:rPr>
         <w:t xml:space="preserve"> </w:t>
       </w:r>
-      <w:hyperlink r:id="rId40" w:history="1">
+      <w:hyperlink r:id="rId44" w:history="1">
         <w:r>
           <w:rPr>
             <w:rStyle w:val="Hyperlink"/>
@@ -23884,7 +24280,7 @@
         </w:rPr>
         <w:t xml:space="preserve"> </w:t>
       </w:r>
-      <w:hyperlink r:id="rId41" w:history="1">
+      <w:hyperlink r:id="rId45" w:history="1">
         <w:r>
           <w:rPr>
             <w:rStyle w:val="Hyperlink"/>
@@ -23896,7 +24292,7 @@
       </w:hyperlink>
     </w:p>
     <w:sectPr>
-      <w:headerReference w:type="default" r:id="rId42"/>
+      <w:headerReference w:type="default" r:id="rId46"/>
       <w:pgSz w:w="11906" w:h="16838"/>
       <w:pgMar w:top="1440" w:right="1440" w:bottom="1440" w:left="1440" w:header="708" w:footer="708" w:gutter="0"/>
       <w:cols w:space="708"/>
@@ -28497,6 +28893,7 @@
   <w:style w:type="character" w:default="1" w:styleId="DefaultParagraphFont">
     <w:name w:val="Default Paragraph Font"/>
     <w:uiPriority w:val="1"/>
+    <w:semiHidden/>
     <w:unhideWhenUsed/>
   </w:style>
   <w:style w:type="table" w:default="1" w:styleId="TableNormal">

--- a/Dissertation_Report.docx
+++ b/Dissertation_Report.docx
@@ -12773,17 +12773,64 @@
           <w:lang w:bidi="hi-IN"/>
         </w:rPr>
       </w:pPr>
-    </w:p>
-    <w:p>
-      <w:pPr>
-        <w:rPr>
-          <w:rFonts w:cstheme="minorHAnsi"/>
+      <w:r>
+        <w:rPr>
+          <w:rFonts w:cstheme="minorHAnsi"/>
+          <w:noProof/>
           <w:kern w:val="0"/>
           <w:sz w:val="24"/>
           <w:szCs w:val="24"/>
           <w:lang w:bidi="hi-IN"/>
         </w:rPr>
-      </w:pPr>
+        <w:drawing>
+          <wp:inline distT="0" distB="0" distL="0" distR="0" wp14:anchorId="4FCD9961" wp14:editId="6AED9BE5">
+            <wp:extent cx="3200400" cy="3200400"/>
+            <wp:effectExtent l="0" t="0" r="0" b="0"/>
+            <wp:docPr id="1673735233" name="Picture 2"/>
+            <wp:cNvGraphicFramePr>
+              <a:graphicFrameLocks xmlns:a="http://schemas.openxmlformats.org/drawingml/2006/main" noChangeAspect="1"/>
+            </wp:cNvGraphicFramePr>
+            <a:graphic xmlns:a="http://schemas.openxmlformats.org/drawingml/2006/main">
+              <a:graphicData uri="http://schemas.openxmlformats.org/drawingml/2006/picture">
+                <pic:pic xmlns:pic="http://schemas.openxmlformats.org/drawingml/2006/picture">
+                  <pic:nvPicPr>
+                    <pic:cNvPr id="0" name="Picture 2"/>
+                    <pic:cNvPicPr>
+                      <a:picLocks noChangeAspect="1" noChangeArrowheads="1"/>
+                    </pic:cNvPicPr>
+                  </pic:nvPicPr>
+                  <pic:blipFill>
+                    <a:blip r:embed="rId13">
+                      <a:extLst>
+                        <a:ext uri="{28A0092B-C50C-407E-A947-70E740481C1C}">
+                          <a14:useLocalDpi xmlns:a14="http://schemas.microsoft.com/office/drawing/2010/main" val="0"/>
+                        </a:ext>
+                      </a:extLst>
+                    </a:blip>
+                    <a:srcRect/>
+                    <a:stretch>
+                      <a:fillRect/>
+                    </a:stretch>
+                  </pic:blipFill>
+                  <pic:spPr bwMode="auto">
+                    <a:xfrm>
+                      <a:off x="0" y="0"/>
+                      <a:ext cx="3200400" cy="3200400"/>
+                    </a:xfrm>
+                    <a:prstGeom prst="rect">
+                      <a:avLst/>
+                    </a:prstGeom>
+                    <a:noFill/>
+                    <a:ln>
+                      <a:noFill/>
+                    </a:ln>
+                  </pic:spPr>
+                </pic:pic>
+              </a:graphicData>
+            </a:graphic>
+          </wp:inline>
+        </w:drawing>
+      </w:r>
     </w:p>
     <w:p>
       <w:pPr>
@@ -12792,6 +12839,17 @@
           <w:kern w:val="0"/>
           <w:sz w:val="24"/>
           <w:szCs w:val="24"/>
+          <w:lang w:bidi="hi-IN"/>
+        </w:rPr>
+      </w:pPr>
+    </w:p>
+    <w:p>
+      <w:pPr>
+        <w:rPr>
+          <w:rFonts w:cstheme="minorHAnsi"/>
+          <w:kern w:val="0"/>
+          <w:sz w:val="24"/>
+          <w:szCs w:val="24"/>
           <w:highlight w:val="yellow"/>
           <w:lang w:bidi="hi-IN"/>
         </w:rPr>
@@ -12877,14 +12935,73 @@
           <w:lang w:bidi="hi-IN"/>
         </w:rPr>
       </w:pPr>
-    </w:p>
-    <w:p>
-      <w:pPr>
-        <w:rPr>
-          <w:rFonts w:cstheme="minorHAnsi"/>
+      <w:r>
+        <w:rPr>
+          <w:rFonts w:cstheme="minorHAnsi"/>
+          <w:noProof/>
           <w:kern w:val="0"/>
           <w:sz w:val="24"/>
           <w:szCs w:val="24"/>
+          <w:lang w:bidi="hi-IN"/>
+        </w:rPr>
+        <w:lastRenderedPageBreak/>
+        <w:drawing>
+          <wp:inline distT="0" distB="0" distL="0" distR="0" wp14:anchorId="7EE9B45E" wp14:editId="159D81B1">
+            <wp:extent cx="3035300" cy="1705610"/>
+            <wp:effectExtent l="0" t="0" r="0" b="8890"/>
+            <wp:docPr id="2064873882" name="Picture 3"/>
+            <wp:cNvGraphicFramePr>
+              <a:graphicFrameLocks xmlns:a="http://schemas.openxmlformats.org/drawingml/2006/main" noChangeAspect="1"/>
+            </wp:cNvGraphicFramePr>
+            <a:graphic xmlns:a="http://schemas.openxmlformats.org/drawingml/2006/main">
+              <a:graphicData uri="http://schemas.openxmlformats.org/drawingml/2006/picture">
+                <pic:pic xmlns:pic="http://schemas.openxmlformats.org/drawingml/2006/picture">
+                  <pic:nvPicPr>
+                    <pic:cNvPr id="0" name="Picture 3"/>
+                    <pic:cNvPicPr>
+                      <a:picLocks noChangeAspect="1" noChangeArrowheads="1"/>
+                    </pic:cNvPicPr>
+                  </pic:nvPicPr>
+                  <pic:blipFill>
+                    <a:blip r:embed="rId14">
+                      <a:extLst>
+                        <a:ext uri="{28A0092B-C50C-407E-A947-70E740481C1C}">
+                          <a14:useLocalDpi xmlns:a14="http://schemas.microsoft.com/office/drawing/2010/main" val="0"/>
+                        </a:ext>
+                      </a:extLst>
+                    </a:blip>
+                    <a:srcRect/>
+                    <a:stretch>
+                      <a:fillRect/>
+                    </a:stretch>
+                  </pic:blipFill>
+                  <pic:spPr bwMode="auto">
+                    <a:xfrm rot="10800000" flipH="1" flipV="1">
+                      <a:off x="0" y="0"/>
+                      <a:ext cx="3088974" cy="1735771"/>
+                    </a:xfrm>
+                    <a:prstGeom prst="rect">
+                      <a:avLst/>
+                    </a:prstGeom>
+                    <a:noFill/>
+                    <a:ln>
+                      <a:noFill/>
+                    </a:ln>
+                  </pic:spPr>
+                </pic:pic>
+              </a:graphicData>
+            </a:graphic>
+          </wp:inline>
+        </w:drawing>
+      </w:r>
+    </w:p>
+    <w:p>
+      <w:pPr>
+        <w:rPr>
+          <w:rFonts w:cstheme="minorHAnsi"/>
+          <w:kern w:val="0"/>
+          <w:sz w:val="24"/>
+          <w:szCs w:val="24"/>
           <w:highlight w:val="yellow"/>
           <w:lang w:bidi="hi-IN"/>
         </w:rPr>
@@ -12979,18 +13096,7 @@
           <w:szCs w:val="24"/>
           <w:lang w:bidi="hi-IN"/>
         </w:rPr>
-        <w:t xml:space="preserve">The held-out mouse evaluation shows that the mouse model is weaker than keyboard. The macro FAR is approximately 0.084, the macro FRR is approximately 0.750, and the macro </w:t>
-      </w:r>
-      <w:r>
-        <w:rPr>
-          <w:rFonts w:cstheme="minorHAnsi"/>
-          <w:kern w:val="0"/>
-          <w:sz w:val="24"/>
-          <w:szCs w:val="24"/>
-          <w:lang w:bidi="hi-IN"/>
-        </w:rPr>
-        <w:lastRenderedPageBreak/>
-        <w:t>verification-style accuracy is approximately 0.583. This means the model rejects many genuine mouse windows, even though the false acceptance rate is lower. In practice, this is not good enough for a direct LOCK decision. It is more useful as an extra behavioural signal that can support keyboard trust.</w:t>
+        <w:t>The held-out mouse evaluation shows that the mouse model is weaker than keyboard. The macro FAR is approximately 0.084, the macro FRR is approximately 0.750, and the macro verification-style accuracy is approximately 0.583. This means the model rejects many genuine mouse windows, even though the false acceptance rate is lower. In practice, this is not good enough for a direct LOCK decision. It is more useful as an extra behavioural signal that can support keyboard trust.</w:t>
       </w:r>
     </w:p>
     <w:tbl>
@@ -13554,7 +13660,9 @@
           <w:lang w:bidi="hi-IN"/>
         </w:rPr>
       </w:pPr>
-      <w:r>
+    </w:p>
+    <w:p>
+      <w:pPr>
         <w:rPr>
           <w:rFonts w:cstheme="minorHAnsi"/>
           <w:kern w:val="0"/>
@@ -13563,6 +13671,111 @@
           <w:highlight w:val="yellow"/>
           <w:lang w:bidi="hi-IN"/>
         </w:rPr>
+      </w:pPr>
+    </w:p>
+    <w:p>
+      <w:pPr>
+        <w:rPr>
+          <w:rFonts w:cstheme="minorHAnsi"/>
+          <w:kern w:val="0"/>
+          <w:sz w:val="24"/>
+          <w:szCs w:val="24"/>
+          <w:highlight w:val="yellow"/>
+          <w:lang w:bidi="hi-IN"/>
+        </w:rPr>
+      </w:pPr>
+    </w:p>
+    <w:p>
+      <w:pPr>
+        <w:rPr>
+          <w:rFonts w:cstheme="minorHAnsi"/>
+          <w:kern w:val="0"/>
+          <w:sz w:val="24"/>
+          <w:szCs w:val="24"/>
+          <w:highlight w:val="yellow"/>
+          <w:lang w:bidi="hi-IN"/>
+        </w:rPr>
+      </w:pPr>
+      <w:r>
+        <w:rPr>
+          <w:rFonts w:cstheme="minorHAnsi"/>
+          <w:noProof/>
+          <w:kern w:val="0"/>
+          <w:sz w:val="24"/>
+          <w:szCs w:val="24"/>
+          <w:highlight w:val="yellow"/>
+          <w:lang w:bidi="hi-IN"/>
+        </w:rPr>
+        <w:drawing>
+          <wp:inline distT="0" distB="0" distL="0" distR="0" wp14:anchorId="02EA168A" wp14:editId="72D21796">
+            <wp:extent cx="5727700" cy="4298950"/>
+            <wp:effectExtent l="0" t="0" r="6350" b="6350"/>
+            <wp:docPr id="1907179115" name="Picture 4"/>
+            <wp:cNvGraphicFramePr>
+              <a:graphicFrameLocks xmlns:a="http://schemas.openxmlformats.org/drawingml/2006/main" noChangeAspect="1"/>
+            </wp:cNvGraphicFramePr>
+            <a:graphic xmlns:a="http://schemas.openxmlformats.org/drawingml/2006/main">
+              <a:graphicData uri="http://schemas.openxmlformats.org/drawingml/2006/picture">
+                <pic:pic xmlns:pic="http://schemas.openxmlformats.org/drawingml/2006/picture">
+                  <pic:nvPicPr>
+                    <pic:cNvPr id="0" name="Picture 4"/>
+                    <pic:cNvPicPr>
+                      <a:picLocks noChangeAspect="1" noChangeArrowheads="1"/>
+                    </pic:cNvPicPr>
+                  </pic:nvPicPr>
+                  <pic:blipFill>
+                    <a:blip r:embed="rId15">
+                      <a:extLst>
+                        <a:ext uri="{28A0092B-C50C-407E-A947-70E740481C1C}">
+                          <a14:useLocalDpi xmlns:a14="http://schemas.microsoft.com/office/drawing/2010/main" val="0"/>
+                        </a:ext>
+                      </a:extLst>
+                    </a:blip>
+                    <a:srcRect/>
+                    <a:stretch>
+                      <a:fillRect/>
+                    </a:stretch>
+                  </pic:blipFill>
+                  <pic:spPr bwMode="auto">
+                    <a:xfrm>
+                      <a:off x="0" y="0"/>
+                      <a:ext cx="5727700" cy="4298950"/>
+                    </a:xfrm>
+                    <a:prstGeom prst="rect">
+                      <a:avLst/>
+                    </a:prstGeom>
+                    <a:noFill/>
+                    <a:ln>
+                      <a:noFill/>
+                    </a:ln>
+                  </pic:spPr>
+                </pic:pic>
+              </a:graphicData>
+            </a:graphic>
+          </wp:inline>
+        </w:drawing>
+      </w:r>
+    </w:p>
+    <w:p>
+      <w:pPr>
+        <w:rPr>
+          <w:rFonts w:cstheme="minorHAnsi"/>
+          <w:kern w:val="0"/>
+          <w:sz w:val="24"/>
+          <w:szCs w:val="24"/>
+          <w:highlight w:val="yellow"/>
+          <w:lang w:bidi="hi-IN"/>
+        </w:rPr>
+      </w:pPr>
+      <w:r>
+        <w:rPr>
+          <w:rFonts w:cstheme="minorHAnsi"/>
+          <w:kern w:val="0"/>
+          <w:sz w:val="24"/>
+          <w:szCs w:val="24"/>
+          <w:highlight w:val="yellow"/>
+          <w:lang w:bidi="hi-IN"/>
+        </w:rPr>
         <w:t>Figure 4.7 – Mouse SVM ROC curve from artifacts/mouse/mouse_roc.png</w:t>
       </w:r>
     </w:p>
@@ -13577,7 +13790,9 @@
           <w:lang w:bidi="hi-IN"/>
         </w:rPr>
       </w:pPr>
-      <w:r>
+    </w:p>
+    <w:p>
+      <w:pPr>
         <w:rPr>
           <w:rFonts w:cstheme="minorHAnsi"/>
           <w:kern w:val="0"/>
@@ -13586,6 +13801,111 @@
           <w:highlight w:val="yellow"/>
           <w:lang w:bidi="hi-IN"/>
         </w:rPr>
+      </w:pPr>
+      <w:r>
+        <w:rPr>
+          <w:rFonts w:cstheme="minorHAnsi"/>
+          <w:noProof/>
+          <w:kern w:val="0"/>
+          <w:sz w:val="24"/>
+          <w:szCs w:val="24"/>
+          <w:highlight w:val="yellow"/>
+          <w:lang w:bidi="hi-IN"/>
+        </w:rPr>
+        <w:drawing>
+          <wp:inline distT="0" distB="0" distL="0" distR="0" wp14:anchorId="1C073A84" wp14:editId="4358D119">
+            <wp:extent cx="3879850" cy="2912038"/>
+            <wp:effectExtent l="0" t="0" r="6350" b="3175"/>
+            <wp:docPr id="266736714" name="Picture 5"/>
+            <wp:cNvGraphicFramePr>
+              <a:graphicFrameLocks xmlns:a="http://schemas.openxmlformats.org/drawingml/2006/main" noChangeAspect="1"/>
+            </wp:cNvGraphicFramePr>
+            <a:graphic xmlns:a="http://schemas.openxmlformats.org/drawingml/2006/main">
+              <a:graphicData uri="http://schemas.openxmlformats.org/drawingml/2006/picture">
+                <pic:pic xmlns:pic="http://schemas.openxmlformats.org/drawingml/2006/picture">
+                  <pic:nvPicPr>
+                    <pic:cNvPr id="0" name="Picture 5"/>
+                    <pic:cNvPicPr>
+                      <a:picLocks noChangeAspect="1" noChangeArrowheads="1"/>
+                    </pic:cNvPicPr>
+                  </pic:nvPicPr>
+                  <pic:blipFill>
+                    <a:blip r:embed="rId16">
+                      <a:extLst>
+                        <a:ext uri="{28A0092B-C50C-407E-A947-70E740481C1C}">
+                          <a14:useLocalDpi xmlns:a14="http://schemas.microsoft.com/office/drawing/2010/main" val="0"/>
+                        </a:ext>
+                      </a:extLst>
+                    </a:blip>
+                    <a:srcRect/>
+                    <a:stretch>
+                      <a:fillRect/>
+                    </a:stretch>
+                  </pic:blipFill>
+                  <pic:spPr bwMode="auto">
+                    <a:xfrm>
+                      <a:off x="0" y="0"/>
+                      <a:ext cx="3883949" cy="2915115"/>
+                    </a:xfrm>
+                    <a:prstGeom prst="rect">
+                      <a:avLst/>
+                    </a:prstGeom>
+                    <a:noFill/>
+                    <a:ln>
+                      <a:noFill/>
+                    </a:ln>
+                  </pic:spPr>
+                </pic:pic>
+              </a:graphicData>
+            </a:graphic>
+          </wp:inline>
+        </w:drawing>
+      </w:r>
+    </w:p>
+    <w:p>
+      <w:pPr>
+        <w:rPr>
+          <w:rFonts w:cstheme="minorHAnsi"/>
+          <w:kern w:val="0"/>
+          <w:sz w:val="24"/>
+          <w:szCs w:val="24"/>
+          <w:highlight w:val="yellow"/>
+          <w:lang w:bidi="hi-IN"/>
+        </w:rPr>
+      </w:pPr>
+    </w:p>
+    <w:p>
+      <w:pPr>
+        <w:rPr>
+          <w:rFonts w:cstheme="minorHAnsi"/>
+          <w:kern w:val="0"/>
+          <w:sz w:val="24"/>
+          <w:szCs w:val="24"/>
+          <w:highlight w:val="yellow"/>
+          <w:lang w:bidi="hi-IN"/>
+        </w:rPr>
+      </w:pPr>
+    </w:p>
+    <w:p>
+      <w:pPr>
+        <w:rPr>
+          <w:rFonts w:cstheme="minorHAnsi"/>
+          <w:kern w:val="0"/>
+          <w:sz w:val="24"/>
+          <w:szCs w:val="24"/>
+          <w:highlight w:val="yellow"/>
+          <w:lang w:bidi="hi-IN"/>
+        </w:rPr>
+      </w:pPr>
+      <w:r>
+        <w:rPr>
+          <w:rFonts w:cstheme="minorHAnsi"/>
+          <w:kern w:val="0"/>
+          <w:sz w:val="24"/>
+          <w:szCs w:val="24"/>
+          <w:highlight w:val="yellow"/>
+          <w:lang w:bidi="hi-IN"/>
+        </w:rPr>
         <w:t>Figure 4.8 – Mouse SVM FAR and FRR curve from artifacts/mouse/mouse_far_frr.png</w:t>
       </w:r>
     </w:p>
@@ -13600,7 +13920,9 @@
           <w:lang w:bidi="hi-IN"/>
         </w:rPr>
       </w:pPr>
-      <w:r>
+    </w:p>
+    <w:p>
+      <w:pPr>
         <w:rPr>
           <w:rFonts w:cstheme="minorHAnsi"/>
           <w:kern w:val="0"/>
@@ -13609,6 +13931,171 @@
           <w:highlight w:val="yellow"/>
           <w:lang w:bidi="hi-IN"/>
         </w:rPr>
+      </w:pPr>
+    </w:p>
+    <w:p>
+      <w:pPr>
+        <w:rPr>
+          <w:rFonts w:cstheme="minorHAnsi"/>
+          <w:kern w:val="0"/>
+          <w:sz w:val="24"/>
+          <w:szCs w:val="24"/>
+          <w:highlight w:val="yellow"/>
+          <w:lang w:bidi="hi-IN"/>
+        </w:rPr>
+      </w:pPr>
+    </w:p>
+    <w:p>
+      <w:pPr>
+        <w:rPr>
+          <w:rFonts w:cstheme="minorHAnsi"/>
+          <w:kern w:val="0"/>
+          <w:sz w:val="24"/>
+          <w:szCs w:val="24"/>
+          <w:highlight w:val="yellow"/>
+          <w:lang w:bidi="hi-IN"/>
+        </w:rPr>
+      </w:pPr>
+    </w:p>
+    <w:p>
+      <w:pPr>
+        <w:rPr>
+          <w:rFonts w:cstheme="minorHAnsi"/>
+          <w:kern w:val="0"/>
+          <w:sz w:val="24"/>
+          <w:szCs w:val="24"/>
+          <w:highlight w:val="yellow"/>
+          <w:lang w:bidi="hi-IN"/>
+        </w:rPr>
+      </w:pPr>
+    </w:p>
+    <w:p>
+      <w:pPr>
+        <w:rPr>
+          <w:rFonts w:cstheme="minorHAnsi"/>
+          <w:kern w:val="0"/>
+          <w:sz w:val="24"/>
+          <w:szCs w:val="24"/>
+          <w:highlight w:val="yellow"/>
+          <w:lang w:bidi="hi-IN"/>
+        </w:rPr>
+      </w:pPr>
+    </w:p>
+    <w:p>
+      <w:pPr>
+        <w:rPr>
+          <w:rFonts w:cstheme="minorHAnsi"/>
+          <w:kern w:val="0"/>
+          <w:sz w:val="24"/>
+          <w:szCs w:val="24"/>
+          <w:highlight w:val="yellow"/>
+          <w:lang w:bidi="hi-IN"/>
+        </w:rPr>
+      </w:pPr>
+    </w:p>
+    <w:p>
+      <w:pPr>
+        <w:rPr>
+          <w:rFonts w:cstheme="minorHAnsi"/>
+          <w:kern w:val="0"/>
+          <w:sz w:val="24"/>
+          <w:szCs w:val="24"/>
+          <w:highlight w:val="yellow"/>
+          <w:lang w:bidi="hi-IN"/>
+        </w:rPr>
+      </w:pPr>
+      <w:r>
+        <w:rPr>
+          <w:rFonts w:cstheme="minorHAnsi"/>
+          <w:noProof/>
+          <w:kern w:val="0"/>
+          <w:sz w:val="24"/>
+          <w:szCs w:val="24"/>
+          <w:highlight w:val="yellow"/>
+          <w:lang w:bidi="hi-IN"/>
+        </w:rPr>
+        <w:drawing>
+          <wp:inline distT="0" distB="0" distL="0" distR="0" wp14:anchorId="61345F95" wp14:editId="425B84D1">
+            <wp:extent cx="5727700" cy="4298950"/>
+            <wp:effectExtent l="0" t="0" r="6350" b="6350"/>
+            <wp:docPr id="101206058" name="Picture 6"/>
+            <wp:cNvGraphicFramePr>
+              <a:graphicFrameLocks xmlns:a="http://schemas.openxmlformats.org/drawingml/2006/main" noChangeAspect="1"/>
+            </wp:cNvGraphicFramePr>
+            <a:graphic xmlns:a="http://schemas.openxmlformats.org/drawingml/2006/main">
+              <a:graphicData uri="http://schemas.openxmlformats.org/drawingml/2006/picture">
+                <pic:pic xmlns:pic="http://schemas.openxmlformats.org/drawingml/2006/picture">
+                  <pic:nvPicPr>
+                    <pic:cNvPr id="0" name="Picture 6"/>
+                    <pic:cNvPicPr>
+                      <a:picLocks noChangeAspect="1" noChangeArrowheads="1"/>
+                    </pic:cNvPicPr>
+                  </pic:nvPicPr>
+                  <pic:blipFill>
+                    <a:blip r:embed="rId17">
+                      <a:extLst>
+                        <a:ext uri="{28A0092B-C50C-407E-A947-70E740481C1C}">
+                          <a14:useLocalDpi xmlns:a14="http://schemas.microsoft.com/office/drawing/2010/main" val="0"/>
+                        </a:ext>
+                      </a:extLst>
+                    </a:blip>
+                    <a:srcRect/>
+                    <a:stretch>
+                      <a:fillRect/>
+                    </a:stretch>
+                  </pic:blipFill>
+                  <pic:spPr bwMode="auto">
+                    <a:xfrm>
+                      <a:off x="0" y="0"/>
+                      <a:ext cx="5727700" cy="4298950"/>
+                    </a:xfrm>
+                    <a:prstGeom prst="rect">
+                      <a:avLst/>
+                    </a:prstGeom>
+                    <a:noFill/>
+                    <a:ln>
+                      <a:noFill/>
+                    </a:ln>
+                  </pic:spPr>
+                </pic:pic>
+              </a:graphicData>
+            </a:graphic>
+          </wp:inline>
+        </w:drawing>
+      </w:r>
+    </w:p>
+    <w:p>
+      <w:pPr>
+        <w:rPr>
+          <w:rFonts w:cstheme="minorHAnsi"/>
+          <w:kern w:val="0"/>
+          <w:sz w:val="24"/>
+          <w:szCs w:val="24"/>
+          <w:highlight w:val="yellow"/>
+          <w:lang w:bidi="hi-IN"/>
+        </w:rPr>
+      </w:pPr>
+    </w:p>
+    <w:p>
+      <w:pPr>
+        <w:rPr>
+          <w:rFonts w:cstheme="minorHAnsi"/>
+          <w:kern w:val="0"/>
+          <w:sz w:val="24"/>
+          <w:szCs w:val="24"/>
+          <w:highlight w:val="yellow"/>
+          <w:lang w:bidi="hi-IN"/>
+        </w:rPr>
+      </w:pPr>
+      <w:r>
+        <w:rPr>
+          <w:rFonts w:cstheme="minorHAnsi"/>
+          <w:kern w:val="0"/>
+          <w:sz w:val="24"/>
+          <w:szCs w:val="24"/>
+          <w:highlight w:val="yellow"/>
+          <w:lang w:bidi="hi-IN"/>
+        </w:rPr>
         <w:t>Figure 4.9 – Mouse SVM score histograms from artifacts/mouse/mouse_hist.png</w:t>
       </w:r>
     </w:p>
@@ -13623,7 +14110,9 @@
           <w:lang w:bidi="hi-IN"/>
         </w:rPr>
       </w:pPr>
-      <w:r>
+    </w:p>
+    <w:p>
+      <w:pPr>
         <w:rPr>
           <w:rFonts w:cstheme="minorHAnsi"/>
           <w:kern w:val="0"/>
@@ -13632,6 +14121,124 @@
           <w:highlight w:val="yellow"/>
           <w:lang w:bidi="hi-IN"/>
         </w:rPr>
+      </w:pPr>
+    </w:p>
+    <w:p>
+      <w:pPr>
+        <w:rPr>
+          <w:rFonts w:cstheme="minorHAnsi"/>
+          <w:kern w:val="0"/>
+          <w:sz w:val="24"/>
+          <w:szCs w:val="24"/>
+          <w:highlight w:val="yellow"/>
+          <w:lang w:bidi="hi-IN"/>
+        </w:rPr>
+      </w:pPr>
+    </w:p>
+    <w:p>
+      <w:pPr>
+        <w:rPr>
+          <w:rFonts w:cstheme="minorHAnsi"/>
+          <w:kern w:val="0"/>
+          <w:sz w:val="24"/>
+          <w:szCs w:val="24"/>
+          <w:highlight w:val="yellow"/>
+          <w:lang w:bidi="hi-IN"/>
+        </w:rPr>
+      </w:pPr>
+    </w:p>
+    <w:p>
+      <w:pPr>
+        <w:rPr>
+          <w:rFonts w:cstheme="minorHAnsi"/>
+          <w:kern w:val="0"/>
+          <w:sz w:val="24"/>
+          <w:szCs w:val="24"/>
+          <w:highlight w:val="yellow"/>
+          <w:lang w:bidi="hi-IN"/>
+        </w:rPr>
+      </w:pPr>
+      <w:r>
+        <w:rPr>
+          <w:rFonts w:cstheme="minorHAnsi"/>
+          <w:noProof/>
+          <w:kern w:val="0"/>
+          <w:sz w:val="24"/>
+          <w:szCs w:val="24"/>
+          <w:highlight w:val="yellow"/>
+          <w:lang w:bidi="hi-IN"/>
+        </w:rPr>
+        <w:lastRenderedPageBreak/>
+        <w:drawing>
+          <wp:inline distT="0" distB="0" distL="0" distR="0" wp14:anchorId="26144B75" wp14:editId="0EF8C4DD">
+            <wp:extent cx="3657600" cy="3657600"/>
+            <wp:effectExtent l="0" t="0" r="0" b="0"/>
+            <wp:docPr id="207007594" name="Picture 7"/>
+            <wp:cNvGraphicFramePr>
+              <a:graphicFrameLocks xmlns:a="http://schemas.openxmlformats.org/drawingml/2006/main" noChangeAspect="1"/>
+            </wp:cNvGraphicFramePr>
+            <a:graphic xmlns:a="http://schemas.openxmlformats.org/drawingml/2006/main">
+              <a:graphicData uri="http://schemas.openxmlformats.org/drawingml/2006/picture">
+                <pic:pic xmlns:pic="http://schemas.openxmlformats.org/drawingml/2006/picture">
+                  <pic:nvPicPr>
+                    <pic:cNvPr id="0" name="Picture 7"/>
+                    <pic:cNvPicPr>
+                      <a:picLocks noChangeAspect="1" noChangeArrowheads="1"/>
+                    </pic:cNvPicPr>
+                  </pic:nvPicPr>
+                  <pic:blipFill>
+                    <a:blip r:embed="rId18">
+                      <a:extLst>
+                        <a:ext uri="{28A0092B-C50C-407E-A947-70E740481C1C}">
+                          <a14:useLocalDpi xmlns:a14="http://schemas.microsoft.com/office/drawing/2010/main" val="0"/>
+                        </a:ext>
+                      </a:extLst>
+                    </a:blip>
+                    <a:srcRect/>
+                    <a:stretch>
+                      <a:fillRect/>
+                    </a:stretch>
+                  </pic:blipFill>
+                  <pic:spPr bwMode="auto">
+                    <a:xfrm>
+                      <a:off x="0" y="0"/>
+                      <a:ext cx="3657600" cy="3657600"/>
+                    </a:xfrm>
+                    <a:prstGeom prst="rect">
+                      <a:avLst/>
+                    </a:prstGeom>
+                    <a:noFill/>
+                    <a:ln>
+                      <a:noFill/>
+                    </a:ln>
+                  </pic:spPr>
+                </pic:pic>
+              </a:graphicData>
+            </a:graphic>
+          </wp:inline>
+        </w:drawing>
+      </w:r>
+    </w:p>
+    <w:p>
+      <w:pPr>
+        <w:rPr>
+          <w:rFonts w:cstheme="minorHAnsi"/>
+          <w:kern w:val="0"/>
+          <w:sz w:val="24"/>
+          <w:szCs w:val="24"/>
+          <w:highlight w:val="yellow"/>
+          <w:lang w:bidi="hi-IN"/>
+        </w:rPr>
+      </w:pPr>
+      <w:r>
+        <w:rPr>
+          <w:rFonts w:cstheme="minorHAnsi"/>
+          <w:kern w:val="0"/>
+          <w:sz w:val="24"/>
+          <w:szCs w:val="24"/>
+          <w:highlight w:val="yellow"/>
+          <w:lang w:bidi="hi-IN"/>
+        </w:rPr>
         <w:t>Figure 4.10 – Mouse SVM confusion matrix from artifacts/mouse/mouse_svm_confusion.png</w:t>
       </w:r>
     </w:p>
@@ -13642,9 +14249,153 @@
           <w:kern w:val="0"/>
           <w:sz w:val="24"/>
           <w:szCs w:val="24"/>
-          <w:lang w:bidi="hi-IN"/>
-        </w:rPr>
-      </w:pPr>
+          <w:highlight w:val="yellow"/>
+          <w:lang w:bidi="hi-IN"/>
+        </w:rPr>
+      </w:pPr>
+    </w:p>
+    <w:p>
+      <w:pPr>
+        <w:rPr>
+          <w:rFonts w:cstheme="minorHAnsi"/>
+          <w:kern w:val="0"/>
+          <w:sz w:val="24"/>
+          <w:szCs w:val="24"/>
+          <w:highlight w:val="yellow"/>
+          <w:lang w:bidi="hi-IN"/>
+        </w:rPr>
+      </w:pPr>
+    </w:p>
+    <w:p>
+      <w:pPr>
+        <w:rPr>
+          <w:rFonts w:cstheme="minorHAnsi"/>
+          <w:kern w:val="0"/>
+          <w:sz w:val="24"/>
+          <w:szCs w:val="24"/>
+          <w:highlight w:val="yellow"/>
+          <w:lang w:bidi="hi-IN"/>
+        </w:rPr>
+      </w:pPr>
+    </w:p>
+    <w:p>
+      <w:pPr>
+        <w:rPr>
+          <w:rFonts w:cstheme="minorHAnsi"/>
+          <w:kern w:val="0"/>
+          <w:sz w:val="24"/>
+          <w:szCs w:val="24"/>
+          <w:highlight w:val="yellow"/>
+          <w:lang w:bidi="hi-IN"/>
+        </w:rPr>
+      </w:pPr>
+    </w:p>
+    <w:p>
+      <w:pPr>
+        <w:rPr>
+          <w:rFonts w:cstheme="minorHAnsi"/>
+          <w:kern w:val="0"/>
+          <w:sz w:val="24"/>
+          <w:szCs w:val="24"/>
+          <w:highlight w:val="yellow"/>
+          <w:lang w:bidi="hi-IN"/>
+        </w:rPr>
+      </w:pPr>
+    </w:p>
+    <w:p>
+      <w:pPr>
+        <w:rPr>
+          <w:rFonts w:cstheme="minorHAnsi"/>
+          <w:kern w:val="0"/>
+          <w:sz w:val="24"/>
+          <w:szCs w:val="24"/>
+          <w:highlight w:val="yellow"/>
+          <w:lang w:bidi="hi-IN"/>
+        </w:rPr>
+      </w:pPr>
+    </w:p>
+    <w:p>
+      <w:pPr>
+        <w:rPr>
+          <w:rFonts w:cstheme="minorHAnsi"/>
+          <w:kern w:val="0"/>
+          <w:sz w:val="24"/>
+          <w:szCs w:val="24"/>
+          <w:highlight w:val="yellow"/>
+          <w:lang w:bidi="hi-IN"/>
+        </w:rPr>
+      </w:pPr>
+    </w:p>
+    <w:p>
+      <w:pPr>
+        <w:rPr>
+          <w:rFonts w:cstheme="minorHAnsi"/>
+          <w:kern w:val="0"/>
+          <w:sz w:val="24"/>
+          <w:szCs w:val="24"/>
+          <w:lang w:bidi="hi-IN"/>
+        </w:rPr>
+      </w:pPr>
+      <w:r>
+        <w:rPr>
+          <w:rFonts w:cstheme="minorHAnsi"/>
+          <w:noProof/>
+          <w:kern w:val="0"/>
+          <w:sz w:val="24"/>
+          <w:szCs w:val="24"/>
+          <w:highlight w:val="yellow"/>
+          <w:lang w:bidi="hi-IN"/>
+        </w:rPr>
+        <w:lastRenderedPageBreak/>
+        <w:drawing>
+          <wp:inline distT="0" distB="0" distL="0" distR="0" wp14:anchorId="6E474CE6" wp14:editId="18E826C4">
+            <wp:extent cx="5486400" cy="3657600"/>
+            <wp:effectExtent l="0" t="0" r="0" b="0"/>
+            <wp:docPr id="1345303888" name="Picture 8"/>
+            <wp:cNvGraphicFramePr>
+              <a:graphicFrameLocks xmlns:a="http://schemas.openxmlformats.org/drawingml/2006/main" noChangeAspect="1"/>
+            </wp:cNvGraphicFramePr>
+            <a:graphic xmlns:a="http://schemas.openxmlformats.org/drawingml/2006/main">
+              <a:graphicData uri="http://schemas.openxmlformats.org/drawingml/2006/picture">
+                <pic:pic xmlns:pic="http://schemas.openxmlformats.org/drawingml/2006/picture">
+                  <pic:nvPicPr>
+                    <pic:cNvPr id="0" name="Picture 8"/>
+                    <pic:cNvPicPr>
+                      <a:picLocks noChangeAspect="1" noChangeArrowheads="1"/>
+                    </pic:cNvPicPr>
+                  </pic:nvPicPr>
+                  <pic:blipFill>
+                    <a:blip r:embed="rId19">
+                      <a:extLst>
+                        <a:ext uri="{28A0092B-C50C-407E-A947-70E740481C1C}">
+                          <a14:useLocalDpi xmlns:a14="http://schemas.microsoft.com/office/drawing/2010/main" val="0"/>
+                        </a:ext>
+                      </a:extLst>
+                    </a:blip>
+                    <a:srcRect/>
+                    <a:stretch>
+                      <a:fillRect/>
+                    </a:stretch>
+                  </pic:blipFill>
+                  <pic:spPr bwMode="auto">
+                    <a:xfrm>
+                      <a:off x="0" y="0"/>
+                      <a:ext cx="5486400" cy="3657600"/>
+                    </a:xfrm>
+                    <a:prstGeom prst="rect">
+                      <a:avLst/>
+                    </a:prstGeom>
+                    <a:noFill/>
+                    <a:ln>
+                      <a:noFill/>
+                    </a:ln>
+                  </pic:spPr>
+                </pic:pic>
+              </a:graphicData>
+            </a:graphic>
+          </wp:inline>
+        </w:drawing>
+      </w:r>
       <w:r>
         <w:rPr>
           <w:rFonts w:cstheme="minorHAnsi"/>
@@ -13761,6 +14512,64 @@
         </w:rPr>
       </w:pPr>
       <w:bookmarkStart w:id="32" w:name="_Toc217313033"/>
+      <w:r>
+        <w:rPr>
+          <w:b w:val="0"/>
+          <w:bCs/>
+          <w:noProof/>
+          <w:sz w:val="24"/>
+          <w:szCs w:val="24"/>
+          <w:lang w:bidi="hi-IN"/>
+        </w:rPr>
+        <w:drawing>
+          <wp:inline distT="0" distB="0" distL="0" distR="0" wp14:anchorId="2F336945" wp14:editId="40AFAD2B">
+            <wp:extent cx="3657600" cy="3657600"/>
+            <wp:effectExtent l="0" t="0" r="0" b="0"/>
+            <wp:docPr id="1548330299" name="Picture 1"/>
+            <wp:cNvGraphicFramePr>
+              <a:graphicFrameLocks xmlns:a="http://schemas.openxmlformats.org/drawingml/2006/main" noChangeAspect="1"/>
+            </wp:cNvGraphicFramePr>
+            <a:graphic xmlns:a="http://schemas.openxmlformats.org/drawingml/2006/main">
+              <a:graphicData uri="http://schemas.openxmlformats.org/drawingml/2006/picture">
+                <pic:pic xmlns:pic="http://schemas.openxmlformats.org/drawingml/2006/picture">
+                  <pic:nvPicPr>
+                    <pic:cNvPr id="0" name="Picture 1"/>
+                    <pic:cNvPicPr>
+                      <a:picLocks noChangeAspect="1" noChangeArrowheads="1"/>
+                    </pic:cNvPicPr>
+                  </pic:nvPicPr>
+                  <pic:blipFill>
+                    <a:blip r:embed="rId13">
+                      <a:extLst>
+                        <a:ext uri="{28A0092B-C50C-407E-A947-70E740481C1C}">
+                          <a14:useLocalDpi xmlns:a14="http://schemas.microsoft.com/office/drawing/2010/main" val="0"/>
+                        </a:ext>
+                      </a:extLst>
+                    </a:blip>
+                    <a:srcRect/>
+                    <a:stretch>
+                      <a:fillRect/>
+                    </a:stretch>
+                  </pic:blipFill>
+                  <pic:spPr bwMode="auto">
+                    <a:xfrm>
+                      <a:off x="0" y="0"/>
+                      <a:ext cx="3657600" cy="3657600"/>
+                    </a:xfrm>
+                    <a:prstGeom prst="rect">
+                      <a:avLst/>
+                    </a:prstGeom>
+                    <a:noFill/>
+                    <a:ln>
+                      <a:noFill/>
+                    </a:ln>
+                  </pic:spPr>
+                </pic:pic>
+              </a:graphicData>
+            </a:graphic>
+          </wp:inline>
+        </w:drawing>
+      </w:r>
       <w:r>
         <w:rPr>
           <w:b w:val="0"/>
@@ -13815,6 +14624,7 @@
                 <w:szCs w:val="24"/>
                 <w:lang w:bidi="hi-IN"/>
               </w:rPr>
+              <w:lastRenderedPageBreak/>
               <w:t>Signal</w:t>
             </w:r>
           </w:p>
@@ -14596,6 +15406,116 @@
     </w:p>
     <w:p>
       <w:pPr>
+        <w:pStyle w:val="NoSpacing"/>
+        <w:rPr>
+          <w:lang w:bidi="hi-IN"/>
+        </w:rPr>
+      </w:pPr>
+    </w:p>
+    <w:p>
+      <w:pPr>
+        <w:pStyle w:val="NoSpacing"/>
+        <w:rPr>
+          <w:lang w:bidi="hi-IN"/>
+        </w:rPr>
+      </w:pPr>
+    </w:p>
+    <w:p>
+      <w:pPr>
+        <w:pStyle w:val="NoSpacing"/>
+        <w:rPr>
+          <w:lang w:bidi="hi-IN"/>
+        </w:rPr>
+      </w:pPr>
+    </w:p>
+    <w:p>
+      <w:pPr>
+        <w:pStyle w:val="NoSpacing"/>
+        <w:rPr>
+          <w:lang w:bidi="hi-IN"/>
+        </w:rPr>
+      </w:pPr>
+    </w:p>
+    <w:p>
+      <w:pPr>
+        <w:pStyle w:val="NoSpacing"/>
+        <w:rPr>
+          <w:lang w:bidi="hi-IN"/>
+        </w:rPr>
+      </w:pPr>
+    </w:p>
+    <w:p>
+      <w:pPr>
+        <w:pStyle w:val="NoSpacing"/>
+        <w:rPr>
+          <w:lang w:bidi="hi-IN"/>
+        </w:rPr>
+      </w:pPr>
+    </w:p>
+    <w:p>
+      <w:pPr>
+        <w:pStyle w:val="NoSpacing"/>
+        <w:rPr>
+          <w:lang w:bidi="hi-IN"/>
+        </w:rPr>
+      </w:pPr>
+      <w:r>
+        <w:rPr>
+          <w:noProof/>
+          <w:lang w:bidi="hi-IN"/>
+        </w:rPr>
+        <w:drawing>
+          <wp:inline distT="0" distB="0" distL="0" distR="0" wp14:anchorId="76BFA1AF" wp14:editId="18E8551C">
+            <wp:extent cx="5727700" cy="3181350"/>
+            <wp:effectExtent l="0" t="0" r="6350" b="0"/>
+            <wp:docPr id="752107360" name="Picture 9"/>
+            <wp:cNvGraphicFramePr>
+              <a:graphicFrameLocks xmlns:a="http://schemas.openxmlformats.org/drawingml/2006/main" noChangeAspect="1"/>
+            </wp:cNvGraphicFramePr>
+            <a:graphic xmlns:a="http://schemas.openxmlformats.org/drawingml/2006/main">
+              <a:graphicData uri="http://schemas.openxmlformats.org/drawingml/2006/picture">
+                <pic:pic xmlns:pic="http://schemas.openxmlformats.org/drawingml/2006/picture">
+                  <pic:nvPicPr>
+                    <pic:cNvPr id="0" name="Picture 9"/>
+                    <pic:cNvPicPr>
+                      <a:picLocks noChangeAspect="1" noChangeArrowheads="1"/>
+                    </pic:cNvPicPr>
+                  </pic:nvPicPr>
+                  <pic:blipFill>
+                    <a:blip r:embed="rId20">
+                      <a:extLst>
+                        <a:ext uri="{28A0092B-C50C-407E-A947-70E740481C1C}">
+                          <a14:useLocalDpi xmlns:a14="http://schemas.microsoft.com/office/drawing/2010/main" val="0"/>
+                        </a:ext>
+                      </a:extLst>
+                    </a:blip>
+                    <a:srcRect/>
+                    <a:stretch>
+                      <a:fillRect/>
+                    </a:stretch>
+                  </pic:blipFill>
+                  <pic:spPr bwMode="auto">
+                    <a:xfrm>
+                      <a:off x="0" y="0"/>
+                      <a:ext cx="5727700" cy="3181350"/>
+                    </a:xfrm>
+                    <a:prstGeom prst="rect">
+                      <a:avLst/>
+                    </a:prstGeom>
+                    <a:noFill/>
+                    <a:ln>
+                      <a:noFill/>
+                    </a:ln>
+                  </pic:spPr>
+                </pic:pic>
+              </a:graphicData>
+            </a:graphic>
+          </wp:inline>
+        </w:drawing>
+      </w:r>
+    </w:p>
+    <w:p>
+      <w:pPr>
         <w:pStyle w:val="Heading2"/>
         <w:rPr>
           <w:b w:val="0"/>
@@ -14614,6 +15534,7 @@
           <w:highlight w:val="yellow"/>
           <w:lang w:bidi="hi-IN"/>
         </w:rPr>
+        <w:lastRenderedPageBreak/>
         <w:t>Figure 4.12 – Histograms of keyboard, mouse, behavioural, face and fused trust scores from artifacts/realtime/fig_trust_histograms.png</w:t>
       </w:r>
     </w:p>
@@ -14718,8 +15639,142 @@
           <w:szCs w:val="24"/>
           <w:lang w:bidi="hi-IN"/>
         </w:rPr>
+        <w:t>In the plot, the vertical dashed line marks the takeover point. Before this point, the trust for the claimed user stays in a moderate band. After the switch, the claimed-user trust drops sharply and remains close to the LOCK region for most of the attacker segment. This is the intended behaviour for a continuous authentication system: when the active typist changes, the enrolled-user trust should fall.</w:t>
+      </w:r>
+    </w:p>
+    <w:p>
+      <w:pPr>
+        <w:rPr>
+          <w:rFonts w:cstheme="minorHAnsi"/>
+          <w:kern w:val="0"/>
+          <w:sz w:val="24"/>
+          <w:szCs w:val="24"/>
+          <w:lang w:bidi="hi-IN"/>
+        </w:rPr>
+      </w:pPr>
+    </w:p>
+    <w:p>
+      <w:pPr>
+        <w:rPr>
+          <w:rFonts w:cstheme="minorHAnsi"/>
+          <w:kern w:val="0"/>
+          <w:sz w:val="24"/>
+          <w:szCs w:val="24"/>
+          <w:lang w:bidi="hi-IN"/>
+        </w:rPr>
+      </w:pPr>
+      <w:r>
+        <w:rPr>
+          <w:rFonts w:cstheme="minorHAnsi"/>
+          <w:kern w:val="0"/>
+          <w:sz w:val="24"/>
+          <w:szCs w:val="24"/>
+          <w:lang w:bidi="hi-IN"/>
+        </w:rPr>
+        <w:t>One important detail is how trust is defined in this figure. I plot trust for the claimed user, not generic maximum model confidence. If only maximum confidence is plotted, the graph can be misleading because the model may still be confident, but confident about the wrong user. With claimed-user trust, the takeover is visible as a direct drop.</w:t>
+      </w:r>
+    </w:p>
+    <w:p>
+      <w:pPr>
+        <w:rPr>
+          <w:rFonts w:cstheme="minorHAnsi"/>
+          <w:kern w:val="0"/>
+          <w:sz w:val="24"/>
+          <w:szCs w:val="24"/>
+          <w:lang w:bidi="hi-IN"/>
+        </w:rPr>
+      </w:pPr>
+    </w:p>
+    <w:p>
+      <w:pPr>
+        <w:rPr>
+          <w:rFonts w:cstheme="minorHAnsi"/>
+          <w:kern w:val="0"/>
+          <w:sz w:val="24"/>
+          <w:szCs w:val="24"/>
+          <w:lang w:bidi="hi-IN"/>
+        </w:rPr>
+      </w:pPr>
+    </w:p>
+    <w:p>
+      <w:pPr>
+        <w:rPr>
+          <w:rFonts w:cstheme="minorHAnsi"/>
+          <w:kern w:val="0"/>
+          <w:sz w:val="24"/>
+          <w:szCs w:val="24"/>
+          <w:lang w:bidi="hi-IN"/>
+        </w:rPr>
+      </w:pPr>
+    </w:p>
+    <w:p>
+      <w:pPr>
+        <w:rPr>
+          <w:rFonts w:cstheme="minorHAnsi"/>
+          <w:kern w:val="0"/>
+          <w:sz w:val="24"/>
+          <w:szCs w:val="24"/>
+          <w:lang w:bidi="hi-IN"/>
+        </w:rPr>
+      </w:pPr>
+      <w:r>
+        <w:rPr>
+          <w:rFonts w:cstheme="minorHAnsi"/>
+          <w:noProof/>
+          <w:kern w:val="0"/>
+          <w:sz w:val="24"/>
+          <w:szCs w:val="24"/>
+          <w:lang w:bidi="hi-IN"/>
+        </w:rPr>
         <w:lastRenderedPageBreak/>
-        <w:t>In the plot, the vertical dashed line marks the takeover point. Before this point, the trust for the claimed user stays in a moderate band. After the switch, the claimed-user trust drops sharply and remains close to the LOCK region for most of the attacker segment. This is the intended behaviour for a continuous authentication system: when the active typist changes, the enrolled-user trust should fall.</w:t>
+        <w:drawing>
+          <wp:inline distT="0" distB="0" distL="0" distR="0" wp14:anchorId="6EA5D3F6" wp14:editId="1F49DECA">
+            <wp:extent cx="3759200" cy="2821484"/>
+            <wp:effectExtent l="0" t="0" r="0" b="0"/>
+            <wp:docPr id="171978495" name="Picture 10"/>
+            <wp:cNvGraphicFramePr>
+              <a:graphicFrameLocks xmlns:a="http://schemas.openxmlformats.org/drawingml/2006/main" noChangeAspect="1"/>
+            </wp:cNvGraphicFramePr>
+            <a:graphic xmlns:a="http://schemas.openxmlformats.org/drawingml/2006/main">
+              <a:graphicData uri="http://schemas.openxmlformats.org/drawingml/2006/picture">
+                <pic:pic xmlns:pic="http://schemas.openxmlformats.org/drawingml/2006/picture">
+                  <pic:nvPicPr>
+                    <pic:cNvPr id="0" name="Picture 10"/>
+                    <pic:cNvPicPr>
+                      <a:picLocks noChangeAspect="1" noChangeArrowheads="1"/>
+                    </pic:cNvPicPr>
+                  </pic:nvPicPr>
+                  <pic:blipFill>
+                    <a:blip r:embed="rId21">
+                      <a:extLst>
+                        <a:ext uri="{28A0092B-C50C-407E-A947-70E740481C1C}">
+                          <a14:useLocalDpi xmlns:a14="http://schemas.microsoft.com/office/drawing/2010/main" val="0"/>
+                        </a:ext>
+                      </a:extLst>
+                    </a:blip>
+                    <a:srcRect/>
+                    <a:stretch>
+                      <a:fillRect/>
+                    </a:stretch>
+                  </pic:blipFill>
+                  <pic:spPr bwMode="auto">
+                    <a:xfrm>
+                      <a:off x="0" y="0"/>
+                      <a:ext cx="3775286" cy="2833558"/>
+                    </a:xfrm>
+                    <a:prstGeom prst="rect">
+                      <a:avLst/>
+                    </a:prstGeom>
+                    <a:noFill/>
+                    <a:ln>
+                      <a:noFill/>
+                    </a:ln>
+                  </pic:spPr>
+                </pic:pic>
+              </a:graphicData>
+            </a:graphic>
+          </wp:inline>
+        </w:drawing>
       </w:r>
     </w:p>
     <w:p>
@@ -14732,18 +15787,42 @@
           <w:lang w:bidi="hi-IN"/>
         </w:rPr>
       </w:pPr>
-    </w:p>
-    <w:p>
-      <w:pPr>
+      <w:r>
         <w:rPr>
           <w:rFonts w:cstheme="minorHAnsi"/>
           <w:kern w:val="0"/>
           <w:sz w:val="24"/>
           <w:szCs w:val="24"/>
-          <w:lang w:bidi="hi-IN"/>
-        </w:rPr>
-      </w:pPr>
-      <w:r>
+          <w:highlight w:val="yellow"/>
+          <w:lang w:bidi="hi-IN"/>
+        </w:rPr>
+        <w:t>Figure 4.13 – Keyboard trust under simulated takeover using held-out test replay from artifacts/realtime/takeover_sim_kb.png</w:t>
+      </w:r>
+    </w:p>
+    <w:p>
+      <w:pPr>
+        <w:pStyle w:val="Heading2"/>
+        <w:rPr>
+          <w:lang w:bidi="hi-IN"/>
+        </w:rPr>
+      </w:pPr>
+      <w:bookmarkStart w:id="33" w:name="_Toc217313034"/>
+      <w:r>
+        <w:rPr>
+          <w:lang w:bidi="hi-IN"/>
+        </w:rPr>
+        <w:t xml:space="preserve">4.6 </w:t>
+      </w:r>
+      <w:r>
+        <w:rPr>
+          <w:lang w:bidi="hi-IN"/>
+        </w:rPr>
+        <w:t>Real time prototype evidence</w:t>
+      </w:r>
+      <w:bookmarkEnd w:id="33"/>
+    </w:p>
+    <w:p>
+      <w:pPr>
         <w:rPr>
           <w:rFonts w:cstheme="minorHAnsi"/>
           <w:kern w:val="0"/>
@@ -14751,11 +15830,8 @@
           <w:szCs w:val="24"/>
           <w:lang w:bidi="hi-IN"/>
         </w:rPr>
-        <w:t>One important detail is how trust is defined in this figure. I plot trust for the claimed user, not generic maximum model confidence. If only maximum confidence is plotted, the graph can be misleading because the model may still be confident, but confident about the wrong user. With claimed-user trust, the takeover is visible as a direct drop.</w:t>
-      </w:r>
-    </w:p>
-    <w:p>
-      <w:pPr>
+      </w:pPr>
+      <w:r>
         <w:rPr>
           <w:rFonts w:cstheme="minorHAnsi"/>
           <w:kern w:val="0"/>
@@ -14763,7 +15839,8 @@
           <w:szCs w:val="24"/>
           <w:lang w:bidi="hi-IN"/>
         </w:rPr>
-      </w:pPr>
+        <w:t>Along with offline metrics, I include evidence from the live Behavioural Trust Monitor because this project is about continuous scoring, not only static tables. The prototype runs in the browser, captures keyboard and mouse activity, sends window features to Django endpoints, and displays keyboard trust, mouse trust, behavioural trust, face trust and the final policy action.</w:t>
+      </w:r>
     </w:p>
     <w:p>
       <w:pPr>
@@ -14775,60 +15852,207 @@
           <w:lang w:bidi="hi-IN"/>
         </w:rPr>
       </w:pPr>
-      <w:r>
+    </w:p>
+    <w:p>
+      <w:pPr>
         <w:rPr>
           <w:rFonts w:cstheme="minorHAnsi"/>
           <w:kern w:val="0"/>
           <w:sz w:val="24"/>
           <w:szCs w:val="24"/>
+          <w:lang w:bidi="hi-IN"/>
+        </w:rPr>
+      </w:pPr>
+      <w:r>
+        <w:rPr>
+          <w:rFonts w:cstheme="minorHAnsi"/>
+          <w:kern w:val="0"/>
+          <w:sz w:val="24"/>
+          <w:szCs w:val="24"/>
+          <w:lang w:bidi="hi-IN"/>
+        </w:rPr>
+        <w:t>The live time-series plot is generated from artifacts/realtime/live_trust_timeseries.csv and saved as artifacts/realtime/fig_trust_timeseries.png. It shows that the trust values change over time and that the fused score stays more stable than some individual signals. I also include the action-count bar chart from artifacts/realtime/fig_actions_bar.png, which shows how much time the session spent in ALLOW, STEP UP and LOCK.</w:t>
+      </w:r>
+    </w:p>
+    <w:p>
+      <w:pPr>
+        <w:rPr>
+          <w:rFonts w:cstheme="minorHAnsi"/>
+          <w:kern w:val="0"/>
+          <w:sz w:val="24"/>
+          <w:szCs w:val="24"/>
+          <w:lang w:bidi="hi-IN"/>
+        </w:rPr>
+      </w:pPr>
+    </w:p>
+    <w:p>
+      <w:pPr>
+        <w:rPr>
+          <w:rFonts w:cstheme="minorHAnsi"/>
+          <w:kern w:val="0"/>
+          <w:sz w:val="24"/>
+          <w:szCs w:val="24"/>
+          <w:lang w:bidi="hi-IN"/>
+        </w:rPr>
+      </w:pPr>
+      <w:r>
+        <w:rPr>
+          <w:rFonts w:cstheme="minorHAnsi"/>
+          <w:kern w:val="0"/>
+          <w:sz w:val="24"/>
+          <w:szCs w:val="24"/>
+          <w:lang w:bidi="hi-IN"/>
+        </w:rPr>
+        <w:t xml:space="preserve">I also carried out a small labelled live-stream test using separate genuine and takeover recordings. The test contained 822 genuine rows and 845 takeover rows. The live policy accuracy was 75.6%. The genuine allow rate was 95.5%, with 4.5% false alarms. The takeover detection rate was 56.2%, counted as STEP UP or LOCK. </w:t>
+      </w:r>
+      <w:r>
+        <w:rPr>
+          <w:rFonts w:cstheme="minorHAnsi"/>
+          <w:kern w:val="0"/>
+          <w:sz w:val="24"/>
+          <w:szCs w:val="24"/>
+          <w:lang w:bidi="hi-IN"/>
+        </w:rPr>
+        <w:t>This shows the prototype was stable in this recorded genuine session, but takeover detection was still moderate.</w:t>
+      </w:r>
+    </w:p>
+    <w:p>
+      <w:pPr>
+        <w:rPr>
+          <w:rFonts w:cstheme="minorHAnsi"/>
+          <w:kern w:val="0"/>
+          <w:sz w:val="24"/>
+          <w:szCs w:val="24"/>
+          <w:lang w:bidi="hi-IN"/>
+        </w:rPr>
+      </w:pPr>
+    </w:p>
+    <w:p>
+      <w:pPr>
+        <w:rPr>
+          <w:rFonts w:cstheme="minorHAnsi"/>
+          <w:kern w:val="0"/>
+          <w:sz w:val="24"/>
+          <w:szCs w:val="24"/>
+          <w:lang w:bidi="hi-IN"/>
+        </w:rPr>
+      </w:pPr>
+    </w:p>
+    <w:p>
+      <w:pPr>
+        <w:rPr>
+          <w:rFonts w:cstheme="minorHAnsi"/>
+          <w:kern w:val="0"/>
+          <w:sz w:val="24"/>
+          <w:szCs w:val="24"/>
+          <w:lang w:bidi="hi-IN"/>
+        </w:rPr>
+      </w:pPr>
+    </w:p>
+    <w:p>
+      <w:pPr>
+        <w:rPr>
+          <w:rFonts w:cstheme="minorHAnsi"/>
+          <w:kern w:val="0"/>
+          <w:sz w:val="24"/>
+          <w:szCs w:val="24"/>
+          <w:lang w:bidi="hi-IN"/>
+        </w:rPr>
+      </w:pPr>
+      <w:r>
+        <w:rPr>
+          <w:rFonts w:cstheme="minorHAnsi"/>
+          <w:noProof/>
+          <w:kern w:val="0"/>
+          <w:sz w:val="24"/>
+          <w:szCs w:val="24"/>
+          <w:lang w:bidi="hi-IN"/>
+        </w:rPr>
+        <w:lastRenderedPageBreak/>
+        <w:drawing>
+          <wp:inline distT="0" distB="0" distL="0" distR="0" wp14:anchorId="2D18B8F7" wp14:editId="1C3FD6BE">
+            <wp:extent cx="5727700" cy="1911350"/>
+            <wp:effectExtent l="0" t="0" r="6350" b="0"/>
+            <wp:docPr id="1294917576" name="Picture 11"/>
+            <wp:cNvGraphicFramePr>
+              <a:graphicFrameLocks xmlns:a="http://schemas.openxmlformats.org/drawingml/2006/main" noChangeAspect="1"/>
+            </wp:cNvGraphicFramePr>
+            <a:graphic xmlns:a="http://schemas.openxmlformats.org/drawingml/2006/main">
+              <a:graphicData uri="http://schemas.openxmlformats.org/drawingml/2006/picture">
+                <pic:pic xmlns:pic="http://schemas.openxmlformats.org/drawingml/2006/picture">
+                  <pic:nvPicPr>
+                    <pic:cNvPr id="0" name="Picture 11"/>
+                    <pic:cNvPicPr>
+                      <a:picLocks noChangeAspect="1" noChangeArrowheads="1"/>
+                    </pic:cNvPicPr>
+                  </pic:nvPicPr>
+                  <pic:blipFill>
+                    <a:blip r:embed="rId22">
+                      <a:extLst>
+                        <a:ext uri="{28A0092B-C50C-407E-A947-70E740481C1C}">
+                          <a14:useLocalDpi xmlns:a14="http://schemas.microsoft.com/office/drawing/2010/main" val="0"/>
+                        </a:ext>
+                      </a:extLst>
+                    </a:blip>
+                    <a:srcRect/>
+                    <a:stretch>
+                      <a:fillRect/>
+                    </a:stretch>
+                  </pic:blipFill>
+                  <pic:spPr bwMode="auto">
+                    <a:xfrm>
+                      <a:off x="0" y="0"/>
+                      <a:ext cx="5727700" cy="1911350"/>
+                    </a:xfrm>
+                    <a:prstGeom prst="rect">
+                      <a:avLst/>
+                    </a:prstGeom>
+                    <a:noFill/>
+                    <a:ln>
+                      <a:noFill/>
+                    </a:ln>
+                  </pic:spPr>
+                </pic:pic>
+              </a:graphicData>
+            </a:graphic>
+          </wp:inline>
+        </w:drawing>
+      </w:r>
+    </w:p>
+    <w:p>
+      <w:pPr>
+        <w:rPr>
+          <w:rFonts w:cstheme="minorHAnsi"/>
+          <w:kern w:val="0"/>
+          <w:sz w:val="24"/>
+          <w:szCs w:val="24"/>
           <w:highlight w:val="yellow"/>
           <w:lang w:bidi="hi-IN"/>
         </w:rPr>
-        <w:t>Figure 4.13 – Keyboard trust under simulated takeover using held-out test replay from artifacts/realtime/takeover_sim_kb.png</w:t>
-      </w:r>
-    </w:p>
-    <w:p>
-      <w:pPr>
-        <w:pStyle w:val="Heading2"/>
-        <w:rPr>
-          <w:lang w:bidi="hi-IN"/>
-        </w:rPr>
-      </w:pPr>
-      <w:bookmarkStart w:id="33" w:name="_Toc217313034"/>
-      <w:r>
-        <w:rPr>
-          <w:lang w:bidi="hi-IN"/>
-        </w:rPr>
-        <w:t xml:space="preserve">4.6 </w:t>
-      </w:r>
-      <w:r>
-        <w:rPr>
-          <w:lang w:bidi="hi-IN"/>
-        </w:rPr>
-        <w:t>Real time prototype evidence</w:t>
-      </w:r>
-      <w:bookmarkEnd w:id="33"/>
-    </w:p>
-    <w:p>
-      <w:pPr>
+      </w:pPr>
+      <w:r>
         <w:rPr>
           <w:rFonts w:cstheme="minorHAnsi"/>
           <w:kern w:val="0"/>
           <w:sz w:val="24"/>
           <w:szCs w:val="24"/>
-          <w:lang w:bidi="hi-IN"/>
-        </w:rPr>
-      </w:pPr>
-      <w:r>
+          <w:highlight w:val="yellow"/>
+          <w:lang w:bidi="hi-IN"/>
+        </w:rPr>
+        <w:t>Figure 4.14 – Live trust time-series from artifacts/realtime/fig_trust_timeseries.png</w:t>
+      </w:r>
+    </w:p>
+    <w:p>
+      <w:pPr>
         <w:rPr>
           <w:rFonts w:cstheme="minorHAnsi"/>
           <w:kern w:val="0"/>
           <w:sz w:val="24"/>
           <w:szCs w:val="24"/>
-          <w:lang w:bidi="hi-IN"/>
-        </w:rPr>
-        <w:t>Along with offline metrics, I include evidence from the live Behavioural Trust Monitor because this project is about continuous scoring, not only static tables. The prototype runs in the browser, captures keyboard and mouse activity, sends window features to Django endpoints, and displays keyboard trust, mouse trust, behavioural trust, face trust and the final policy action.</w:t>
-      </w:r>
+          <w:highlight w:val="yellow"/>
+          <w:lang w:bidi="hi-IN"/>
+        </w:rPr>
+      </w:pPr>
     </w:p>
     <w:p>
       <w:pPr>
@@ -14837,6 +16061,7 @@
           <w:kern w:val="0"/>
           <w:sz w:val="24"/>
           <w:szCs w:val="24"/>
+          <w:highlight w:val="yellow"/>
           <w:lang w:bidi="hi-IN"/>
         </w:rPr>
       </w:pPr>
@@ -14848,18 +16073,68 @@
           <w:kern w:val="0"/>
           <w:sz w:val="24"/>
           <w:szCs w:val="24"/>
-          <w:lang w:bidi="hi-IN"/>
-        </w:rPr>
-      </w:pPr>
-      <w:r>
-        <w:rPr>
-          <w:rFonts w:cstheme="minorHAnsi"/>
+          <w:highlight w:val="yellow"/>
+          <w:lang w:bidi="hi-IN"/>
+        </w:rPr>
+      </w:pPr>
+      <w:r>
+        <w:rPr>
+          <w:rFonts w:cstheme="minorHAnsi"/>
+          <w:noProof/>
           <w:kern w:val="0"/>
           <w:sz w:val="24"/>
           <w:szCs w:val="24"/>
-          <w:lang w:bidi="hi-IN"/>
-        </w:rPr>
-        <w:t>The live time-series plot is generated from artifacts/realtime/live_trust_timeseries.csv and saved as artifacts/realtime/fig_trust_timeseries.png. It shows that the trust values change over time and that the fused score stays more stable than some individual signals. I also include the action-count bar chart from artifacts/realtime/fig_actions_bar.png, which shows how much time the session spent in ALLOW, STEP UP and LOCK.</w:t>
+          <w:highlight w:val="yellow"/>
+          <w:lang w:bidi="hi-IN"/>
+        </w:rPr>
+        <w:drawing>
+          <wp:inline distT="0" distB="0" distL="0" distR="0" wp14:anchorId="290101E0" wp14:editId="56BC28D2">
+            <wp:extent cx="4572000" cy="3657600"/>
+            <wp:effectExtent l="0" t="0" r="0" b="0"/>
+            <wp:docPr id="633449649" name="Picture 12"/>
+            <wp:cNvGraphicFramePr>
+              <a:graphicFrameLocks xmlns:a="http://schemas.openxmlformats.org/drawingml/2006/main" noChangeAspect="1"/>
+            </wp:cNvGraphicFramePr>
+            <a:graphic xmlns:a="http://schemas.openxmlformats.org/drawingml/2006/main">
+              <a:graphicData uri="http://schemas.openxmlformats.org/drawingml/2006/picture">
+                <pic:pic xmlns:pic="http://schemas.openxmlformats.org/drawingml/2006/picture">
+                  <pic:nvPicPr>
+                    <pic:cNvPr id="0" name="Picture 12"/>
+                    <pic:cNvPicPr>
+                      <a:picLocks noChangeAspect="1" noChangeArrowheads="1"/>
+                    </pic:cNvPicPr>
+                  </pic:nvPicPr>
+                  <pic:blipFill>
+                    <a:blip r:embed="rId23">
+                      <a:extLst>
+                        <a:ext uri="{28A0092B-C50C-407E-A947-70E740481C1C}">
+                          <a14:useLocalDpi xmlns:a14="http://schemas.microsoft.com/office/drawing/2010/main" val="0"/>
+                        </a:ext>
+                      </a:extLst>
+                    </a:blip>
+                    <a:srcRect/>
+                    <a:stretch>
+                      <a:fillRect/>
+                    </a:stretch>
+                  </pic:blipFill>
+                  <pic:spPr bwMode="auto">
+                    <a:xfrm>
+                      <a:off x="0" y="0"/>
+                      <a:ext cx="4572000" cy="3657600"/>
+                    </a:xfrm>
+                    <a:prstGeom prst="rect">
+                      <a:avLst/>
+                    </a:prstGeom>
+                    <a:noFill/>
+                    <a:ln>
+                      <a:noFill/>
+                    </a:ln>
+                  </pic:spPr>
+                </pic:pic>
+              </a:graphicData>
+            </a:graphic>
+          </wp:inline>
+        </w:drawing>
       </w:r>
     </w:p>
     <w:p>
@@ -14869,74 +16144,10 @@
           <w:kern w:val="0"/>
           <w:sz w:val="24"/>
           <w:szCs w:val="24"/>
-          <w:lang w:bidi="hi-IN"/>
-        </w:rPr>
-      </w:pPr>
-    </w:p>
-    <w:p>
-      <w:pPr>
-        <w:rPr>
-          <w:rFonts w:cstheme="minorHAnsi"/>
-          <w:kern w:val="0"/>
-          <w:sz w:val="24"/>
-          <w:szCs w:val="24"/>
-          <w:lang w:bidi="hi-IN"/>
-        </w:rPr>
-      </w:pPr>
-      <w:r>
-        <w:rPr>
-          <w:rFonts w:cstheme="minorHAnsi"/>
-          <w:kern w:val="0"/>
-          <w:sz w:val="24"/>
-          <w:szCs w:val="24"/>
-          <w:lang w:bidi="hi-IN"/>
-        </w:rPr>
-        <w:t xml:space="preserve">I also carried out a small labelled live-stream test using separate genuine and takeover recordings. The test contained 822 genuine rows and 845 takeover rows. The live policy accuracy was 75.6%. The genuine allow rate was 95.5%, with 4.5% false alarms. The takeover detection rate was 56.2%, counted as STEP UP or LOCK. </w:t>
-      </w:r>
-      <w:r>
-        <w:rPr>
-          <w:rFonts w:cstheme="minorHAnsi"/>
-          <w:kern w:val="0"/>
-          <w:sz w:val="24"/>
-          <w:szCs w:val="24"/>
-          <w:lang w:bidi="hi-IN"/>
-        </w:rPr>
-        <w:t>This shows the prototype was stable in this recorded genuine session, but takeover detection was still moderate.</w:t>
-      </w:r>
-    </w:p>
-    <w:p>
-      <w:pPr>
-        <w:rPr>
-          <w:rFonts w:cstheme="minorHAnsi"/>
-          <w:kern w:val="0"/>
-          <w:sz w:val="24"/>
-          <w:szCs w:val="24"/>
-          <w:lang w:bidi="hi-IN"/>
-        </w:rPr>
-      </w:pPr>
-    </w:p>
-    <w:p>
-      <w:pPr>
-        <w:rPr>
-          <w:rFonts w:cstheme="minorHAnsi"/>
-          <w:kern w:val="0"/>
-          <w:sz w:val="24"/>
-          <w:szCs w:val="24"/>
           <w:highlight w:val="yellow"/>
           <w:lang w:bidi="hi-IN"/>
         </w:rPr>
       </w:pPr>
-      <w:r>
-        <w:rPr>
-          <w:rFonts w:cstheme="minorHAnsi"/>
-          <w:kern w:val="0"/>
-          <w:sz w:val="24"/>
-          <w:szCs w:val="24"/>
-          <w:highlight w:val="yellow"/>
-          <w:lang w:bidi="hi-IN"/>
-        </w:rPr>
-        <w:t>Figure 4.14 – Live trust time-series from artifacts/realtime/fig_trust_timeseries.png</w:t>
-      </w:r>
     </w:p>
     <w:p>
       <w:pPr>
@@ -15004,6 +16215,7 @@
       </w:pPr>
       <w:bookmarkStart w:id="34" w:name="_Toc217313035"/>
       <w:r>
+        <w:lastRenderedPageBreak/>
         <w:t xml:space="preserve">Chapter 5 – </w:t>
       </w:r>
       <w:r>
@@ -15146,7 +16358,162 @@
           <w:sz w:val="24"/>
           <w:szCs w:val="24"/>
         </w:rPr>
-        <w:t xml:space="preserve">The SVM approach was easier to control in this project. It uses one global scaler and one global model trained across users. That reduces the number of moving parts during live runtime scoring. Keystroke dynamics surveys support timing-based features for authentication, but the decision to use this SVM path is mainly based on my implementation results and integration needs (Teh et al., 2013; Shanmugapriya and Padmavathi, 2009). The trade-off is still visible. The keyboard SVM achieved very low FAR, which is useful for rejecting impostors, but its FRR was high, so it was strict with genuine windows. Because of this, I do not treat keyboard as a final single gate. I use it as the strongest behavioural stream </w:t>
+        <w:t>The SVM approach was easier to control in this project. It uses one global scaler and one global model trained across users. That reduces the number of moving parts during live runtime scoring. Keystroke dynamics surveys support timing-based features for authentication, but the decision to use this SVM path is mainly based on my implementation results and integration needs (Teh et al., 2013; Shanmugapriya and Padmavathi, 2009). The trade-off is still visible. The keyboard SVM achieved very low FAR, which is useful for rejecting impostors, but its FRR was high, so it was strict with genuine windows. Because of this, I do not treat keyboard as a final single gate. I use it as the strongest behavioural stream inside fusion. A one-class setup could be explored later, and one-class SVM work shows that modelling the genuine user separately is a possible direction (Eude and Chang, 2018).</w:t>
+      </w:r>
+    </w:p>
+    <w:p>
+      <w:pPr>
+        <w:rPr>
+          <w:rFonts w:cstheme="minorHAnsi"/>
+          <w:sz w:val="24"/>
+          <w:szCs w:val="24"/>
+        </w:rPr>
+      </w:pPr>
+    </w:p>
+    <w:p>
+      <w:pPr>
+        <w:rPr>
+          <w:rFonts w:cstheme="minorHAnsi"/>
+          <w:sz w:val="24"/>
+          <w:szCs w:val="24"/>
+        </w:rPr>
+      </w:pPr>
+    </w:p>
+    <w:p>
+      <w:pPr>
+        <w:pStyle w:val="Heading2"/>
+      </w:pPr>
+      <w:bookmarkStart w:id="37" w:name="_Toc217313038"/>
+      <w:r>
+        <w:t xml:space="preserve">5.3 </w:t>
+      </w:r>
+      <w:r>
+        <w:t>Mouse: why it is weaker alone and how it still helps in fusion</w:t>
+      </w:r>
+      <w:bookmarkEnd w:id="37"/>
+    </w:p>
+    <w:p>
+      <w:pPr>
+        <w:rPr>
+          <w:rFonts w:cstheme="minorHAnsi"/>
+          <w:sz w:val="24"/>
+          <w:szCs w:val="24"/>
+        </w:rPr>
+      </w:pPr>
+      <w:r>
+        <w:rPr>
+          <w:rFonts w:cstheme="minorHAnsi"/>
+          <w:sz w:val="24"/>
+          <w:szCs w:val="24"/>
+        </w:rPr>
+        <w:t>Mouse behaviour is weaker as a standalone signal in this project. The held-out mouse result had FAR around 0.084 but FRR around 0.750, which means many genuine mouse windows were rejected. This matches the practical issue with mouse dynamics: the signal depends strongly on whether the user is actively moving the pointer. If the user is reading, typing, or waiting for a page to load, there may be little useful mouse evidence.</w:t>
+      </w:r>
+    </w:p>
+    <w:p>
+      <w:pPr>
+        <w:rPr>
+          <w:rFonts w:cstheme="minorHAnsi"/>
+          <w:sz w:val="24"/>
+          <w:szCs w:val="24"/>
+        </w:rPr>
+      </w:pPr>
+      <w:r>
+        <w:rPr>
+          <w:rFonts w:cstheme="minorHAnsi"/>
+          <w:sz w:val="24"/>
+          <w:szCs w:val="24"/>
+        </w:rPr>
+        <w:t>This does not mean mouse is useless. It still helps as a support channel because it gives another behavioural view of the session. The mouse model uses movement features such as path length, speed, acceleration, jerk, direction changes and pause behaviour. Mouse dynamics work supports the idea that pointer behaviour can be used for authentication and anomaly detection, but the results also need to be interpreted carefully because the available interaction can vary by task and session (Khan et al., 2024; Almalki, Assery and Roy, 2021).</w:t>
+      </w:r>
+    </w:p>
+    <w:p>
+      <w:pPr>
+        <w:rPr>
+          <w:rFonts w:cstheme="minorHAnsi"/>
+          <w:sz w:val="24"/>
+          <w:szCs w:val="24"/>
+        </w:rPr>
+      </w:pPr>
+      <w:r>
+        <w:rPr>
+          <w:rFonts w:cstheme="minorHAnsi"/>
+          <w:sz w:val="24"/>
+          <w:szCs w:val="24"/>
+        </w:rPr>
+        <w:t>In the final prototype, I do not allow mouse to act as a standalone gatekeeper. Instead, mouse trust is fused with keyboard trust using a lower weight. This makes the system more cautious. If mouse evidence is present, it can support the behavioural trust score. If mouse evidence is missing or weak, the system should not immediately punish the user. This is why the backend uses short score holding and slow decay for missing mouse evidence.</w:t>
+      </w:r>
+    </w:p>
+    <w:p>
+      <w:pPr>
+        <w:rPr>
+          <w:rFonts w:cstheme="minorHAnsi"/>
+          <w:sz w:val="24"/>
+          <w:szCs w:val="24"/>
+        </w:rPr>
+      </w:pPr>
+    </w:p>
+    <w:p>
+      <w:pPr>
+        <w:pStyle w:val="Heading2"/>
+      </w:pPr>
+      <w:bookmarkStart w:id="38" w:name="_Toc217313039"/>
+      <w:r>
+        <w:t xml:space="preserve">5.4 </w:t>
+      </w:r>
+      <w:bookmarkEnd w:id="38"/>
+      <w:r>
+        <w:t>Fusion and policy: value and limitations</w:t>
+      </w:r>
+    </w:p>
+    <w:p>
+      <w:pPr>
+        <w:rPr>
+          <w:rFonts w:cstheme="minorHAnsi"/>
+          <w:sz w:val="24"/>
+          <w:szCs w:val="24"/>
+        </w:rPr>
+      </w:pPr>
+      <w:r>
+        <w:rPr>
+          <w:rFonts w:cstheme="minorHAnsi"/>
+          <w:sz w:val="24"/>
+          <w:szCs w:val="24"/>
+        </w:rPr>
+        <w:t>Fusion and policy are needed because the single-channel results are not strong enough for a smooth continuous system. Keyboard is useful for rejecting impostors, but it is strict and rejects many genuine windows. Mouse is not strong enough alone either, because the held-out evaluation had high FRR and mouse evidence may be missing during normal use. Combining them is therefore a practical middle path. In my implementation, fusion is done using simple score-level rules with fixed weights. I did not use adaptive fusion because that would need more users, more sessions and stronger calibration evidence. I kept the logic transparent so the report can explain exactly what the system is doing.</w:t>
+      </w:r>
+    </w:p>
+    <w:p>
+      <w:pPr>
+        <w:rPr>
+          <w:rFonts w:cstheme="minorHAnsi"/>
+          <w:sz w:val="24"/>
+          <w:szCs w:val="24"/>
+        </w:rPr>
+      </w:pPr>
+      <w:r>
+        <w:rPr>
+          <w:rFonts w:cstheme="minorHAnsi"/>
+          <w:sz w:val="24"/>
+          <w:szCs w:val="24"/>
+        </w:rPr>
+        <w:t>The three-level policy also makes practical sense. If trust is clearly high, the session should stay in ALLOW. If trust is clearly low, LOCK is reasonable. The difficult part is the middle range, where the system is unsure. That is why STEP UP exists. It gives the prototype a safer middle action instead of jumping directly from allow to lock. This follows the general security-usability trade-off discussed in continuous authentication literature (Baig and Eskeland, 2021; Ryu et al., 2021).</w:t>
+      </w:r>
+    </w:p>
+    <w:p>
+      <w:pPr>
+        <w:rPr>
+          <w:rFonts w:cstheme="minorHAnsi"/>
+          <w:sz w:val="24"/>
+          <w:szCs w:val="24"/>
+        </w:rPr>
+      </w:pPr>
+      <w:r>
+        <w:rPr>
+          <w:rFonts w:cstheme="minorHAnsi"/>
+          <w:sz w:val="24"/>
+          <w:szCs w:val="24"/>
+        </w:rPr>
+        <w:t xml:space="preserve">The limitation is calibration. Small threshold changes can alter the number of STEP UP and LOCK events, especially when trust scores cluster near a boundary. Smoothing also changes </w:t>
       </w:r>
       <w:r>
         <w:rPr>
@@ -15155,163 +16522,7 @@
           <w:szCs w:val="24"/>
         </w:rPr>
         <w:lastRenderedPageBreak/>
-        <w:t>inside fusion. A one-class setup could be explored later, and one-class SVM work shows that modelling the genuine user separately is a possible direction (Eude and Chang, 2018).</w:t>
-      </w:r>
-    </w:p>
-    <w:p>
-      <w:pPr>
-        <w:rPr>
-          <w:rFonts w:cstheme="minorHAnsi"/>
-          <w:sz w:val="24"/>
-          <w:szCs w:val="24"/>
-        </w:rPr>
-      </w:pPr>
-    </w:p>
-    <w:p>
-      <w:pPr>
-        <w:rPr>
-          <w:rFonts w:cstheme="minorHAnsi"/>
-          <w:sz w:val="24"/>
-          <w:szCs w:val="24"/>
-        </w:rPr>
-      </w:pPr>
-    </w:p>
-    <w:p>
-      <w:pPr>
-        <w:pStyle w:val="Heading2"/>
-      </w:pPr>
-      <w:bookmarkStart w:id="37" w:name="_Toc217313038"/>
-      <w:r>
-        <w:t xml:space="preserve">5.3 </w:t>
-      </w:r>
-      <w:r>
-        <w:t>Mouse: why it is weaker alone and how it still helps in fusion</w:t>
-      </w:r>
-      <w:bookmarkEnd w:id="37"/>
-    </w:p>
-    <w:p>
-      <w:pPr>
-        <w:rPr>
-          <w:rFonts w:cstheme="minorHAnsi"/>
-          <w:sz w:val="24"/>
-          <w:szCs w:val="24"/>
-        </w:rPr>
-      </w:pPr>
-      <w:r>
-        <w:rPr>
-          <w:rFonts w:cstheme="minorHAnsi"/>
-          <w:sz w:val="24"/>
-          <w:szCs w:val="24"/>
-        </w:rPr>
-        <w:t>Mouse behaviour is weaker as a standalone signal in this project. The held-out mouse result had FAR around 0.084 but FRR around 0.750, which means many genuine mouse windows were rejected. This matches the practical issue with mouse dynamics: the signal depends strongly on whether the user is actively moving the pointer. If the user is reading, typing, or waiting for a page to load, there may be little useful mouse evidence.</w:t>
-      </w:r>
-    </w:p>
-    <w:p>
-      <w:pPr>
-        <w:rPr>
-          <w:rFonts w:cstheme="minorHAnsi"/>
-          <w:sz w:val="24"/>
-          <w:szCs w:val="24"/>
-        </w:rPr>
-      </w:pPr>
-      <w:r>
-        <w:rPr>
-          <w:rFonts w:cstheme="minorHAnsi"/>
-          <w:sz w:val="24"/>
-          <w:szCs w:val="24"/>
-        </w:rPr>
-        <w:t>This does not mean mouse is useless. It still helps as a support channel because it gives another behavioural view of the session. The mouse model uses movement features such as path length, speed, acceleration, jerk, direction changes and pause behaviour. Mouse dynamics work supports the idea that pointer behaviour can be used for authentication and anomaly detection, but the results also need to be interpreted carefully because the available interaction can vary by task and session (Khan et al., 2024; Almalki, Assery and Roy, 2021).</w:t>
-      </w:r>
-    </w:p>
-    <w:p>
-      <w:pPr>
-        <w:rPr>
-          <w:rFonts w:cstheme="minorHAnsi"/>
-          <w:sz w:val="24"/>
-          <w:szCs w:val="24"/>
-        </w:rPr>
-      </w:pPr>
-      <w:r>
-        <w:rPr>
-          <w:rFonts w:cstheme="minorHAnsi"/>
-          <w:sz w:val="24"/>
-          <w:szCs w:val="24"/>
-        </w:rPr>
-        <w:t>In the final prototype, I do not allow mouse to act as a standalone gatekeeper. Instead, mouse trust is fused with keyboard trust using a lower weight. This makes the system more cautious. If mouse evidence is present, it can support the behavioural trust score. If mouse evidence is missing or weak, the system should not immediately punish the user. This is why the backend uses short score holding and slow decay for missing mouse evidence.</w:t>
-      </w:r>
-    </w:p>
-    <w:p>
-      <w:pPr>
-        <w:rPr>
-          <w:rFonts w:cstheme="minorHAnsi"/>
-          <w:sz w:val="24"/>
-          <w:szCs w:val="24"/>
-        </w:rPr>
-      </w:pPr>
-    </w:p>
-    <w:p>
-      <w:pPr>
-        <w:pStyle w:val="Heading2"/>
-      </w:pPr>
-      <w:bookmarkStart w:id="38" w:name="_Toc217313039"/>
-      <w:r>
-        <w:t xml:space="preserve">5.4 </w:t>
-      </w:r>
-      <w:bookmarkEnd w:id="38"/>
-      <w:r>
-        <w:t>Fusion and policy: value and limitations</w:t>
-      </w:r>
-    </w:p>
-    <w:p>
-      <w:pPr>
-        <w:rPr>
-          <w:rFonts w:cstheme="minorHAnsi"/>
-          <w:sz w:val="24"/>
-          <w:szCs w:val="24"/>
-        </w:rPr>
-      </w:pPr>
-      <w:r>
-        <w:rPr>
-          <w:rFonts w:cstheme="minorHAnsi"/>
-          <w:sz w:val="24"/>
-          <w:szCs w:val="24"/>
-        </w:rPr>
-        <w:t>Fusion and policy are needed because the single-channel results are not strong enough for a smooth continuous system. Keyboard is useful for rejecting impostors, but it is strict and rejects many genuine windows. Mouse is not strong enough alone either, because the held-out evaluation had high FRR and mouse evidence may be missing during normal use. Combining them is therefore a practical middle path. In my implementation, fusion is done using simple score-level rules with fixed weights. I did not use adaptive fusion because that would need more users, more sessions and stronger calibration evidence. I kept the logic transparent so the report can explain exactly what the system is doing.</w:t>
-      </w:r>
-    </w:p>
-    <w:p>
-      <w:pPr>
-        <w:rPr>
-          <w:rFonts w:cstheme="minorHAnsi"/>
-          <w:sz w:val="24"/>
-          <w:szCs w:val="24"/>
-        </w:rPr>
-      </w:pPr>
-      <w:r>
-        <w:rPr>
-          <w:rFonts w:cstheme="minorHAnsi"/>
-          <w:sz w:val="24"/>
-          <w:szCs w:val="24"/>
-        </w:rPr>
-        <w:t>The three-level policy also makes practical sense. If trust is clearly high, the session should stay in ALLOW. If trust is clearly low, LOCK is reasonable. The difficult part is the middle range, where the system is unsure. That is why STEP UP exists. It gives the prototype a safer middle action instead of jumping directly from allow to lock. This follows the general security-usability trade-off discussed in continuous authentication literature (Baig and Eskeland, 2021; Ryu et al., 2021).</w:t>
-      </w:r>
-    </w:p>
-    <w:p>
-      <w:pPr>
-        <w:rPr>
-          <w:rFonts w:cstheme="minorHAnsi"/>
-          <w:sz w:val="24"/>
-          <w:szCs w:val="24"/>
-        </w:rPr>
-      </w:pPr>
-      <w:r>
-        <w:rPr>
-          <w:rFonts w:cstheme="minorHAnsi"/>
-          <w:sz w:val="24"/>
-          <w:szCs w:val="24"/>
-        </w:rPr>
-        <w:lastRenderedPageBreak/>
-        <w:t>The limitation is calibration. Small threshold changes can alter the number of STEP UP and LOCK events, especially when trust scores cluster near a boundary. Smoothing also changes behaviour. It reduces jitter, but it can delay takeover detection. The policy works as a prototype, but it would need proper calibration before real deployment.</w:t>
+        <w:t>behaviour. It reduces jitter, but it can delay takeover detection. The policy works as a prototype, but it would need proper calibration before real deployment.</w:t>
       </w:r>
     </w:p>
     <w:p>
@@ -16185,7 +17396,7 @@
         </w:rPr>
         <w:t xml:space="preserve">Available at: </w:t>
       </w:r>
-      <w:hyperlink r:id="rId13" w:history="1">
+      <w:hyperlink r:id="rId24" w:history="1">
         <w:r>
           <w:rPr>
             <w:rStyle w:val="Hyperlink"/>
@@ -16215,10 +17426,6 @@
     <w:p>
       <w:pPr>
         <w:pStyle w:val="ListParagraph"/>
-        <w:numPr>
-          <w:ilvl w:val="0"/>
-          <w:numId w:val="1"/>
-        </w:numPr>
         <w:rPr>
           <w:rFonts w:ascii="Calibri" w:hAnsi="Calibri" w:cs="Calibri"/>
           <w:sz w:val="24"/>
@@ -16231,45 +17438,27 @@
           <w:sz w:val="24"/>
           <w:szCs w:val="24"/>
         </w:rPr>
-        <w:t xml:space="preserve">Institute of Electrical and Electronics Engineers, author (2009) ‘Comparing anomaly-detection algorithms for keystroke dynamics’, in </w:t>
-      </w:r>
-      <w:r>
+        <w:t xml:space="preserve">Killourhy, K.S. and Maxion, R.A. (2009) ‘Comparing anomaly-detection algorithms for keystroke dynamics’, 2009 IEEE/IFIP International Conference on Dependable Systems and Networks, Lisbon, Portugal, pp. 125–134. </w:t>
+      </w:r>
+    </w:p>
+    <w:p>
+      <w:pPr>
+        <w:pStyle w:val="ListParagraph"/>
         <w:rPr>
           <w:rFonts w:ascii="Calibri" w:hAnsi="Calibri" w:cs="Calibri"/>
-          <w:i/>
-          <w:iCs/>
-          <w:sz w:val="24"/>
-          <w:szCs w:val="24"/>
-        </w:rPr>
-        <w:t>2009 IEEE/IFIP International Conference on Dependable Systems and Networks</w:t>
-      </w:r>
+          <w:sz w:val="24"/>
+          <w:szCs w:val="24"/>
+        </w:rPr>
+      </w:pPr>
       <w:r>
         <w:rPr>
           <w:rFonts w:ascii="Calibri" w:hAnsi="Calibri" w:cs="Calibri"/>
           <w:sz w:val="24"/>
           <w:szCs w:val="24"/>
         </w:rPr>
-        <w:t xml:space="preserve">. pp. 3086–134. </w:t>
-      </w:r>
-    </w:p>
-    <w:p>
-      <w:pPr>
-        <w:pStyle w:val="ListParagraph"/>
-        <w:rPr>
-          <w:rFonts w:ascii="Calibri" w:hAnsi="Calibri" w:cs="Calibri"/>
-          <w:sz w:val="24"/>
-          <w:szCs w:val="24"/>
-        </w:rPr>
-      </w:pPr>
-      <w:r>
-        <w:rPr>
-          <w:rFonts w:ascii="Calibri" w:hAnsi="Calibri" w:cs="Calibri"/>
-          <w:sz w:val="24"/>
-          <w:szCs w:val="24"/>
-        </w:rPr>
         <w:t xml:space="preserve">Available at: </w:t>
       </w:r>
-      <w:hyperlink r:id="rId14" w:history="1">
+      <w:hyperlink r:id="rId25" w:history="1">
         <w:r>
           <w:rPr>
             <w:rStyle w:val="Hyperlink"/>
@@ -16286,18 +17475,8 @@
           <w:sz w:val="24"/>
           <w:szCs w:val="24"/>
         </w:rPr>
-        <w:t>.</w:t>
-      </w:r>
-    </w:p>
-    <w:p>
-      <w:pPr>
-        <w:pStyle w:val="ListParagraph"/>
-        <w:rPr>
-          <w:rFonts w:ascii="Calibri" w:hAnsi="Calibri" w:cs="Calibri"/>
-          <w:sz w:val="24"/>
-          <w:szCs w:val="24"/>
-        </w:rPr>
-      </w:pPr>
+        <w:br/>
+      </w:r>
     </w:p>
     <w:p>
       <w:pPr>
@@ -16392,7 +17571,7 @@
         </w:rPr>
         <w:t xml:space="preserve">Available at: </w:t>
       </w:r>
-      <w:hyperlink r:id="rId15" w:history="1">
+      <w:hyperlink r:id="rId26" w:history="1">
         <w:r>
           <w:rPr>
             <w:rStyle w:val="Hyperlink"/>
@@ -16479,7 +17658,7 @@
         </w:rPr>
         <w:t xml:space="preserve">Available at: </w:t>
       </w:r>
-      <w:hyperlink r:id="rId16" w:history="1">
+      <w:hyperlink r:id="rId27" w:history="1">
         <w:r>
           <w:rPr>
             <w:rStyle w:val="Hyperlink"/>
@@ -16560,7 +17739,7 @@
         </w:rPr>
         <w:t xml:space="preserve">Available at: </w:t>
       </w:r>
-      <w:hyperlink r:id="rId17" w:history="1">
+      <w:hyperlink r:id="rId28" w:history="1">
         <w:r>
           <w:rPr>
             <w:rStyle w:val="Hyperlink"/>
@@ -16665,7 +17844,7 @@
         </w:rPr>
         <w:t xml:space="preserve">Available at: </w:t>
       </w:r>
-      <w:hyperlink r:id="rId18" w:history="1">
+      <w:hyperlink r:id="rId29" w:history="1">
         <w:r>
           <w:rPr>
             <w:rStyle w:val="Hyperlink"/>
@@ -16758,7 +17937,7 @@
         </w:rPr>
         <w:t xml:space="preserve">Available at: </w:t>
       </w:r>
-      <w:hyperlink r:id="rId19" w:history="1">
+      <w:hyperlink r:id="rId30" w:history="1">
         <w:r>
           <w:rPr>
             <w:rStyle w:val="Hyperlink"/>
@@ -16847,7 +18026,7 @@
         </w:rPr>
         <w:t xml:space="preserve">Available at: </w:t>
       </w:r>
-      <w:hyperlink r:id="rId20" w:history="1">
+      <w:hyperlink r:id="rId31" w:history="1">
         <w:r>
           <w:rPr>
             <w:rStyle w:val="Hyperlink"/>
@@ -16958,7 +18137,7 @@
         <w:lastRenderedPageBreak/>
         <w:t xml:space="preserve">Available at: </w:t>
       </w:r>
-      <w:hyperlink r:id="rId21" w:history="1">
+      <w:hyperlink r:id="rId32" w:history="1">
         <w:r>
           <w:rPr>
             <w:rStyle w:val="Hyperlink"/>
@@ -17045,7 +18224,7 @@
         </w:rPr>
         <w:t xml:space="preserve">Available at: </w:t>
       </w:r>
-      <w:hyperlink r:id="rId22" w:history="1">
+      <w:hyperlink r:id="rId33" w:history="1">
         <w:r>
           <w:rPr>
             <w:rStyle w:val="Hyperlink"/>
@@ -17123,7 +18302,7 @@
         </w:rPr>
         <w:t xml:space="preserve">Available at: </w:t>
       </w:r>
-      <w:hyperlink r:id="rId23" w:history="1">
+      <w:hyperlink r:id="rId34" w:history="1">
         <w:r>
           <w:rPr>
             <w:rStyle w:val="Hyperlink"/>
@@ -17201,7 +18380,7 @@
         </w:rPr>
         <w:t xml:space="preserve">Available at: </w:t>
       </w:r>
-      <w:hyperlink r:id="rId24" w:history="1">
+      <w:hyperlink r:id="rId35" w:history="1">
         <w:r>
           <w:rPr>
             <w:rStyle w:val="Hyperlink"/>
@@ -17295,7 +18474,7 @@
         </w:rPr>
         <w:t xml:space="preserve">Available at: </w:t>
       </w:r>
-      <w:hyperlink r:id="rId25" w:history="1">
+      <w:hyperlink r:id="rId36" w:history="1">
         <w:r>
           <w:rPr>
             <w:rStyle w:val="Hyperlink"/>
@@ -17400,7 +18579,7 @@
         </w:rPr>
         <w:t xml:space="preserve">Available at: </w:t>
       </w:r>
-      <w:hyperlink r:id="rId26" w:history="1">
+      <w:hyperlink r:id="rId37" w:history="1">
         <w:r>
           <w:rPr>
             <w:rStyle w:val="Hyperlink"/>
@@ -17485,7 +18664,7 @@
         </w:rPr>
         <w:t xml:space="preserve">Available at: </w:t>
       </w:r>
-      <w:hyperlink r:id="rId27" w:history="1">
+      <w:hyperlink r:id="rId38" w:history="1">
         <w:r>
           <w:rPr>
             <w:rStyle w:val="Hyperlink"/>
@@ -17581,7 +18760,7 @@
         </w:rPr>
         <w:t xml:space="preserve">Available at: </w:t>
       </w:r>
-      <w:hyperlink r:id="rId28" w:history="1">
+      <w:hyperlink r:id="rId39" w:history="1">
         <w:r>
           <w:rPr>
             <w:rStyle w:val="Hyperlink"/>
@@ -17680,18 +18859,17 @@
           <w:sz w:val="24"/>
           <w:szCs w:val="24"/>
         </w:rPr>
-        <w:t xml:space="preserve">Available </w:t>
-      </w:r>
-      <w:proofErr w:type="spellStart"/>
+        <w:t>Available at</w:t>
+      </w:r>
       <w:r>
         <w:rPr>
           <w:rFonts w:ascii="Calibri" w:hAnsi="Calibri" w:cs="Calibri"/>
           <w:sz w:val="24"/>
           <w:szCs w:val="24"/>
         </w:rPr>
-        <w:t>at</w:t>
-      </w:r>
-      <w:hyperlink r:id="rId29" w:history="1">
+        <w:t xml:space="preserve"> </w:t>
+      </w:r>
+      <w:hyperlink r:id="rId40" w:history="1">
         <w:r>
           <w:rPr>
             <w:rStyle w:val="Hyperlink"/>
@@ -17699,17 +18877,7 @@
             <w:sz w:val="24"/>
             <w:szCs w:val="24"/>
           </w:rPr>
-          <w:t>https</w:t>
-        </w:r>
-        <w:proofErr w:type="spellEnd"/>
-        <w:r>
-          <w:rPr>
-            <w:rStyle w:val="Hyperlink"/>
-            <w:rFonts w:ascii="Calibri" w:hAnsi="Calibri" w:cs="Calibri"/>
-            <w:sz w:val="24"/>
-            <w:szCs w:val="24"/>
-          </w:rPr>
-          <w:t>:/doi.org/10.3390/s21175967</w:t>
+          <w:t>https:/doi.org/10.3390/s21175967</w:t>
         </w:r>
       </w:hyperlink>
       <w:r>
@@ -17834,7 +19002,7 @@
         </w:rPr>
         <w:t xml:space="preserve">Available at: </w:t>
       </w:r>
-      <w:hyperlink r:id="rId30" w:history="1">
+      <w:hyperlink r:id="rId41" w:history="1">
         <w:r>
           <w:rPr>
             <w:rStyle w:val="Hyperlink"/>
@@ -17938,7 +19106,7 @@
         </w:rPr>
         <w:t xml:space="preserve">Available at: </w:t>
       </w:r>
-      <w:hyperlink r:id="rId31" w:history="1">
+      <w:hyperlink r:id="rId42" w:history="1">
         <w:r>
           <w:rPr>
             <w:rStyle w:val="Hyperlink"/>
@@ -18016,7 +19184,7 @@
         </w:rPr>
         <w:t xml:space="preserve">Available at: </w:t>
       </w:r>
-      <w:hyperlink r:id="rId32" w:history="1">
+      <w:hyperlink r:id="rId43" w:history="1">
         <w:r>
           <w:rPr>
             <w:rStyle w:val="Hyperlink"/>
@@ -18117,7 +19285,7 @@
         </w:rPr>
         <w:t xml:space="preserve">Available at: </w:t>
       </w:r>
-      <w:hyperlink r:id="rId33" w:tgtFrame="_blank" w:tooltip="DOI" w:history="1">
+      <w:hyperlink r:id="rId44" w:tgtFrame="_blank" w:tooltip="DOI" w:history="1">
         <w:r>
           <w:rPr>
             <w:rStyle w:val="Hyperlink"/>
@@ -18188,7 +19356,7 @@
         </w:rPr>
         <w:t xml:space="preserve">Available at: </w:t>
       </w:r>
-      <w:hyperlink r:id="rId34" w:history="1">
+      <w:hyperlink r:id="rId45" w:history="1">
         <w:r>
           <w:rPr>
             <w:rStyle w:val="Hyperlink"/>
@@ -18282,7 +19450,7 @@
         </w:rPr>
         <w:t xml:space="preserve">Available at: </w:t>
       </w:r>
-      <w:hyperlink r:id="rId35" w:history="1">
+      <w:hyperlink r:id="rId46" w:history="1">
         <w:r>
           <w:rPr>
             <w:rStyle w:val="Hyperlink"/>
@@ -18360,7 +19528,7 @@
         </w:rPr>
         <w:t xml:space="preserve">, 23(10), pp. 1499–1503. Available at: </w:t>
       </w:r>
-      <w:hyperlink r:id="rId36" w:history="1">
+      <w:hyperlink r:id="rId47" w:history="1">
         <w:r>
           <w:rPr>
             <w:rStyle w:val="Hyperlink"/>
@@ -18454,7 +19622,7 @@
         </w:rPr>
         <w:t xml:space="preserve">Available at: </w:t>
       </w:r>
-      <w:hyperlink r:id="rId37" w:history="1">
+      <w:hyperlink r:id="rId48" w:history="1">
         <w:r>
           <w:rPr>
             <w:rStyle w:val="Hyperlink"/>
@@ -18562,7 +19730,7 @@
         </w:rPr>
         <w:t xml:space="preserve"> </w:t>
       </w:r>
-      <w:hyperlink r:id="rId38" w:history="1">
+      <w:hyperlink r:id="rId49" w:history="1">
         <w:r>
           <w:rPr>
             <w:rStyle w:val="Hyperlink"/>
@@ -18663,7 +19831,7 @@
         </w:rPr>
         <w:t xml:space="preserve">Available at: </w:t>
       </w:r>
-      <w:hyperlink r:id="rId39" w:history="1">
+      <w:hyperlink r:id="rId50" w:history="1">
         <w:r>
           <w:rPr>
             <w:rStyle w:val="Hyperlink"/>
@@ -18683,6 +19851,30 @@
     </w:p>
     <w:p>
       <w:pPr>
+        <w:rPr>
+          <w:sz w:val="24"/>
+          <w:szCs w:val="24"/>
+        </w:rPr>
+      </w:pPr>
+    </w:p>
+    <w:p>
+      <w:pPr>
+        <w:rPr>
+          <w:sz w:val="24"/>
+          <w:szCs w:val="24"/>
+        </w:rPr>
+      </w:pPr>
+    </w:p>
+    <w:p>
+      <w:pPr>
+        <w:rPr>
+          <w:sz w:val="24"/>
+          <w:szCs w:val="24"/>
+        </w:rPr>
+      </w:pPr>
+    </w:p>
+    <w:p>
+      <w:pPr>
         <w:pStyle w:val="Heading1"/>
       </w:pPr>
       <w:bookmarkStart w:id="45" w:name="_Toc217313046"/>
@@ -18748,6 +19940,7 @@
           <w:sz w:val="28"/>
           <w:szCs w:val="28"/>
         </w:rPr>
+        <w:lastRenderedPageBreak/>
         <w:drawing>
           <wp:inline distT="0" distB="0" distL="0" distR="0" wp14:anchorId="73075D3B" wp14:editId="7C909864">
             <wp:extent cx="2871839" cy="5977467"/>
@@ -18766,7 +19959,7 @@
                     </pic:cNvPicPr>
                   </pic:nvPicPr>
                   <pic:blipFill rotWithShape="1">
-                    <a:blip r:embed="rId40">
+                    <a:blip r:embed="rId51">
                       <a:extLst>
                         <a:ext uri="{28A0092B-C50C-407E-A947-70E740481C1C}">
                           <a14:useLocalDpi xmlns:a14="http://schemas.microsoft.com/office/drawing/2010/main" val="0"/>
@@ -18811,7 +20004,6 @@
           <w:i/>
           <w:iCs/>
         </w:rPr>
-        <w:lastRenderedPageBreak/>
         <w:t>Figure A.1 – High-level System Architecture</w:t>
       </w:r>
     </w:p>
@@ -18858,6 +20050,7 @@
           <w:sz w:val="28"/>
           <w:szCs w:val="28"/>
         </w:rPr>
+        <w:lastRenderedPageBreak/>
         <w:drawing>
           <wp:inline distT="0" distB="0" distL="0" distR="0" wp14:anchorId="52332D30" wp14:editId="691A64FA">
             <wp:extent cx="5490174" cy="5264727"/>
@@ -18876,7 +20069,7 @@
                     </pic:cNvPicPr>
                   </pic:nvPicPr>
                   <pic:blipFill rotWithShape="1">
-                    <a:blip r:embed="rId41">
+                    <a:blip r:embed="rId52">
                       <a:extLst>
                         <a:ext uri="{28A0092B-C50C-407E-A947-70E740481C1C}">
                           <a14:useLocalDpi xmlns:a14="http://schemas.microsoft.com/office/drawing/2010/main" val="0"/>
@@ -19044,6 +20237,7 @@
       <w:bookmarkStart w:id="48" w:name="_Toc217308716"/>
       <w:bookmarkStart w:id="49" w:name="_Toc217313048"/>
       <w:r>
+        <w:lastRenderedPageBreak/>
         <w:t xml:space="preserve">A.2 </w:t>
       </w:r>
       <w:r>
@@ -19134,7 +20328,7 @@
                     </pic:cNvPicPr>
                   </pic:nvPicPr>
                   <pic:blipFill rotWithShape="1">
-                    <a:blip r:embed="rId42">
+                    <a:blip r:embed="rId53">
                       <a:extLst>
                         <a:ext uri="{28A0092B-C50C-407E-A947-70E740481C1C}">
                           <a14:useLocalDpi xmlns:a14="http://schemas.microsoft.com/office/drawing/2010/main" val="0"/>
@@ -19287,6 +20481,7 @@
       </w:pPr>
       <w:bookmarkStart w:id="50" w:name="_Toc217313049"/>
       <w:r>
+        <w:lastRenderedPageBreak/>
         <w:t xml:space="preserve">Appendix B </w:t>
       </w:r>
       <w:r>
@@ -20004,7 +21199,6 @@
           <w:sz w:val="24"/>
           <w:szCs w:val="24"/>
         </w:rPr>
-        <w:lastRenderedPageBreak/>
         <w:t>burst_mean</w:t>
       </w:r>
       <w:proofErr w:type="spellEnd"/>
@@ -20060,6 +21254,7 @@
       </w:pPr>
       <w:bookmarkStart w:id="52" w:name="_Toc217313051"/>
       <w:r>
+        <w:lastRenderedPageBreak/>
         <w:t>B.2 Mouse feature vector (23 features, fixed order)</w:t>
       </w:r>
       <w:bookmarkEnd w:id="52"/>
@@ -20942,7 +22137,6 @@
           <w:sz w:val="24"/>
           <w:szCs w:val="24"/>
         </w:rPr>
-        <w:lastRenderedPageBreak/>
         <w:t>direction_changes</w:t>
       </w:r>
       <w:proofErr w:type="spellEnd"/>
@@ -21023,6 +22217,7 @@
       </w:pPr>
       <w:bookmarkStart w:id="53" w:name="_Toc217313052"/>
       <w:r>
+        <w:lastRenderedPageBreak/>
         <w:t>Appendix C Model configs, hyperparameters, and training commands</w:t>
       </w:r>
       <w:bookmarkEnd w:id="53"/>
@@ -21459,7 +22654,6 @@
           <w:sz w:val="24"/>
           <w:szCs w:val="24"/>
         </w:rPr>
-        <w:lastRenderedPageBreak/>
         <w:t>Metrics: /artifacts/kb_cae_metrics.csv</w:t>
       </w:r>
     </w:p>
@@ -21505,6 +22699,7 @@
       </w:pPr>
       <w:bookmarkStart w:id="55" w:name="_Toc217313054"/>
       <w:r>
+        <w:lastRenderedPageBreak/>
         <w:t>C.2 Keyboard SVM (global multi-class SVC)</w:t>
       </w:r>
       <w:bookmarkEnd w:id="55"/>
@@ -22035,6 +23230,7 @@
       </w:pPr>
       <w:bookmarkStart w:id="56" w:name="_Toc217313055"/>
       <w:r>
+        <w:lastRenderedPageBreak/>
         <w:t>C.3 Mouse SVM (global multi-class SVC)</w:t>
       </w:r>
       <w:bookmarkEnd w:id="56"/>
@@ -22499,7 +23695,6 @@
           <w:sz w:val="24"/>
           <w:szCs w:val="24"/>
         </w:rPr>
-        <w:lastRenderedPageBreak/>
         <w:t>Other plots under /artifacts/mouse/Plots/</w:t>
       </w:r>
     </w:p>
@@ -22566,6 +23761,7 @@
       </w:pPr>
       <w:bookmarkStart w:id="57" w:name="_Toc217313056"/>
       <w:r>
+        <w:lastRenderedPageBreak/>
         <w:t>C.4 Takeover simulation generation (keyboard replay plot)</w:t>
       </w:r>
       <w:bookmarkEnd w:id="57"/>
@@ -22869,6 +24065,7 @@
       </w:pPr>
       <w:bookmarkStart w:id="58" w:name="_Toc217313057"/>
       <w:r>
+        <w:lastRenderedPageBreak/>
         <w:t>C.5 Real-time plots from session logs</w:t>
       </w:r>
       <w:bookmarkEnd w:id="58"/>
@@ -23159,6 +24356,7 @@
       </w:pPr>
       <w:bookmarkStart w:id="59" w:name="_Toc217313058"/>
       <w:r>
+        <w:lastRenderedPageBreak/>
         <w:t>Appendix D AI Use and Code Provenance table</w:t>
       </w:r>
       <w:bookmarkEnd w:id="59"/>
@@ -23583,11 +24781,7 @@
             </w:r>
             <w:proofErr w:type="spellEnd"/>
             <w:r>
-              <w:t xml:space="preserve"> </w:t>
-            </w:r>
-            <w:r>
-              <w:lastRenderedPageBreak/>
-              <w:t>artefacts, metric export</w:t>
+              <w:t xml:space="preserve"> artefacts, metric export</w:t>
             </w:r>
           </w:p>
         </w:tc>
@@ -23601,7 +24795,6 @@
               <w:cnfStyle w:val="000000000000" w:firstRow="0" w:lastRow="0" w:firstColumn="0" w:lastColumn="0" w:oddVBand="0" w:evenVBand="0" w:oddHBand="0" w:evenHBand="0" w:firstRowFirstColumn="0" w:firstRowLastColumn="0" w:lastRowFirstColumn="0" w:lastRowLastColumn="0"/>
             </w:pPr>
             <w:r>
-              <w:lastRenderedPageBreak/>
               <w:t xml:space="preserve">Generic </w:t>
             </w:r>
             <w:proofErr w:type="spellStart"/>
@@ -23624,11 +24817,7 @@
               <w:cnfStyle w:val="000000000000" w:firstRow="0" w:lastRow="0" w:firstColumn="0" w:lastColumn="0" w:oddVBand="0" w:evenVBand="0" w:oddHBand="0" w:evenHBand="0" w:firstRowFirstColumn="0" w:firstRowLastColumn="0" w:lastRowFirstColumn="0" w:lastRowLastColumn="0"/>
             </w:pPr>
             <w:r>
-              <w:t xml:space="preserve">Fixed feature order leakage, ensured runtime uses same scaler </w:t>
-            </w:r>
-            <w:r>
-              <w:lastRenderedPageBreak/>
-              <w:t>and meta feature list</w:t>
+              <w:t>Fixed feature order leakage, ensured runtime uses same scaler and meta feature list</w:t>
             </w:r>
           </w:p>
         </w:tc>
@@ -23642,7 +24831,6 @@
               <w:cnfStyle w:val="000000000000" w:firstRow="0" w:lastRow="0" w:firstColumn="0" w:lastColumn="0" w:oddVBand="0" w:evenVBand="0" w:oddHBand="0" w:evenHBand="0" w:firstRowFirstColumn="0" w:firstRowLastColumn="0" w:lastRowFirstColumn="0" w:lastRowLastColumn="0"/>
             </w:pPr>
             <w:r>
-              <w:lastRenderedPageBreak/>
               <w:t>/Apps/behavior/train_mouse_svm.py, eval_mouse.py, /Models/mouse/</w:t>
             </w:r>
           </w:p>
@@ -23727,6 +24915,7 @@
           </w:tcPr>
           <w:p>
             <w:r>
+              <w:lastRenderedPageBreak/>
               <w:t>Real-time logging and plots</w:t>
             </w:r>
           </w:p>
@@ -24108,7 +25297,7 @@
         </w:rPr>
         <w:t xml:space="preserve"> </w:t>
       </w:r>
-      <w:hyperlink r:id="rId43" w:history="1">
+      <w:hyperlink r:id="rId54" w:history="1">
         <w:r>
           <w:rPr>
             <w:rStyle w:val="Hyperlink"/>
@@ -24201,7 +25390,7 @@
         </w:rPr>
         <w:t xml:space="preserve"> </w:t>
       </w:r>
-      <w:hyperlink r:id="rId44" w:history="1">
+      <w:hyperlink r:id="rId55" w:history="1">
         <w:r>
           <w:rPr>
             <w:rStyle w:val="Hyperlink"/>
@@ -24280,7 +25469,7 @@
         </w:rPr>
         <w:t xml:space="preserve"> </w:t>
       </w:r>
-      <w:hyperlink r:id="rId45" w:history="1">
+      <w:hyperlink r:id="rId56" w:history="1">
         <w:r>
           <w:rPr>
             <w:rStyle w:val="Hyperlink"/>
@@ -24292,7 +25481,7 @@
       </w:hyperlink>
     </w:p>
     <w:sectPr>
-      <w:headerReference w:type="default" r:id="rId46"/>
+      <w:headerReference w:type="default" r:id="rId57"/>
       <w:pgSz w:w="11906" w:h="16838"/>
       <w:pgMar w:top="1440" w:right="1440" w:bottom="1440" w:left="1440" w:header="708" w:footer="708" w:gutter="0"/>
       <w:cols w:space="708"/>

--- a/Dissertation_Report.docx
+++ b/Dissertation_Report.docx
@@ -5544,24 +5544,6 @@
     </w:p>
     <w:p>
       <w:pPr>
-        <w:rPr>
-          <w:rFonts w:cstheme="minorHAnsi"/>
-          <w:sz w:val="28"/>
-          <w:szCs w:val="28"/>
-        </w:rPr>
-      </w:pPr>
-    </w:p>
-    <w:p>
-      <w:pPr>
-        <w:rPr>
-          <w:rFonts w:cstheme="minorHAnsi"/>
-          <w:sz w:val="28"/>
-          <w:szCs w:val="28"/>
-        </w:rPr>
-      </w:pPr>
-    </w:p>
-    <w:p>
-      <w:pPr>
         <w:pStyle w:val="Heading1"/>
       </w:pPr>
       <w:bookmarkStart w:id="1" w:name="_Toc217313002"/>
@@ -5569,6 +5551,7 @@
         <w:rPr>
           <w:lang w:bidi="hi-IN"/>
         </w:rPr>
+        <w:lastRenderedPageBreak/>
         <w:t>Chapter 1</w:t>
       </w:r>
       <w:r>
@@ -5693,24 +5676,16 @@
           <w:sz w:val="24"/>
           <w:szCs w:val="24"/>
         </w:rPr>
-        <w:t xml:space="preserve">The problem becomes serious because many digital services remain open for long periods. If a user leaves an active session running, another person may gain access to email, cloud files, financial settings, or administrative controls without needing to log in again. Continuous authentication was proposed to reduce this weakness by checking identity during the session instead of relying only on the first login event. Review work in this area shows that </w:t>
-      </w:r>
-      <w:r>
-        <w:rPr>
-          <w:rFonts w:cstheme="minorHAnsi"/>
-          <w:sz w:val="24"/>
-          <w:szCs w:val="24"/>
-        </w:rPr>
+        <w:t>The problem becomes serious because many digital services remain open for long periods. If a user leaves an active session running, another person may gain access to email, cloud files, financial settings, or administrative controls without needing to log in again. Continuous authentication was proposed to reduce this weakness by checking identity during the session instead of relying only on the first login event. Review work in this area shows that already logged-in services may continue running in the background, which increases the exposure if the device or session is taken over (Stylios et al., 2016). More recent work also shows that behavioural interaction features can be monitored over time and used to detect session hijacking while the session is still active (Garabato et al., 2022).</w:t>
+      </w:r>
+    </w:p>
+    <w:p>
+      <w:pPr>
+        <w:pStyle w:val="Heading2"/>
+      </w:pPr>
+      <w:bookmarkStart w:id="4" w:name="_Toc217313005"/>
+      <w:r>
         <w:lastRenderedPageBreak/>
-        <w:t>already logged-in services may continue running in the background, which increases the exposure if the device or session is taken over (Stylios et al., 2016). More recent work also shows that behavioural interaction features can be monitored over time and used to detect session hijacking while the session is still active (Garabato et al., 2022).</w:t>
-      </w:r>
-    </w:p>
-    <w:p>
-      <w:pPr>
-        <w:pStyle w:val="Heading2"/>
-      </w:pPr>
-      <w:bookmarkStart w:id="4" w:name="_Toc217313005"/>
-      <w:r>
         <w:t>1.3</w:t>
       </w:r>
       <w:r>
@@ -6027,7 +6002,6 @@
           <w:sz w:val="24"/>
           <w:szCs w:val="24"/>
         </w:rPr>
-        <w:lastRenderedPageBreak/>
         <w:t>Success check: Combine the available behavioural and optional face signals into a single trust value, and map that value to three practical actions: ALLOW, STEP UP, and LOCK.</w:t>
       </w:r>
     </w:p>
@@ -6072,6 +6046,7 @@
           <w:sz w:val="24"/>
           <w:szCs w:val="24"/>
         </w:rPr>
+        <w:lastRenderedPageBreak/>
         <w:t>Success check: Show that when the active user changes, the trust value drops clearly and the policy moves toward STEP UP or LOCK within a short number of windows.</w:t>
       </w:r>
     </w:p>
@@ -6254,15 +6229,7 @@
           <w:sz w:val="24"/>
           <w:szCs w:val="24"/>
         </w:rPr>
-        <w:t xml:space="preserve">The face component also changed in scope. In the proposal, it was intended to play a stronger role, but in the final implementation it became a lightweight support signal mainly for step-up situations. A full anti-spoofing evaluation was not feasible within the project scope, so I kept the face stream limited to match and basic liveness support. I also made the fusion stage more explicit by using fixed weights, simple thresholds, and rolling smoothing to </w:t>
-      </w:r>
-      <w:r>
-        <w:rPr>
-          <w:sz w:val="24"/>
-          <w:szCs w:val="24"/>
-        </w:rPr>
-        <w:lastRenderedPageBreak/>
-        <w:t>reduce jitter in short windows. Finally, I improved the evidence side of the project by generating structured CSV logs, takeover-style plots, per-user breakdowns, and a browser-based Django monitor so that the final system could be demonstrated and analysed more clearly.</w:t>
+        <w:t>The face component also changed in scope. In the proposal, it was intended to play a stronger role, but in the final implementation it became a lightweight support signal mainly for step-up situations. A full anti-spoofing evaluation was not feasible within the project scope, so I kept the face stream limited to match and basic liveness support. I also made the fusion stage more explicit by using fixed weights, simple thresholds, and rolling smoothing to reduce jitter in short windows. Finally, I improved the evidence side of the project by generating structured CSV logs, takeover-style plots, per-user breakdowns, and a browser-based Django monitor so that the final system could be demonstrated and analysed more clearly.</w:t>
       </w:r>
     </w:p>
     <w:p>
@@ -6423,7 +6390,6 @@
           <w:sz w:val="24"/>
           <w:szCs w:val="24"/>
         </w:rPr>
-        <w:lastRenderedPageBreak/>
         <w:t>I also used Napkin AI to generate some of the system diagrams shown in Appendix A1. I supplied the architecture, data flows and component definitions, and the tool only refined the layout and styling. The components, relationships and workflows in these diagrams reflect my own design decisions not those of the tool.</w:t>
       </w:r>
     </w:p>
@@ -6449,6 +6415,7 @@
         <w:rPr>
           <w:lang w:bidi="hi-IN"/>
         </w:rPr>
+        <w:lastRenderedPageBreak/>
         <w:t>Chapter 2 - Context and Literature Review</w:t>
       </w:r>
       <w:bookmarkEnd w:id="11"/>
@@ -6583,33 +6550,6 @@
     </w:p>
     <w:p>
       <w:pPr>
-        <w:rPr>
-          <w:rFonts w:cstheme="minorHAnsi"/>
-          <w:sz w:val="24"/>
-          <w:szCs w:val="24"/>
-        </w:rPr>
-      </w:pPr>
-    </w:p>
-    <w:p>
-      <w:pPr>
-        <w:rPr>
-          <w:rFonts w:cstheme="minorHAnsi"/>
-          <w:sz w:val="24"/>
-          <w:szCs w:val="24"/>
-        </w:rPr>
-      </w:pPr>
-    </w:p>
-    <w:p>
-      <w:pPr>
-        <w:rPr>
-          <w:rFonts w:cstheme="minorHAnsi"/>
-          <w:sz w:val="24"/>
-          <w:szCs w:val="24"/>
-        </w:rPr>
-      </w:pPr>
-    </w:p>
-    <w:p>
-      <w:pPr>
         <w:pStyle w:val="Heading2"/>
       </w:pPr>
       <w:bookmarkStart w:id="13" w:name="_Toc217313014"/>
@@ -6849,13 +6789,9 @@
       <w:pPr>
         <w:pStyle w:val="Heading2"/>
       </w:pPr>
-    </w:p>
-    <w:p>
-      <w:pPr>
-        <w:pStyle w:val="Heading2"/>
-      </w:pPr>
       <w:bookmarkStart w:id="15" w:name="_Toc217313016"/>
       <w:r>
+        <w:lastRenderedPageBreak/>
         <w:t xml:space="preserve">2.4 </w:t>
       </w:r>
       <w:r>
@@ -6953,124 +6889,226 @@
     </w:p>
     <w:p>
       <w:pPr>
+        <w:pStyle w:val="NoSpacing"/>
+      </w:pPr>
+    </w:p>
+    <w:p>
+      <w:pPr>
+        <w:pStyle w:val="NoSpacing"/>
+      </w:pPr>
+    </w:p>
+    <w:p>
+      <w:pPr>
+        <w:pStyle w:val="NoSpacing"/>
+      </w:pPr>
+    </w:p>
+    <w:p>
+      <w:pPr>
+        <w:pStyle w:val="NoSpacing"/>
+      </w:pPr>
+    </w:p>
+    <w:p>
+      <w:pPr>
+        <w:pStyle w:val="NoSpacing"/>
+      </w:pPr>
+    </w:p>
+    <w:p>
+      <w:pPr>
+        <w:pStyle w:val="NoSpacing"/>
+      </w:pPr>
+    </w:p>
+    <w:p>
+      <w:pPr>
+        <w:pStyle w:val="NoSpacing"/>
+      </w:pPr>
+    </w:p>
+    <w:p>
+      <w:pPr>
+        <w:pStyle w:val="NoSpacing"/>
+      </w:pPr>
+    </w:p>
+    <w:p>
+      <w:pPr>
+        <w:pStyle w:val="NoSpacing"/>
+      </w:pPr>
+    </w:p>
+    <w:p>
+      <w:pPr>
+        <w:pStyle w:val="NoSpacing"/>
+      </w:pPr>
+    </w:p>
+    <w:p>
+      <w:pPr>
+        <w:pStyle w:val="NoSpacing"/>
+      </w:pPr>
+    </w:p>
+    <w:p>
+      <w:pPr>
+        <w:pStyle w:val="NoSpacing"/>
+      </w:pPr>
+    </w:p>
+    <w:p>
+      <w:pPr>
+        <w:pStyle w:val="NoSpacing"/>
+      </w:pPr>
+    </w:p>
+    <w:p>
+      <w:pPr>
+        <w:pStyle w:val="NoSpacing"/>
+      </w:pPr>
+    </w:p>
+    <w:p>
+      <w:pPr>
         <w:pStyle w:val="Heading2"/>
       </w:pPr>
+      <w:bookmarkStart w:id="16" w:name="_Toc217313017"/>
+      <w:r>
+        <w:lastRenderedPageBreak/>
+        <w:t xml:space="preserve">2.5 </w:t>
+      </w:r>
+      <w:r>
+        <w:t>Multimodal fusion strategies and trade offs</w:t>
+      </w:r>
+      <w:bookmarkEnd w:id="16"/>
+    </w:p>
+    <w:p>
+      <w:pPr>
+        <w:rPr>
+          <w:rFonts w:cstheme="minorHAnsi"/>
+          <w:sz w:val="24"/>
+          <w:szCs w:val="24"/>
+        </w:rPr>
+      </w:pPr>
+      <w:r>
+        <w:rPr>
+          <w:rFonts w:cstheme="minorHAnsi"/>
+          <w:sz w:val="24"/>
+          <w:szCs w:val="24"/>
+        </w:rPr>
+        <w:t xml:space="preserve">Multimodal continuous authentication is used because one signal alone is not reliable in every situation. Keyboard behaviour can change with typing speed, fatigue or keyboard type. Mouse evidence may be weak when the user is mainly reading or typing. Face evidence can also fail when the camera </w:t>
+      </w:r>
+      <w:proofErr w:type="gramStart"/>
+      <w:r>
+        <w:rPr>
+          <w:rFonts w:cstheme="minorHAnsi"/>
+          <w:sz w:val="24"/>
+          <w:szCs w:val="24"/>
+        </w:rPr>
+        <w:t>view</w:t>
+      </w:r>
+      <w:proofErr w:type="gramEnd"/>
+      <w:r>
+        <w:rPr>
+          <w:rFonts w:cstheme="minorHAnsi"/>
+          <w:sz w:val="24"/>
+          <w:szCs w:val="24"/>
+        </w:rPr>
+        <w:t>, lighting or head position changes. A systematic review of continuous multimodal biometric authentication discusses the use of different biometric modalities together instead of relying on only one source of evidence (Ryu et al., 2021). In this project, the reason for fusion is practical: if one channel is missing or weak, another channel may still provide useful support.</w:t>
+      </w:r>
+    </w:p>
+    <w:p>
+      <w:pPr>
+        <w:rPr>
+          <w:rFonts w:cstheme="minorHAnsi"/>
+          <w:sz w:val="24"/>
+          <w:szCs w:val="24"/>
+        </w:rPr>
+      </w:pPr>
+      <w:r>
+        <w:rPr>
+          <w:rFonts w:cstheme="minorHAnsi"/>
+          <w:sz w:val="24"/>
+          <w:szCs w:val="24"/>
+        </w:rPr>
+        <w:t>Fusion can be applied at different levels. Feature-level fusion combines features from different sources into one larger feature vector before training a model. This can be useful, but it also needs the modalities to be available in a consistent way. Martín et al. (2022) specifically studied combining behavioural information at the feature level for continuous authentication, so this paper is a suitable reference for that type of fusion. In my project, I did not use feature-level fusion because keyboard, mouse and face are not always available at the same time. For example, mouse can be idle and face evidence can be missing.</w:t>
+      </w:r>
+    </w:p>
+    <w:p>
+      <w:pPr>
+        <w:rPr>
+          <w:rFonts w:cstheme="minorHAnsi"/>
+          <w:sz w:val="24"/>
+          <w:szCs w:val="24"/>
+        </w:rPr>
+      </w:pPr>
+      <w:r>
+        <w:rPr>
+          <w:rFonts w:cstheme="minorHAnsi"/>
+          <w:sz w:val="24"/>
+          <w:szCs w:val="24"/>
+        </w:rPr>
+        <w:t>Score-level fusion is more suitable for this prototype. Each model first gives its own trust score, and then the backend combines those scores using rules. This makes the system easier to debug because keyboard, mouse and face can be checked separately before they are combined. It also allows fallback behaviour. If the webcam is unavailable, the system can still use keyboard and mouse. If mouse data is missing for a short time, the system can still use keyboard and the last valid behaviour score. Decision-level fusion is simpler, because each modality gives a final decision and the system combines those decisions, but it loses more information than score-level fusion.</w:t>
+      </w:r>
+    </w:p>
+    <w:p>
+      <w:pPr>
+        <w:rPr>
+          <w:rFonts w:cstheme="minorHAnsi"/>
+          <w:sz w:val="24"/>
+          <w:szCs w:val="24"/>
+        </w:rPr>
+      </w:pPr>
+      <w:r>
+        <w:rPr>
+          <w:rFonts w:cstheme="minorHAnsi"/>
+          <w:sz w:val="24"/>
+          <w:szCs w:val="24"/>
+        </w:rPr>
+        <w:t>The main trade-off is still between security and usability. Continuous authentication has to be careful because a strict system can interrupt genuine users, while a relaxed system can miss suspicious behaviour. Security, privacy and usability are treated as important concerns in continuous authentication research (Baig and Eskeland, 2021). In this project, the exact fusion weights and thresholds are not copied from the literature. They are implementation choices in trust_fusion.py and views.py. I use score-level fusion because it is transparent, easy to test, and suitable for a proof-of-concept monitor.</w:t>
+      </w:r>
+    </w:p>
+    <w:p>
+      <w:pPr>
+        <w:rPr>
+          <w:rFonts w:cstheme="minorHAnsi"/>
+          <w:sz w:val="24"/>
+          <w:szCs w:val="24"/>
+        </w:rPr>
+      </w:pPr>
+    </w:p>
+    <w:p>
+      <w:pPr>
+        <w:rPr>
+          <w:rFonts w:cstheme="minorHAnsi"/>
+          <w:sz w:val="24"/>
+          <w:szCs w:val="24"/>
+        </w:rPr>
+      </w:pPr>
+    </w:p>
+    <w:p>
+      <w:pPr>
+        <w:rPr>
+          <w:rFonts w:cstheme="minorHAnsi"/>
+          <w:sz w:val="24"/>
+          <w:szCs w:val="24"/>
+        </w:rPr>
+      </w:pPr>
+    </w:p>
+    <w:p>
+      <w:pPr>
+        <w:rPr>
+          <w:rFonts w:cstheme="minorHAnsi"/>
+          <w:sz w:val="24"/>
+          <w:szCs w:val="24"/>
+        </w:rPr>
+      </w:pPr>
+    </w:p>
+    <w:p>
+      <w:pPr>
+        <w:rPr>
+          <w:rFonts w:cstheme="minorHAnsi"/>
+          <w:sz w:val="24"/>
+          <w:szCs w:val="24"/>
+        </w:rPr>
+      </w:pPr>
     </w:p>
     <w:p>
       <w:pPr>
         <w:pStyle w:val="Heading2"/>
       </w:pPr>
-      <w:bookmarkStart w:id="16" w:name="_Toc217313017"/>
-      <w:r>
-        <w:t xml:space="preserve">2.5 </w:t>
-      </w:r>
-      <w:r>
-        <w:t>Multimodal fusion strategies and trade offs</w:t>
-      </w:r>
-      <w:bookmarkEnd w:id="16"/>
-    </w:p>
-    <w:p>
-      <w:pPr>
-        <w:rPr>
-          <w:rFonts w:cstheme="minorHAnsi"/>
-          <w:sz w:val="24"/>
-          <w:szCs w:val="24"/>
-        </w:rPr>
-      </w:pPr>
-      <w:r>
-        <w:rPr>
-          <w:rFonts w:cstheme="minorHAnsi"/>
-          <w:sz w:val="24"/>
-          <w:szCs w:val="24"/>
-        </w:rPr>
-        <w:t xml:space="preserve">Multimodal continuous authentication is used because one signal alone is not reliable in every situation. Keyboard behaviour can change with typing speed, fatigue or keyboard type. Mouse evidence may be weak when the user is mainly reading or typing. Face evidence can also fail when the camera </w:t>
-      </w:r>
-      <w:proofErr w:type="gramStart"/>
-      <w:r>
-        <w:rPr>
-          <w:rFonts w:cstheme="minorHAnsi"/>
-          <w:sz w:val="24"/>
-          <w:szCs w:val="24"/>
-        </w:rPr>
-        <w:t>view</w:t>
-      </w:r>
-      <w:proofErr w:type="gramEnd"/>
-      <w:r>
-        <w:rPr>
-          <w:rFonts w:cstheme="minorHAnsi"/>
-          <w:sz w:val="24"/>
-          <w:szCs w:val="24"/>
-        </w:rPr>
-        <w:t>, lighting or head position changes. A systematic review of continuous multimodal biometric authentication discusses the use of different biometric modalities together instead of relying on only one source of evidence (Ryu et al., 2021). In this project, the reason for fusion is practical: if one channel is missing or weak, another channel may still provide useful support.</w:t>
-      </w:r>
-    </w:p>
-    <w:p>
-      <w:pPr>
-        <w:rPr>
-          <w:rFonts w:cstheme="minorHAnsi"/>
-          <w:sz w:val="24"/>
-          <w:szCs w:val="24"/>
-        </w:rPr>
-      </w:pPr>
-      <w:r>
-        <w:rPr>
-          <w:rFonts w:cstheme="minorHAnsi"/>
-          <w:sz w:val="24"/>
-          <w:szCs w:val="24"/>
-        </w:rPr>
+      <w:bookmarkStart w:id="17" w:name="_Toc217313018"/>
+      <w:r>
         <w:lastRenderedPageBreak/>
-        <w:t>Fusion can be applied at different levels. Feature-level fusion combines features from different sources into one larger feature vector before training a model. This can be useful, but it also needs the modalities to be available in a consistent way. Martín et al. (2022) specifically studied combining behavioural information at the feature level for continuous authentication, so this paper is a suitable reference for that type of fusion. In my project, I did not use feature-level fusion because keyboard, mouse and face are not always available at the same time. For example, mouse can be idle and face evidence can be missing.</w:t>
-      </w:r>
-    </w:p>
-    <w:p>
-      <w:pPr>
-        <w:rPr>
-          <w:rFonts w:cstheme="minorHAnsi"/>
-          <w:sz w:val="24"/>
-          <w:szCs w:val="24"/>
-        </w:rPr>
-      </w:pPr>
-      <w:r>
-        <w:rPr>
-          <w:rFonts w:cstheme="minorHAnsi"/>
-          <w:sz w:val="24"/>
-          <w:szCs w:val="24"/>
-        </w:rPr>
-        <w:t>Score-level fusion is more suitable for this prototype. Each model first gives its own trust score, and then the backend combines those scores using rules. This makes the system easier to debug because keyboard, mouse and face can be checked separately before they are combined. It also allows fallback behaviour. If the webcam is unavailable, the system can still use keyboard and mouse. If mouse data is missing for a short time, the system can still use keyboard and the last valid behaviour score. Decision-level fusion is simpler, because each modality gives a final decision and the system combines those decisions, but it loses more information than score-level fusion.</w:t>
-      </w:r>
-    </w:p>
-    <w:p>
-      <w:pPr>
-        <w:rPr>
-          <w:rFonts w:cstheme="minorHAnsi"/>
-          <w:sz w:val="24"/>
-          <w:szCs w:val="24"/>
-        </w:rPr>
-      </w:pPr>
-      <w:r>
-        <w:rPr>
-          <w:rFonts w:cstheme="minorHAnsi"/>
-          <w:sz w:val="24"/>
-          <w:szCs w:val="24"/>
-        </w:rPr>
-        <w:t>The main trade-off is still between security and usability. Continuous authentication has to be careful because a strict system can interrupt genuine users, while a relaxed system can miss suspicious behaviour. Security, privacy and usability are treated as important concerns in continuous authentication research (Baig and Eskeland, 2021). In this project, the exact fusion weights and thresholds are not copied from the literature. They are implementation choices in trust_fusion.py and views.py. I use score-level fusion because it is transparent, easy to test, and suitable for a proof-of-concept monitor.</w:t>
-      </w:r>
-    </w:p>
-    <w:p>
-      <w:pPr>
-        <w:rPr>
-          <w:rFonts w:cstheme="minorHAnsi"/>
-          <w:sz w:val="24"/>
-          <w:szCs w:val="24"/>
-        </w:rPr>
-      </w:pPr>
-    </w:p>
-    <w:p>
-      <w:pPr>
-        <w:pStyle w:val="Heading2"/>
-      </w:pPr>
-      <w:bookmarkStart w:id="17" w:name="_Toc217313018"/>
-      <w:r>
         <w:t xml:space="preserve">2.6 </w:t>
       </w:r>
       <w:r>
@@ -7142,16 +7180,7 @@
           <w:sz w:val="24"/>
           <w:szCs w:val="24"/>
         </w:rPr>
-        <w:t>The prototype addresses this gap by linking the main parts of the system into one working flow. The browser page captures keyboard and mouse activity, converts them into window-</w:t>
-      </w:r>
-      <w:r>
-        <w:rPr>
-          <w:rFonts w:cstheme="minorHAnsi"/>
-          <w:sz w:val="24"/>
-          <w:szCs w:val="24"/>
-        </w:rPr>
-        <w:lastRenderedPageBreak/>
-        <w:t>level feature vectors, and sends them to Django endpoints. The backend loads saved models, generates keyboard and mouse trust scores, applies score-level fusion, and writes live trust values to CSV logs. Face evidence is included only as optional support. The system also produces plots for trust over time, action counts and takeover replay, so the discussion can include runtime behaviour as well as offline metrics.</w:t>
+        <w:t>The prototype addresses this gap by linking the main parts of the system into one working flow. The browser page captures keyboard and mouse activity, converts them into window-level feature vectors, and sends them to Django endpoints. The backend loads saved models, generates keyboard and mouse trust scores, applies score-level fusion, and writes live trust values to CSV logs. Face evidence is included only as optional support. The system also produces plots for trust over time, action counts and takeover replay, so the discussion can include runtime behaviour as well as offline metrics.</w:t>
       </w:r>
     </w:p>
     <w:p>
@@ -7273,6 +7302,7 @@
         <w:rPr>
           <w:lang w:bidi="hi-IN"/>
         </w:rPr>
+        <w:lastRenderedPageBreak/>
         <w:t xml:space="preserve">3.1 </w:t>
       </w:r>
       <w:r>
@@ -7331,7 +7361,6 @@
           <w:sz w:val="24"/>
           <w:szCs w:val="24"/>
         </w:rPr>
-        <w:lastRenderedPageBreak/>
         <w:t>Short windows can be noisy, so the backend does not treat every single tick as a final decision. The system keeps a short rolling history of fused trust values and also holds recent modality scores briefly when keyboard, mouse or face evidence is temporarily missing. This avoids sudden drops when the user pauses typing or keeps still in front of the camera.</w:t>
       </w:r>
     </w:p>
@@ -7567,11 +7596,9 @@
           <w:szCs w:val="24"/>
           <w:lang w:bidi="hi-IN"/>
         </w:rPr>
-        <w:t>, and the final 18 engineered keyboard features used by the models. In the final implementation, keyboard modelling is based on three explicit split files: keyboard_train_windows.csv, keyboard_val_windows.csv, and keyboard_test_windows.csv. The split contains 51 users. The training file contains 12,240 rows, the validation file contains 4,080 rows, and the test file contains 4,080 rows. The same users are present across the three files, but the windows are different. The training split is used to fit the model and scaler, the validation split is used for threshold or hyperparameter selection, and the test split is used only for final held-out evaluation.</w:t>
-      </w:r>
-    </w:p>
-    <w:p>
-      <w:pPr>
+        <w:t xml:space="preserve">, and the final 18 engineered keyboard features used by the models. In the final implementation, keyboard modelling is based on </w:t>
+      </w:r>
+      <w:r>
         <w:rPr>
           <w:rFonts w:cstheme="minorHAnsi"/>
           <w:kern w:val="0"/>
@@ -7579,8 +7606,12 @@
           <w:szCs w:val="24"/>
           <w:lang w:bidi="hi-IN"/>
         </w:rPr>
-      </w:pPr>
-      <w:r>
+        <w:lastRenderedPageBreak/>
+        <w:t>three explicit split files: keyboard_train_windows.csv, keyboard_val_windows.csv, and keyboard_test_windows.csv. The split contains 51 users. The training file contains 12,240 rows, the validation file contains 4,080 rows, and the test file contains 4,080 rows. The same users are present across the three files, but the windows are different. The training split is used to fit the model and scaler, the validation split is used for threshold or hyperparameter selection, and the test split is used only for final held-out evaluation.</w:t>
+      </w:r>
+    </w:p>
+    <w:p>
+      <w:pPr>
         <w:rPr>
           <w:rFonts w:cstheme="minorHAnsi"/>
           <w:kern w:val="0"/>
@@ -7588,6 +7619,15 @@
           <w:szCs w:val="24"/>
           <w:lang w:bidi="hi-IN"/>
         </w:rPr>
+      </w:pPr>
+      <w:r>
+        <w:rPr>
+          <w:rFonts w:cstheme="minorHAnsi"/>
+          <w:kern w:val="0"/>
+          <w:sz w:val="24"/>
+          <w:szCs w:val="24"/>
+          <w:lang w:bidi="hi-IN"/>
+        </w:rPr>
         <w:t xml:space="preserve">For the mouse channel, I used the BALABIT remote desktop mouse dataset obtained from Kaggle. The raw session files were converted into window-level rows, where each row contains a </w:t>
       </w:r>
       <w:proofErr w:type="spellStart"/>
@@ -7610,18 +7650,7 @@
           <w:szCs w:val="24"/>
           <w:lang w:bidi="hi-IN"/>
         </w:rPr>
-        <w:t xml:space="preserve">, a raw session or file identifier, and the 23 engineered mouse features described in Section 3.3. The final mouse pipeline uses mouse_windows_train.csv as the base tuning file, mouse_windows_train_augmented.csv as the final training file, and mouse_windows_test.csv as the held-out evaluation file. In the final run, the tuning file contained 23,358 rows from 10 users, and the held-out test file contained 23,792 rows. Grouped cross-validation was used during tuning so that windows from the same raw file did not leak across folds. After selecting the hyperparameters, the final mouse SVM was trained on mouse_windows_train_augmented.csv. In the final run this file had the same row </w:t>
-      </w:r>
-      <w:r>
-        <w:rPr>
-          <w:rFonts w:cstheme="minorHAnsi"/>
-          <w:kern w:val="0"/>
-          <w:sz w:val="24"/>
-          <w:szCs w:val="24"/>
-          <w:lang w:bidi="hi-IN"/>
-        </w:rPr>
-        <w:lastRenderedPageBreak/>
-        <w:t>count as the base training file, so I do not claim that augmentation increased the dataset size.</w:t>
+        <w:t>, a raw session or file identifier, and the 23 engineered mouse features described in Section 3.3. The final mouse pipeline uses mouse_windows_train.csv as the base tuning file, mouse_windows_train_augmented.csv as the final training file, and mouse_windows_test.csv as the held-out evaluation file. In the final run, the tuning file contained 23,358 rows from 10 users, and the held-out test file contained 23,792 rows. Grouped cross-validation was used during tuning so that windows from the same raw file did not leak across folds. After selecting the hyperparameters, the final mouse SVM was trained on mouse_windows_train_augmented.csv. In the final run this file had the same row count as the base training file, so I do not claim that augmentation increased the dataset size.</w:t>
       </w:r>
     </w:p>
     <w:p>
@@ -7889,16 +7918,7 @@
           <w:sz w:val="24"/>
           <w:szCs w:val="24"/>
         </w:rPr>
-        <w:t xml:space="preserve">The second group captures control behaviour. I include features such as backspace rate, burst behaviour and idle fraction. These are not meant to identify the actual text. They </w:t>
-      </w:r>
-      <w:r>
-        <w:rPr>
-          <w:rFonts w:cstheme="minorHAnsi"/>
-          <w:sz w:val="24"/>
-          <w:szCs w:val="24"/>
-        </w:rPr>
-        <w:lastRenderedPageBreak/>
-        <w:t>describe how the user interacts with the keyboard, for example whether they type in short bursts, pause often, or make corrections. I avoid storing key identities, so the same feature definition can be used across different text.</w:t>
+        <w:t>The second group captures control behaviour. I include features such as backspace rate, burst behaviour and idle fraction. These are not meant to identify the actual text. They describe how the user interacts with the keyboard, for example whether they type in short bursts, pause often, or make corrections. I avoid storing key identities, so the same feature definition can be used across different text.</w:t>
       </w:r>
     </w:p>
     <w:p>
@@ -8104,7 +8124,168 @@
           <w:sz w:val="24"/>
           <w:szCs w:val="24"/>
         </w:rPr>
-        <w:t xml:space="preserve">Face is used only as an additional support signal in this prototype. It is not the main authentication model, and it is not trained offline like the keyboard and mouse models. The </w:t>
+        <w:t>Face is used only as an additional support signal in this prototype. It is not the main authentication model, and it is not trained offline like the keyboard and mouse models. The purpose of the face stream is to provide extra confidence during uncertain cases, mainly when behavioural trust is close to the STEP UP region.</w:t>
+      </w:r>
+    </w:p>
+    <w:p>
+      <w:pPr>
+        <w:rPr>
+          <w:rFonts w:cstheme="minorHAnsi"/>
+          <w:sz w:val="24"/>
+          <w:szCs w:val="24"/>
+        </w:rPr>
+      </w:pPr>
+      <w:r>
+        <w:rPr>
+          <w:rFonts w:cstheme="minorHAnsi"/>
+          <w:sz w:val="24"/>
+          <w:szCs w:val="24"/>
+        </w:rPr>
+        <w:t>In the browser monitor, webcam frames are captured at a slower rate than keyboard and mouse events. The frame is sent to the backend as an image string through the face scoring endpoint. On the backend, the system first checks whether a face is present. If no face is detected, the API returns a no-face response and the fusion layer treats face evidence as missing rather than automatically suspicious. This is important because a user may move slightly away from the camera or the frame may temporarily fail.</w:t>
+      </w:r>
+    </w:p>
+    <w:p>
+      <w:pPr>
+        <w:rPr>
+          <w:rFonts w:cstheme="minorHAnsi"/>
+          <w:sz w:val="24"/>
+          <w:szCs w:val="24"/>
+        </w:rPr>
+      </w:pPr>
+      <w:r>
+        <w:rPr>
+          <w:rFonts w:cstheme="minorHAnsi"/>
+          <w:sz w:val="24"/>
+          <w:szCs w:val="24"/>
+        </w:rPr>
+        <w:t>When a face is detected, the system extracts a simple face representation and compares it with the enrolled face template. This produces a face match score between 0 and 1. Along with the match score, the system calculates a lightweight liveness score using short-term changes in face appearance and motion. These two values are the face features used by the fusion logic.</w:t>
+      </w:r>
+    </w:p>
+    <w:p>
+      <w:pPr>
+        <w:rPr>
+          <w:rFonts w:cstheme="minorHAnsi"/>
+          <w:sz w:val="24"/>
+          <w:szCs w:val="24"/>
+        </w:rPr>
+      </w:pPr>
+      <w:r>
+        <w:rPr>
+          <w:rFonts w:cstheme="minorHAnsi"/>
+          <w:sz w:val="24"/>
+          <w:szCs w:val="24"/>
+        </w:rPr>
+        <w:t xml:space="preserve">The face component is intentionally limited. It is not a full face-recognition benchmark and it is not a strong anti-spoofing system. Basic motion-based liveness can still be weak against printed photos, replayed videos or more advanced attacks. Face anti-spoofing work shows that stronger protection normally needs dedicated </w:t>
+      </w:r>
+      <w:r>
+        <w:rPr>
+          <w:rFonts w:cstheme="minorHAnsi"/>
+          <w:sz w:val="24"/>
+          <w:szCs w:val="24"/>
+        </w:rPr>
+        <w:t xml:space="preserve">large </w:t>
+      </w:r>
+      <w:r>
+        <w:rPr>
+          <w:rFonts w:cstheme="minorHAnsi"/>
+          <w:sz w:val="24"/>
+          <w:szCs w:val="24"/>
+        </w:rPr>
+        <w:t>datasets, trained anti-spoofing models and proper evaluation protocols (Xing et al., 2025</w:t>
+      </w:r>
+      <w:r>
+        <w:rPr>
+          <w:rFonts w:cstheme="minorHAnsi"/>
+          <w:sz w:val="24"/>
+          <w:szCs w:val="24"/>
+        </w:rPr>
+        <w:t>)</w:t>
+      </w:r>
+      <w:r>
+        <w:rPr>
+          <w:rFonts w:cstheme="minorHAnsi"/>
+          <w:sz w:val="24"/>
+          <w:szCs w:val="24"/>
+        </w:rPr>
+        <w:t>.</w:t>
+      </w:r>
+      <w:r>
+        <w:rPr>
+          <w:rFonts w:cstheme="minorHAnsi"/>
+          <w:sz w:val="24"/>
+          <w:szCs w:val="24"/>
+        </w:rPr>
+        <w:t xml:space="preserve"> </w:t>
+      </w:r>
+      <w:r>
+        <w:rPr>
+          <w:rFonts w:cstheme="minorHAnsi"/>
+          <w:sz w:val="24"/>
+          <w:szCs w:val="24"/>
+        </w:rPr>
+        <w:t>Because of this, I treat face only as optional support for trust fusion, not as a standalone guarantee of identity.</w:t>
+      </w:r>
+    </w:p>
+    <w:p>
+      <w:pPr>
+        <w:rPr>
+          <w:rFonts w:cstheme="minorHAnsi"/>
+          <w:sz w:val="24"/>
+          <w:szCs w:val="24"/>
+        </w:rPr>
+      </w:pPr>
+    </w:p>
+    <w:p>
+      <w:pPr>
+        <w:rPr>
+          <w:rFonts w:cstheme="minorHAnsi"/>
+          <w:sz w:val="24"/>
+          <w:szCs w:val="24"/>
+        </w:rPr>
+      </w:pPr>
+    </w:p>
+    <w:p>
+      <w:pPr>
+        <w:pStyle w:val="Heading2"/>
+      </w:pPr>
+      <w:bookmarkStart w:id="22" w:name="_Toc217313023"/>
+      <w:r>
+        <w:t xml:space="preserve">3.4 </w:t>
+      </w:r>
+      <w:r>
+        <w:t>Model designs and training</w:t>
+      </w:r>
+      <w:bookmarkEnd w:id="22"/>
+    </w:p>
+    <w:p>
+      <w:pPr>
+        <w:pStyle w:val="Heading3"/>
+      </w:pPr>
+      <w:r>
+        <w:t xml:space="preserve">3.4.1 </w:t>
+      </w:r>
+      <w:r>
+        <w:t xml:space="preserve">Keyboard CAE </w:t>
+      </w:r>
+      <w:r>
+        <w:t>baseline</w:t>
+      </w:r>
+    </w:p>
+    <w:p>
+      <w:pPr>
+        <w:rPr>
+          <w:rFonts w:cstheme="minorHAnsi"/>
+          <w:sz w:val="24"/>
+          <w:szCs w:val="24"/>
+        </w:rPr>
+      </w:pPr>
+      <w:r>
+        <w:rPr>
+          <w:rFonts w:cstheme="minorHAnsi"/>
+          <w:sz w:val="24"/>
+          <w:szCs w:val="24"/>
+        </w:rPr>
+        <w:t xml:space="preserve">For the keyboard channel, I tested two model families using the same 18-dimensional feature vector from Section 3.3. The first was a per-user autoencoder baseline, implemented through train_kb_cae_cmu.py and evaluated using eval_kb_cae.py. The idea was to train one model for each user using only that user’s genuine keyboard windows. This fits a verification-style view of authentication, where the model learns normal behaviour for one claimed user and treats larger deviations as more suspicious. One-class and verification-style </w:t>
       </w:r>
       <w:r>
         <w:rPr>
@@ -8113,90 +8294,449 @@
           <w:szCs w:val="24"/>
         </w:rPr>
         <w:lastRenderedPageBreak/>
-        <w:t>purpose of the face stream is to provide extra confidence during uncertain cases, mainly when behavioural trust is close to the STEP UP region.</w:t>
-      </w:r>
-    </w:p>
-    <w:p>
-      <w:pPr>
-        <w:rPr>
-          <w:rFonts w:cstheme="minorHAnsi"/>
-          <w:sz w:val="24"/>
-          <w:szCs w:val="24"/>
-        </w:rPr>
-      </w:pPr>
-      <w:r>
-        <w:rPr>
-          <w:rFonts w:cstheme="minorHAnsi"/>
-          <w:sz w:val="24"/>
-          <w:szCs w:val="24"/>
-        </w:rPr>
-        <w:t>In the browser monitor, webcam frames are captured at a slower rate than keyboard and mouse events. The frame is sent to the backend as an image string through the face scoring endpoint. On the backend, the system first checks whether a face is present. If no face is detected, the API returns a no-face response and the fusion layer treats face evidence as missing rather than automatically suspicious. This is important because a user may move slightly away from the camera or the frame may temporarily fail.</w:t>
-      </w:r>
-    </w:p>
-    <w:p>
-      <w:pPr>
-        <w:rPr>
-          <w:rFonts w:cstheme="minorHAnsi"/>
-          <w:sz w:val="24"/>
-          <w:szCs w:val="24"/>
-        </w:rPr>
-      </w:pPr>
-      <w:r>
-        <w:rPr>
-          <w:rFonts w:cstheme="minorHAnsi"/>
-          <w:sz w:val="24"/>
-          <w:szCs w:val="24"/>
-        </w:rPr>
-        <w:t>When a face is detected, the system extracts a simple face representation and compares it with the enrolled face template. This produces a face match score between 0 and 1. Along with the match score, the system calculates a lightweight liveness score using short-term changes in face appearance and motion. These two values are the face features used by the fusion logic.</w:t>
-      </w:r>
-    </w:p>
-    <w:p>
-      <w:pPr>
-        <w:rPr>
-          <w:rFonts w:cstheme="minorHAnsi"/>
-          <w:sz w:val="24"/>
-          <w:szCs w:val="24"/>
-        </w:rPr>
-      </w:pPr>
-      <w:r>
-        <w:rPr>
-          <w:rFonts w:cstheme="minorHAnsi"/>
-          <w:sz w:val="24"/>
-          <w:szCs w:val="24"/>
-        </w:rPr>
-        <w:t xml:space="preserve">The face component is intentionally limited. It is not a full face-recognition benchmark and it is not a strong anti-spoofing system. Basic motion-based liveness can still be weak against printed photos, replayed videos or more advanced attacks. Face anti-spoofing work shows that stronger protection normally needs dedicated </w:t>
-      </w:r>
-      <w:r>
-        <w:rPr>
-          <w:rFonts w:cstheme="minorHAnsi"/>
-          <w:sz w:val="24"/>
-          <w:szCs w:val="24"/>
-        </w:rPr>
-        <w:t xml:space="preserve">large </w:t>
-      </w:r>
-      <w:r>
-        <w:rPr>
-          <w:rFonts w:cstheme="minorHAnsi"/>
-          <w:sz w:val="24"/>
-          <w:szCs w:val="24"/>
-        </w:rPr>
-        <w:t>datasets, trained anti-spoofing models and proper evaluation protocols (Xing et al., 2025</w:t>
-      </w:r>
-      <w:r>
-        <w:rPr>
-          <w:rFonts w:cstheme="minorHAnsi"/>
-          <w:sz w:val="24"/>
-          <w:szCs w:val="24"/>
-        </w:rPr>
-        <w:t>)</w:t>
-      </w:r>
-      <w:r>
-        <w:rPr>
-          <w:rFonts w:cstheme="minorHAnsi"/>
-          <w:sz w:val="24"/>
-          <w:szCs w:val="24"/>
-        </w:rPr>
-        <w:t>.</w:t>
+        <w:t>approaches are also discussed in keystroke authentication work, especially when the aim is to model the genuine user separately (Eude and Chang, 2018).</w:t>
+      </w:r>
+    </w:p>
+    <w:p>
+      <w:pPr>
+        <w:rPr>
+          <w:rFonts w:cstheme="minorHAnsi"/>
+          <w:sz w:val="24"/>
+          <w:szCs w:val="24"/>
+        </w:rPr>
+      </w:pPr>
+      <w:r>
+        <w:rPr>
+          <w:rFonts w:cstheme="minorHAnsi"/>
+          <w:sz w:val="24"/>
+          <w:szCs w:val="24"/>
+        </w:rPr>
+        <w:t>In the final pipeline, CAE training uses the explicit keyboard split files. For each user, the script fits a StandardScaler on that user’s genuine training windows only. It then trains an encoder-decoder network to reconstruct the 18-dimensional input vector. The model uses dense layers with a 16-unit bottleneck and mean squared reconstruction loss. The expectation is that genuine windows should reconstruct with a lower residual, while impostor windows should usually produce a larger residual.</w:t>
+      </w:r>
+    </w:p>
+    <w:p>
+      <w:pPr>
+        <w:rPr>
+          <w:rFonts w:cstheme="minorHAnsi"/>
+          <w:sz w:val="24"/>
+          <w:szCs w:val="24"/>
+        </w:rPr>
+      </w:pPr>
+      <w:r>
+        <w:rPr>
+          <w:rFonts w:cstheme="minorHAnsi"/>
+          <w:sz w:val="24"/>
+          <w:szCs w:val="24"/>
+        </w:rPr>
+        <w:t>Evaluation is done using validation and test splits separately. For each user, the validation split is used to choose the reconstruction-error threshold tau. The model then uses that fixed threshold on the held-out test split. In the test stage, windows from the claimed user are treated as genuine and windows from other users are treated as impostor. The evaluation records FAR, FRR, accuracy and ERR per user, and also writes macro summaries and score files for ROC, PR and EER plots.</w:t>
+      </w:r>
+    </w:p>
+    <w:p>
+      <w:pPr>
+        <w:rPr>
+          <w:rFonts w:cstheme="minorHAnsi"/>
+          <w:sz w:val="24"/>
+          <w:szCs w:val="24"/>
+        </w:rPr>
+      </w:pPr>
+      <w:r>
+        <w:rPr>
+          <w:rFonts w:cstheme="minorHAnsi"/>
+          <w:sz w:val="24"/>
+          <w:szCs w:val="24"/>
+        </w:rPr>
+        <w:t>The CAE baseline showed useful separation after this corrected evaluation, with EER around 0.164 and ROC AUC around 0.908. However, I kept it as a baseline rather than the final runtime model because it needs one model and one threshold per user. The SVM path was simpler to integrate into the live monitor and easier to manage as one global runtime scorer.</w:t>
+      </w:r>
+    </w:p>
+    <w:p>
+      <w:pPr>
+        <w:rPr>
+          <w:rFonts w:cstheme="minorHAnsi"/>
+          <w:sz w:val="24"/>
+          <w:szCs w:val="24"/>
+        </w:rPr>
+      </w:pPr>
+    </w:p>
+    <w:p>
+      <w:pPr>
+        <w:pStyle w:val="Heading3"/>
+      </w:pPr>
+      <w:r>
+        <w:t xml:space="preserve">3.4.2 </w:t>
+      </w:r>
+      <w:r>
+        <w:t>Keyboard SVM used in the final pipeline</w:t>
+      </w:r>
+    </w:p>
+    <w:p>
+      <w:pPr>
+        <w:rPr>
+          <w:rFonts w:cstheme="minorHAnsi"/>
+        </w:rPr>
+      </w:pPr>
+      <w:r>
+        <w:rPr>
+          <w:rFonts w:cstheme="minorHAnsi"/>
+        </w:rPr>
+        <w:t>The second keyboard model is an SVM-based classifier trained once across all users. This is implemented in eval_kb_svm.py and is the keyboard model used in the final live runtime path. I moved to this approach because it was easier to integrate into the monitor than the per-user CAE baseline. Keystroke dynamics literature supports using timing-based behavioural features for authentication, but the final SVM design and hyperparameter choices in this project are based on my own implementation and testing results (Teh et al., 2013; Killourhy and Maxion, 2009).</w:t>
+      </w:r>
+    </w:p>
+    <w:p>
+      <w:pPr>
+        <w:rPr>
+          <w:rFonts w:cstheme="minorHAnsi"/>
+          <w:sz w:val="24"/>
+          <w:szCs w:val="24"/>
+        </w:rPr>
+      </w:pPr>
+      <w:r>
+        <w:rPr>
+          <w:rFonts w:cstheme="minorHAnsi"/>
+          <w:sz w:val="24"/>
+          <w:szCs w:val="24"/>
+        </w:rPr>
+        <w:t>The script uses the explicit keyboard split files: keyboard_train_windows.csv, keyboard_val_windows.csv, and keyboard_test_windows.csv. The split contains 51 users. The training file has 12,240 rows, the validation file has 4,080 rows, and the held-out test file has 4,080 rows. A global StandardScaler is fitted on the training windows only and reused for validation, testing and runtime scoring. The classifier is sklearn.svm.SVC with an RBF kernel and class_weight="balanced".</w:t>
+      </w:r>
+    </w:p>
+    <w:p>
+      <w:pPr>
+        <w:rPr>
+          <w:rFonts w:cstheme="minorHAnsi"/>
+          <w:sz w:val="24"/>
+          <w:szCs w:val="24"/>
+        </w:rPr>
+      </w:pPr>
+      <w:r>
+        <w:rPr>
+          <w:rFonts w:cstheme="minorHAnsi"/>
+          <w:sz w:val="24"/>
+          <w:szCs w:val="24"/>
+        </w:rPr>
+        <w:t>Hyperparameters are chosen using a small validation grid. The tested values include different C and gamma combinations, and the best validation result was obtained with C = 20.0 and gamma = 0.1. After selecting these values, the final SVM is retrained on the combined train and validation windows, giving 16,320 rows for final fitting. The held-out test split is then used only for final evaluation.</w:t>
+      </w:r>
+    </w:p>
+    <w:p>
+      <w:pPr>
+        <w:rPr>
+          <w:rFonts w:cstheme="minorHAnsi"/>
+          <w:sz w:val="24"/>
+          <w:szCs w:val="24"/>
+        </w:rPr>
+      </w:pPr>
+      <w:r>
+        <w:rPr>
+          <w:rFonts w:cstheme="minorHAnsi"/>
+          <w:sz w:val="24"/>
+          <w:szCs w:val="24"/>
+        </w:rPr>
+        <w:t xml:space="preserve">For verification-style reporting, each user’s test windows are treated as genuine and all other users’ test windows are treated as impostor. The script records FAR, FRR and accuracy per user, and macro summaries are saved to artifacts/kb_svm_eval_metrics.csv and </w:t>
+      </w:r>
+      <w:r>
+        <w:rPr>
+          <w:rFonts w:cstheme="minorHAnsi"/>
+          <w:sz w:val="24"/>
+          <w:szCs w:val="24"/>
+        </w:rPr>
+        <w:lastRenderedPageBreak/>
+        <w:t>artifacts/kb_svm_eval_overview.json. The trained model and scaler are saved under Models/kb_svm/ so the Behavioural Trust Monitor uses the same normalisation and decision boundary during live scoring.</w:t>
+      </w:r>
+    </w:p>
+    <w:p>
+      <w:pPr>
+        <w:rPr>
+          <w:rFonts w:cstheme="minorHAnsi"/>
+          <w:sz w:val="24"/>
+          <w:szCs w:val="24"/>
+        </w:rPr>
+      </w:pPr>
+    </w:p>
+    <w:p>
+      <w:pPr>
+        <w:pStyle w:val="Heading3"/>
+      </w:pPr>
+      <w:r>
+        <w:t xml:space="preserve">3.4.3 </w:t>
+      </w:r>
+      <w:r>
+        <w:t>Mouse SVM model and training setup</w:t>
+      </w:r>
+    </w:p>
+    <w:p>
+      <w:pPr>
+        <w:rPr>
+          <w:rFonts w:cstheme="minorHAnsi"/>
+          <w:sz w:val="24"/>
+          <w:szCs w:val="24"/>
+        </w:rPr>
+      </w:pPr>
+      <w:r>
+        <w:rPr>
+          <w:rFonts w:cstheme="minorHAnsi"/>
+          <w:sz w:val="24"/>
+          <w:szCs w:val="24"/>
+        </w:rPr>
+        <w:t>For the mouse channel, I used an SVM because the input is already a compact 23-dimensional window vector and the live monitor needs fast scoring. Mouse dynamics literature supports the use of movement and click behaviour as behavioural biometric evidence, but mouse behaviour is also affected by the amount and type of interaction available in a session (Khan et al., 2024; Almalki, Assery and Roy, 2021). For that reason, I kept the mouse model simple and treated it as a supporting behavioural signal rather than the main authentication gate.</w:t>
+      </w:r>
+    </w:p>
+    <w:p>
+      <w:pPr>
+        <w:rPr>
+          <w:rFonts w:cstheme="minorHAnsi"/>
+          <w:sz w:val="24"/>
+          <w:szCs w:val="24"/>
+        </w:rPr>
+      </w:pPr>
+      <w:r>
+        <w:rPr>
+          <w:rFonts w:cstheme="minorHAnsi"/>
+          <w:sz w:val="24"/>
+          <w:szCs w:val="24"/>
+        </w:rPr>
+        <w:t>Training is done using Apps/behavior/train_mouse_svm.py. The script first loads Data/mouse_windows_train.csv for hyperparameter tuning. In the final run, this tuning file contained 23,358 windows from 10 users and 65 raw files. Users with too few samples are filtered using MIN_PER_USER = 40. The features are taken in the fixed 23-feature order described in Section 3.3.2. A StandardScaler is fitted on the training windows and saved for later runtime use.</w:t>
+      </w:r>
+    </w:p>
+    <w:p>
+      <w:pPr>
+        <w:rPr>
+          <w:rFonts w:cstheme="minorHAnsi"/>
+          <w:sz w:val="24"/>
+          <w:szCs w:val="24"/>
+        </w:rPr>
+      </w:pPr>
+      <w:r>
+        <w:rPr>
+          <w:rFonts w:cstheme="minorHAnsi"/>
+          <w:sz w:val="24"/>
+          <w:szCs w:val="24"/>
+        </w:rPr>
+        <w:t>Hyperparameter selection uses grouped cross-validation by raw file. This is important because windows from the same raw mouse recording can be very similar. Grouping by file reduces the risk of testing on windows that are too close to the training windows. The model is an RBF-kernel sklearn.svm.SVC with class_weight="balanced". The manual grid tested values of C and gamma, and the best setting in the final run was C = 50.0 and gamma = 0.1, with grouped CV mean accuracy of 0.3256 and grouped CV mean macro F1 of 0.2670.</w:t>
+      </w:r>
+    </w:p>
+    <w:p>
+      <w:pPr>
+        <w:rPr>
+          <w:rFonts w:cstheme="minorHAnsi"/>
+          <w:sz w:val="24"/>
+          <w:szCs w:val="24"/>
+        </w:rPr>
+      </w:pPr>
+      <w:r>
+        <w:rPr>
+          <w:rFonts w:cstheme="minorHAnsi"/>
+          <w:sz w:val="24"/>
+          <w:szCs w:val="24"/>
+        </w:rPr>
+        <w:t xml:space="preserve">After tuning, the final mouse SVM is trained on Data/mouse_windows_train_augmented.csv with probability=True, so that the live runtime can use predict_proba. In the final run, this augmented file had the same row count as the base training file, so I do not claim that augmentation increased the training set size. The trained artefacts are saved under Models/mouse/ as mouse_svm.joblib, mouse_scaler.joblib, and mouse_meta.json. Final held-out evaluation is done separately by Apps/behavior/eval_mouse.py on Data/mouse_windows_test.csv, which contains 23,792 windows. Mouse intrusion detection work supports using mouse dynamics as part of a security signal, but in this </w:t>
+      </w:r>
+      <w:proofErr w:type="gramStart"/>
+      <w:r>
+        <w:rPr>
+          <w:rFonts w:cstheme="minorHAnsi"/>
+          <w:sz w:val="24"/>
+          <w:szCs w:val="24"/>
+        </w:rPr>
+        <w:t>project</w:t>
+      </w:r>
+      <w:proofErr w:type="gramEnd"/>
+      <w:r>
+        <w:rPr>
+          <w:rFonts w:cstheme="minorHAnsi"/>
+          <w:sz w:val="24"/>
+          <w:szCs w:val="24"/>
+        </w:rPr>
+        <w:t xml:space="preserve"> I use it only as support in fusion, not as a standalone lock decision (Antal and Egyed-Zsigmond, 2019).</w:t>
+      </w:r>
+    </w:p>
+    <w:p>
+      <w:pPr>
+        <w:rPr>
+          <w:rFonts w:cstheme="minorHAnsi"/>
+          <w:sz w:val="24"/>
+          <w:szCs w:val="24"/>
+        </w:rPr>
+      </w:pPr>
+    </w:p>
+    <w:p>
+      <w:pPr>
+        <w:pStyle w:val="Heading3"/>
+      </w:pPr>
+      <w:r>
+        <w:t>3.4.4 Face scoring pipeline used for step up support</w:t>
+      </w:r>
+    </w:p>
+    <w:p>
+      <w:pPr>
+        <w:rPr>
+          <w:rFonts w:cstheme="minorHAnsi"/>
+          <w:sz w:val="24"/>
+          <w:szCs w:val="24"/>
+        </w:rPr>
+      </w:pPr>
+      <w:r>
+        <w:rPr>
+          <w:rFonts w:cstheme="minorHAnsi"/>
+          <w:sz w:val="24"/>
+          <w:szCs w:val="24"/>
+        </w:rPr>
+        <w:t xml:space="preserve">For the face channel, I did not train a separate face classifier like the keyboard and mouse SVMs. The final implementation uses a lightweight runtime scoring pipeline that can support STEP UP decisions when behavioural trust becomes uncertain. I kept it limited because a full </w:t>
+      </w:r>
+      <w:r>
+        <w:rPr>
+          <w:rFonts w:cstheme="minorHAnsi"/>
+          <w:sz w:val="24"/>
+          <w:szCs w:val="24"/>
+        </w:rPr>
+        <w:lastRenderedPageBreak/>
+        <w:t>face-authentication and anti-spoofing system would need dedicated face datasets, stronger models and proper benchmark testing, which were outside the scope of this project. Face is therefore treated as optional support, not as the main authentication path.</w:t>
+      </w:r>
+    </w:p>
+    <w:p>
+      <w:pPr>
+        <w:rPr>
+          <w:rFonts w:cstheme="minorHAnsi"/>
+          <w:sz w:val="24"/>
+          <w:szCs w:val="24"/>
+        </w:rPr>
+      </w:pPr>
+      <w:r>
+        <w:rPr>
+          <w:rFonts w:cstheme="minorHAnsi"/>
+          <w:sz w:val="24"/>
+          <w:szCs w:val="24"/>
+        </w:rPr>
+        <w:t>In the runtime flow, the browser captures a webcam frame at intervals and sends it to the backend face endpoint. The backend first checks whether a face is present. A proper face pipeline normally needs face detection and alignment before matching. MTCNN is a well-known example of this type of detection and alignment approach, because it jointly performs face detection and facial landmark localisation (Zhang et al., 2016). In my final prototype, the face module is kept lightweight and uses a simple detected face region and enrolled template comparison to produce a match score between 0 and 1.</w:t>
+      </w:r>
+    </w:p>
+    <w:p>
+      <w:pPr>
+        <w:rPr>
+          <w:rFonts w:cstheme="minorHAnsi"/>
+          <w:sz w:val="24"/>
+          <w:szCs w:val="24"/>
+        </w:rPr>
+      </w:pPr>
+      <w:r>
+        <w:rPr>
+          <w:rFonts w:cstheme="minorHAnsi"/>
+          <w:sz w:val="24"/>
+          <w:szCs w:val="24"/>
+        </w:rPr>
+        <w:t>Along with the match score, the system computes a basic liveness score from short-term visual change and motion cues. This is only a lightweight heuristic. It is not presented as a strong anti-spoofing method. Face anti-spoofing research discusses attacks such as printed photos and replay videos and shows that reliable defence normally needs dedicated anti-spoofing models, datasets and evaluation protocols (Xing et al., 2025). Because of this, I use the face score only as support in the fusion stage. It can improve confidence when available, but the final system can still run in behaviour-only mode without webcam evidence.</w:t>
+      </w:r>
+    </w:p>
+    <w:p>
+      <w:pPr>
+        <w:rPr>
+          <w:rFonts w:cstheme="minorHAnsi"/>
+          <w:sz w:val="24"/>
+          <w:szCs w:val="24"/>
+        </w:rPr>
+      </w:pPr>
+    </w:p>
+    <w:p>
+      <w:pPr>
+        <w:pStyle w:val="Heading2"/>
+      </w:pPr>
+      <w:bookmarkStart w:id="23" w:name="_Toc217313024"/>
+      <w:r>
+        <w:t xml:space="preserve">3.5 </w:t>
+      </w:r>
+      <w:r>
+        <w:t>Trust scoring and smoothing in the live system</w:t>
+      </w:r>
+      <w:bookmarkEnd w:id="23"/>
+    </w:p>
+    <w:p>
+      <w:pPr>
+        <w:rPr>
+          <w:rFonts w:cstheme="minorHAnsi"/>
+          <w:sz w:val="24"/>
+          <w:szCs w:val="24"/>
+        </w:rPr>
+      </w:pPr>
+      <w:r>
+        <w:rPr>
+          <w:rFonts w:cstheme="minorHAnsi"/>
+          <w:sz w:val="24"/>
+          <w:szCs w:val="24"/>
+        </w:rPr>
+        <w:t>Raw model outputs are not used directly as final decisions because short windows can be noisy. A genuine user can produce one weak keyboard or mouse window because of a pause, correction, or temporary lack of movement. In the live pipeline, I convert outputs into trust scores between 0 and 1 and then apply short-term holding and smoothing before producing a policy action. The general reason is the security and usability trade-off in continuous authentication, but the exact holding rules and thresholds are my own implementation choices (Baig and Eskeland, 2021; Ryu et al., 2021).</w:t>
+      </w:r>
+    </w:p>
+    <w:p>
+      <w:pPr>
+        <w:rPr>
+          <w:rFonts w:cstheme="minorHAnsi"/>
+          <w:sz w:val="24"/>
+          <w:szCs w:val="24"/>
+        </w:rPr>
+      </w:pPr>
+      <w:r>
+        <w:rPr>
+          <w:rFonts w:cstheme="minorHAnsi"/>
+          <w:sz w:val="24"/>
+          <w:szCs w:val="24"/>
+        </w:rPr>
+        <w:t>Keyboard trust is computed in Apps/behavior/ae_conditional.py inside RuntimeScorer. The keyboard SVM produces class decision scores. I use the separation between the top two scores and convert that margin into trust using a logistic squashing function. I used this because plain maximum probability looked too flat during live testing. When there is no fresh typing, the frontend does not send a fake zero keyboard score. The backend briefly holds the last valid keyboard trust instead.</w:t>
+      </w:r>
+    </w:p>
+    <w:p>
+      <w:pPr>
+        <w:rPr>
+          <w:rFonts w:cstheme="minorHAnsi"/>
+          <w:sz w:val="24"/>
+          <w:szCs w:val="24"/>
+        </w:rPr>
+      </w:pPr>
+      <w:r>
+        <w:rPr>
+          <w:rFonts w:cstheme="minorHAnsi"/>
+          <w:sz w:val="24"/>
+          <w:szCs w:val="24"/>
+        </w:rPr>
+        <w:t>Mouse trust is computed in Apps/behavior/views.py using the saved mouse SVM, scaler and fixed 23-feature order. The runtime scales the mouse vector, calls predict_proba, and converts the maximum class probability into mouse trust. If there is no movement in a tick, mouse is treated as missing evidence, not as failure. The backend briefly holds recent mouse trust because mouse evidence depends on active pointer movement.</w:t>
+      </w:r>
+    </w:p>
+    <w:p>
+      <w:pPr>
+        <w:rPr>
+          <w:rFonts w:cstheme="minorHAnsi"/>
+          <w:sz w:val="24"/>
+          <w:szCs w:val="24"/>
+        </w:rPr>
+      </w:pPr>
+      <w:r>
+        <w:rPr>
+          <w:rFonts w:cstheme="minorHAnsi"/>
+          <w:sz w:val="24"/>
+          <w:szCs w:val="24"/>
+        </w:rPr>
+        <w:t xml:space="preserve">Face trust uses face match and liveness. Match comes from comparison with the enrolled template. Liveness is a lightweight motion-based cue, so it is kept as support only. The current fusion uses 0.9 match and 0.1 liveness. This is not claimed as strong anti-spoofing, </w:t>
+      </w:r>
+      <w:r>
+        <w:rPr>
+          <w:rFonts w:cstheme="minorHAnsi"/>
+          <w:sz w:val="24"/>
+          <w:szCs w:val="24"/>
+        </w:rPr>
+        <w:lastRenderedPageBreak/>
+        <w:t>because proper anti-spoofing needs dedicated methods</w:t>
+      </w:r>
+      <w:r>
+        <w:rPr>
+          <w:rFonts w:cstheme="minorHAnsi"/>
+          <w:sz w:val="24"/>
+          <w:szCs w:val="24"/>
+        </w:rPr>
+        <w:t xml:space="preserve">, </w:t>
+      </w:r>
+      <w:r>
+        <w:rPr>
+          <w:rFonts w:cstheme="minorHAnsi"/>
+          <w:sz w:val="24"/>
+          <w:szCs w:val="24"/>
+        </w:rPr>
+        <w:t>evaluation</w:t>
       </w:r>
       <w:r>
         <w:rPr>
@@ -8212,17 +8752,65 @@
           <w:sz w:val="24"/>
           <w:szCs w:val="24"/>
         </w:rPr>
-        <w:t>Because of this, I treat face only as optional support for trust fusion, not as a standalone guarantee of identity.</w:t>
-      </w:r>
-    </w:p>
-    <w:p>
-      <w:pPr>
-        <w:rPr>
-          <w:rFonts w:cstheme="minorHAnsi"/>
-          <w:sz w:val="24"/>
-          <w:szCs w:val="24"/>
-        </w:rPr>
-      </w:pPr>
+        <w:t xml:space="preserve">protocols </w:t>
+      </w:r>
+      <w:r>
+        <w:rPr>
+          <w:rFonts w:cstheme="minorHAnsi"/>
+          <w:sz w:val="24"/>
+          <w:szCs w:val="24"/>
+        </w:rPr>
+        <w:t>and large</w:t>
+      </w:r>
+      <w:r>
+        <w:rPr>
+          <w:rFonts w:cstheme="minorHAnsi"/>
+          <w:sz w:val="24"/>
+          <w:szCs w:val="24"/>
+        </w:rPr>
+        <w:t>r</w:t>
+      </w:r>
+      <w:r>
+        <w:rPr>
+          <w:rFonts w:cstheme="minorHAnsi"/>
+          <w:sz w:val="24"/>
+          <w:szCs w:val="24"/>
+        </w:rPr>
+        <w:t xml:space="preserve"> dataset</w:t>
+      </w:r>
+      <w:r>
+        <w:rPr>
+          <w:rFonts w:cstheme="minorHAnsi"/>
+          <w:sz w:val="24"/>
+          <w:szCs w:val="24"/>
+        </w:rPr>
+        <w:t>s</w:t>
+      </w:r>
+      <w:r>
+        <w:rPr>
+          <w:rFonts w:cstheme="minorHAnsi"/>
+          <w:sz w:val="24"/>
+          <w:szCs w:val="24"/>
+        </w:rPr>
+        <w:t xml:space="preserve"> (Xing et al., 2025).</w:t>
+      </w:r>
+    </w:p>
+    <w:p>
+      <w:pPr>
+        <w:rPr>
+          <w:rFonts w:cstheme="minorHAnsi"/>
+          <w:sz w:val="24"/>
+          <w:szCs w:val="24"/>
+        </w:rPr>
+      </w:pPr>
+      <w:r>
+        <w:rPr>
+          <w:rFonts w:cstheme="minorHAnsi"/>
+          <w:sz w:val="24"/>
+          <w:szCs w:val="24"/>
+        </w:rPr>
+        <w:t>Fusion and policy run in Apps/behavior/trust_fusion.py and Apps/behavior/views.py. Behaviour trust uses 0.8 keyboard and 0.2 mouse, with a clamp so it cannot fall below keyboard trust. Overall trust uses behaviour and optional face support, but face cannot drag behaviour trust down. The current thresholds are: below 0.30 is LOCK, 0.30 to below 0.55 is STEP_UP, and 0.55 or above is ALLOW.</w:t>
+      </w:r>
     </w:p>
     <w:p>
       <w:pPr>
@@ -8237,14 +8825,54 @@
       <w:pPr>
         <w:pStyle w:val="Heading2"/>
       </w:pPr>
-      <w:bookmarkStart w:id="22" w:name="_Toc217313023"/>
-      <w:r>
-        <w:t xml:space="preserve">3.4 </w:t>
-      </w:r>
-      <w:r>
-        <w:t>Model designs and training</w:t>
-      </w:r>
-      <w:bookmarkEnd w:id="22"/>
+      <w:bookmarkStart w:id="24" w:name="_Toc217313025"/>
+      <w:r>
+        <w:t xml:space="preserve">3.6 </w:t>
+      </w:r>
+      <w:r>
+        <w:t>Fusion and policy logic (ALLOW, STEP_UP, LOCK)</w:t>
+      </w:r>
+      <w:bookmarkEnd w:id="24"/>
+    </w:p>
+    <w:p>
+      <w:pPr>
+        <w:pStyle w:val="NoSpacing"/>
+      </w:pPr>
+    </w:p>
+    <w:p>
+      <w:pPr>
+        <w:rPr>
+          <w:rFonts w:cstheme="minorHAnsi"/>
+          <w:sz w:val="24"/>
+          <w:szCs w:val="24"/>
+        </w:rPr>
+      </w:pPr>
+      <w:r>
+        <w:rPr>
+          <w:rFonts w:cstheme="minorHAnsi"/>
+          <w:sz w:val="24"/>
+          <w:szCs w:val="24"/>
+        </w:rPr>
+        <w:t xml:space="preserve">Fusion is done at score level because each modality already produces its own trust score. This is simpler than feature-level fusion in this prototype because keyboard, mouse and face evidence are not always available at the same time. For example, mouse can be idle when the user is reading, and face can be unavailable if the camera frame fails. </w:t>
+      </w:r>
+      <w:proofErr w:type="spellStart"/>
+      <w:r>
+        <w:rPr>
+          <w:rFonts w:cstheme="minorHAnsi"/>
+          <w:sz w:val="24"/>
+          <w:szCs w:val="24"/>
+        </w:rPr>
+        <w:t>iterature</w:t>
+      </w:r>
+      <w:proofErr w:type="spellEnd"/>
+      <w:r>
+        <w:rPr>
+          <w:rFonts w:cstheme="minorHAnsi"/>
+          <w:sz w:val="24"/>
+          <w:szCs w:val="24"/>
+        </w:rPr>
+        <w:t xml:space="preserve"> supports the general idea of combining multiple modalities in continuous authentication, but the exact score-level weights used here are my implementation choices, not formulas copied from papers (Ryu et al., 2021).</w:t>
+      </w:r>
     </w:p>
     <w:p>
       <w:pPr>
@@ -8252,222 +8880,182 @@
           <w:rFonts w:cstheme="minorHAnsi"/>
           <w:b/>
           <w:bCs/>
-          <w:sz w:val="28"/>
-          <w:szCs w:val="28"/>
-        </w:rPr>
-      </w:pPr>
+          <w:sz w:val="24"/>
+          <w:szCs w:val="24"/>
+        </w:rPr>
+      </w:pPr>
+      <w:r>
+        <w:rPr>
+          <w:rFonts w:cstheme="minorHAnsi"/>
+          <w:sz w:val="24"/>
+          <w:szCs w:val="24"/>
+        </w:rPr>
+        <w:t>In the code, fusion is implemented in Apps/behavior/trust_fusion.py and applied by the fuse_scores endpoint in Apps/behavior/views.py. First, keyboard and mouse are combined into behavioural trust</w:t>
+      </w:r>
       <w:r>
         <w:rPr>
           <w:rFonts w:cstheme="minorHAnsi"/>
           <w:b/>
           <w:bCs/>
-          <w:sz w:val="28"/>
-          <w:szCs w:val="28"/>
-        </w:rPr>
-        <w:t xml:space="preserve">3.4.1 </w:t>
-      </w:r>
-      <w:r>
+          <w:sz w:val="24"/>
+          <w:szCs w:val="24"/>
+        </w:rPr>
+        <w:t>: behaviour_trust = 0.8 * kb_trust + 0.2 * mouse_trust</w:t>
+      </w:r>
+    </w:p>
+    <w:p>
+      <w:pPr>
+        <w:rPr>
+          <w:rFonts w:cstheme="minorHAnsi"/>
+          <w:sz w:val="24"/>
+          <w:szCs w:val="24"/>
+        </w:rPr>
+      </w:pPr>
+      <w:r>
+        <w:rPr>
+          <w:rFonts w:cstheme="minorHAnsi"/>
+          <w:sz w:val="24"/>
+          <w:szCs w:val="24"/>
+        </w:rPr>
+        <w:t>Keyboard is given the higher weight because, in my offline and live testing, it was the stronger behavioural signal for impostor rejection. I then apply a clamp rule:</w:t>
+      </w:r>
+    </w:p>
+    <w:p>
+      <w:pPr>
         <w:rPr>
           <w:rFonts w:cstheme="minorHAnsi"/>
           <w:b/>
           <w:bCs/>
-          <w:sz w:val="28"/>
-          <w:szCs w:val="28"/>
-        </w:rPr>
-        <w:t xml:space="preserve">Keyboard CAE </w:t>
-      </w:r>
+          <w:sz w:val="24"/>
+          <w:szCs w:val="24"/>
+        </w:rPr>
+      </w:pPr>
       <w:r>
         <w:rPr>
           <w:rFonts w:cstheme="minorHAnsi"/>
           <w:b/>
           <w:bCs/>
-          <w:sz w:val="28"/>
-          <w:szCs w:val="28"/>
-        </w:rPr>
-        <w:t>baseline</w:t>
-      </w:r>
-    </w:p>
-    <w:p>
-      <w:pPr>
-        <w:rPr>
-          <w:rFonts w:cstheme="minorHAnsi"/>
-          <w:sz w:val="24"/>
-          <w:szCs w:val="24"/>
-        </w:rPr>
-      </w:pPr>
-      <w:r>
-        <w:rPr>
-          <w:rFonts w:cstheme="minorHAnsi"/>
-          <w:sz w:val="24"/>
-          <w:szCs w:val="24"/>
-        </w:rPr>
-        <w:t>For the keyboard channel, I tested two model families using the same 18-dimensional feature vector from Section 3.3. The first was a per-user autoencoder baseline, implemented through train_kb_cae_cmu.py and evaluated using eval_kb_cae.py. The idea was to train one model for each user using only that user’s genuine keyboard windows. This fits a verification-style view of authentication, where the model learns normal behaviour for one claimed user and treats larger deviations as more suspicious. One-class and verification-style approaches are also discussed in keystroke authentication work, especially when the aim is to model the genuine user separately (Eude and Chang, 2018).</w:t>
-      </w:r>
-    </w:p>
-    <w:p>
-      <w:pPr>
-        <w:rPr>
-          <w:rFonts w:cstheme="minorHAnsi"/>
-          <w:sz w:val="24"/>
-          <w:szCs w:val="24"/>
-        </w:rPr>
-      </w:pPr>
-      <w:r>
-        <w:rPr>
-          <w:rFonts w:cstheme="minorHAnsi"/>
-          <w:sz w:val="24"/>
-          <w:szCs w:val="24"/>
-        </w:rPr>
-        <w:t>In the final pipeline, CAE training uses the explicit keyboard split files. For each user, the script fits a StandardScaler on that user’s genuine training windows only. It then trains an encoder-decoder network to reconstruct the 18-dimensional input vector. The model uses dense layers with a 16-unit bottleneck and mean squared reconstruction loss. The expectation is that genuine windows should reconstruct with a lower residual, while impostor windows should usually produce a larger residual.</w:t>
-      </w:r>
-    </w:p>
-    <w:p>
-      <w:pPr>
-        <w:rPr>
-          <w:rFonts w:cstheme="minorHAnsi"/>
-          <w:sz w:val="24"/>
-          <w:szCs w:val="24"/>
-        </w:rPr>
-      </w:pPr>
-      <w:r>
-        <w:rPr>
-          <w:rFonts w:cstheme="minorHAnsi"/>
-          <w:sz w:val="24"/>
-          <w:szCs w:val="24"/>
-        </w:rPr>
-        <w:lastRenderedPageBreak/>
-        <w:t>Evaluation is done using validation and test splits separately. For each user, the validation split is used to choose the reconstruction-error threshold tau. The model then uses that fixed threshold on the held-out test split. In the test stage, windows from the claimed user are treated as genuine and windows from other users are treated as impostor. The evaluation records FAR, FRR, accuracy and ERR per user, and also writes macro summaries and score files for ROC, PR and EER plots.</w:t>
-      </w:r>
-    </w:p>
-    <w:p>
-      <w:pPr>
-        <w:rPr>
-          <w:rFonts w:cstheme="minorHAnsi"/>
-          <w:sz w:val="24"/>
-          <w:szCs w:val="24"/>
-        </w:rPr>
-      </w:pPr>
-      <w:r>
-        <w:rPr>
-          <w:rFonts w:cstheme="minorHAnsi"/>
-          <w:sz w:val="24"/>
-          <w:szCs w:val="24"/>
-        </w:rPr>
-        <w:t>The CAE baseline showed useful separation after this corrected evaluation, with EER around 0.164 and ROC AUC around 0.908. However, I kept it as a baseline rather than the final runtime model because it needs one model and one threshold per user. The SVM path was simpler to integrate into the live monitor and easier to manage as one global runtime scorer.</w:t>
-      </w:r>
-    </w:p>
-    <w:p>
-      <w:pPr>
-        <w:rPr>
-          <w:rFonts w:cstheme="minorHAnsi"/>
-          <w:sz w:val="24"/>
-          <w:szCs w:val="24"/>
-        </w:rPr>
-      </w:pPr>
-    </w:p>
-    <w:p>
-      <w:pPr>
+          <w:sz w:val="24"/>
+          <w:szCs w:val="24"/>
+        </w:rPr>
+        <w:t xml:space="preserve">behaviour_trust = </w:t>
+      </w:r>
+      <w:proofErr w:type="gramStart"/>
+      <w:r>
         <w:rPr>
           <w:rFonts w:cstheme="minorHAnsi"/>
           <w:b/>
           <w:bCs/>
-          <w:sz w:val="28"/>
-          <w:szCs w:val="28"/>
-        </w:rPr>
-      </w:pPr>
+          <w:sz w:val="24"/>
+          <w:szCs w:val="24"/>
+        </w:rPr>
+        <w:t>max(</w:t>
+      </w:r>
+      <w:proofErr w:type="gramEnd"/>
       <w:r>
         <w:rPr>
           <w:rFonts w:cstheme="minorHAnsi"/>
           <w:b/>
           <w:bCs/>
-          <w:sz w:val="28"/>
-          <w:szCs w:val="28"/>
-        </w:rPr>
-        <w:t xml:space="preserve">3.4.2 </w:t>
+          <w:sz w:val="24"/>
+          <w:szCs w:val="24"/>
+        </w:rPr>
+        <w:t>behaviour_trust, kb_trust)</w:t>
+      </w:r>
+    </w:p>
+    <w:p>
+      <w:pPr>
+        <w:rPr>
+          <w:rFonts w:cstheme="minorHAnsi"/>
+          <w:sz w:val="24"/>
+          <w:szCs w:val="24"/>
+        </w:rPr>
+      </w:pPr>
+      <w:r>
+        <w:rPr>
+          <w:rFonts w:cstheme="minorHAnsi"/>
+          <w:sz w:val="24"/>
+          <w:szCs w:val="24"/>
+        </w:rPr>
+        <w:t>This rule was added after testing because mouse trust sometimes dropped during sparse movement. I did not want weak mouse evidence to reduce behavioural trust when keyboard evidence was stable.</w:t>
+      </w:r>
+    </w:p>
+    <w:p>
+      <w:pPr>
+        <w:rPr>
+          <w:rFonts w:cstheme="minorHAnsi"/>
+          <w:sz w:val="24"/>
+          <w:szCs w:val="24"/>
+        </w:rPr>
+      </w:pPr>
+      <w:r>
+        <w:rPr>
+          <w:rFonts w:cstheme="minorHAnsi"/>
+          <w:sz w:val="24"/>
+          <w:szCs w:val="24"/>
+        </w:rPr>
+        <w:t>Face trust is computed separately:</w:t>
+      </w:r>
+      <w:r>
+        <w:rPr>
+          <w:rFonts w:cstheme="minorHAnsi"/>
+          <w:sz w:val="24"/>
+          <w:szCs w:val="24"/>
+        </w:rPr>
+        <w:t xml:space="preserve"> </w:t>
       </w:r>
       <w:r>
         <w:rPr>
           <w:rFonts w:cstheme="minorHAnsi"/>
           <w:b/>
           <w:bCs/>
-          <w:sz w:val="28"/>
-          <w:szCs w:val="28"/>
-        </w:rPr>
-        <w:t>Keyboard SVM used in the final pipeline</w:t>
-      </w:r>
-    </w:p>
-    <w:p>
-      <w:pPr>
-        <w:rPr>
-          <w:rFonts w:cstheme="minorHAnsi"/>
-        </w:rPr>
-      </w:pPr>
-      <w:r>
-        <w:rPr>
-          <w:rFonts w:cstheme="minorHAnsi"/>
-        </w:rPr>
-        <w:t>The second keyboard model is an SVM-based classifier trained once across all users. This is implemented in eval_kb_svm.py and is the keyboard model used in the final live runtime path. I moved to this approach because it was easier to integrate into the monitor than the per-user CAE baseline. Keystroke dynamics literature supports using timing-based behavioural features for authentication, but the final SVM design and hyperparameter choices in this project are based on my own implementation and testing results (Teh et al., 2013; Killourhy and Maxion, 2009).</w:t>
-      </w:r>
-    </w:p>
-    <w:p>
-      <w:pPr>
-        <w:rPr>
-          <w:rFonts w:cstheme="minorHAnsi"/>
-          <w:sz w:val="24"/>
-          <w:szCs w:val="24"/>
-        </w:rPr>
-      </w:pPr>
-      <w:r>
-        <w:rPr>
-          <w:rFonts w:cstheme="minorHAnsi"/>
-          <w:sz w:val="24"/>
-          <w:szCs w:val="24"/>
-        </w:rPr>
-        <w:t>The script uses the explicit keyboard split files: keyboard_train_windows.csv, keyboard_val_windows.csv, and keyboard_test_windows.csv. The split contains 51 users. The training file has 12,240 rows, the validation file has 4,080 rows, and the held-out test file has 4,080 rows. A global StandardScaler is fitted on the training windows only and reused for validation, testing and runtime scoring. The classifier is sklearn.svm.SVC with an RBF kernel and class_weight="balanced".</w:t>
-      </w:r>
-    </w:p>
-    <w:p>
-      <w:pPr>
-        <w:rPr>
-          <w:rFonts w:cstheme="minorHAnsi"/>
-          <w:sz w:val="24"/>
-          <w:szCs w:val="24"/>
-        </w:rPr>
-      </w:pPr>
-      <w:r>
-        <w:rPr>
-          <w:rFonts w:cstheme="minorHAnsi"/>
-          <w:sz w:val="24"/>
-          <w:szCs w:val="24"/>
-        </w:rPr>
-        <w:t>Hyperparameters are chosen using a small validation grid. The tested values include different C and gamma combinations, and the best validation result was obtained with C = 20.0 and gamma = 0.1. After selecting these values, the final SVM is retrained on the combined train and validation windows, giving 16,320 rows for final fitting. The held-out test split is then used only for final evaluation.</w:t>
-      </w:r>
-    </w:p>
-    <w:p>
-      <w:pPr>
-        <w:rPr>
-          <w:rFonts w:cstheme="minorHAnsi"/>
-          <w:sz w:val="24"/>
-          <w:szCs w:val="24"/>
-        </w:rPr>
-      </w:pPr>
-      <w:r>
-        <w:rPr>
-          <w:rFonts w:cstheme="minorHAnsi"/>
-          <w:sz w:val="24"/>
-          <w:szCs w:val="24"/>
-        </w:rPr>
-        <w:t>For verification-style reporting, each user’s test windows are treated as genuine and all other users’ test windows are treated as impostor. The script records FAR, FRR and accuracy per user, and macro summaries are saved to artifacts/kb_svm_eval_metrics.csv and artifacts/kb_svm_eval_overview.json. The trained model and scaler are saved under Models/kb_svm/ so the Behavioural Trust Monitor uses the same normalisation and decision boundary during live scoring.</w:t>
-      </w:r>
-    </w:p>
-    <w:p>
-      <w:pPr>
-        <w:rPr>
-          <w:rFonts w:cstheme="minorHAnsi"/>
-          <w:sz w:val="24"/>
-          <w:szCs w:val="24"/>
-        </w:rPr>
-      </w:pPr>
+          <w:sz w:val="24"/>
+          <w:szCs w:val="24"/>
+        </w:rPr>
+        <w:t>face_trust = 0.9 * face_match + 0.1 * face_liveness</w:t>
+      </w:r>
+    </w:p>
+    <w:p>
+      <w:pPr>
+        <w:rPr>
+          <w:rFonts w:cstheme="minorHAnsi"/>
+          <w:sz w:val="24"/>
+          <w:szCs w:val="24"/>
+        </w:rPr>
+      </w:pPr>
+      <w:r>
+        <w:rPr>
+          <w:rFonts w:cstheme="minorHAnsi"/>
+          <w:sz w:val="24"/>
+          <w:szCs w:val="24"/>
+        </w:rPr>
+        <w:t>The match score has the higher weight because the liveness check is lightweight and motion-based. Face is therefore used as support, not as the main decision source.</w:t>
+      </w:r>
+    </w:p>
+    <w:p>
+      <w:pPr>
+        <w:rPr>
+          <w:rFonts w:cstheme="minorHAnsi"/>
+          <w:sz w:val="24"/>
+          <w:szCs w:val="24"/>
+        </w:rPr>
+      </w:pPr>
+      <w:r>
+        <w:rPr>
+          <w:rFonts w:cstheme="minorHAnsi"/>
+          <w:sz w:val="24"/>
+          <w:szCs w:val="24"/>
+        </w:rPr>
+        <w:t>When face is available, overall trust is calculated as:</w:t>
+      </w:r>
+      <w:r>
+        <w:rPr>
+          <w:rFonts w:cstheme="minorHAnsi"/>
+          <w:sz w:val="24"/>
+          <w:szCs w:val="24"/>
+        </w:rPr>
+        <w:t xml:space="preserve"> </w:t>
+      </w:r>
     </w:p>
     <w:p>
       <w:pPr>
@@ -8475,134 +9063,32 @@
           <w:rFonts w:cstheme="minorHAnsi"/>
           <w:b/>
           <w:bCs/>
-          <w:sz w:val="28"/>
-          <w:szCs w:val="28"/>
-        </w:rPr>
-      </w:pPr>
+          <w:sz w:val="24"/>
+          <w:szCs w:val="24"/>
+        </w:rPr>
+      </w:pPr>
+      <w:proofErr w:type="spellStart"/>
       <w:r>
         <w:rPr>
           <w:rFonts w:cstheme="minorHAnsi"/>
           <w:b/>
           <w:bCs/>
-          <w:sz w:val="28"/>
-          <w:szCs w:val="28"/>
-        </w:rPr>
-        <w:t xml:space="preserve">3.4.3 </w:t>
-      </w:r>
+          <w:sz w:val="24"/>
+          <w:szCs w:val="24"/>
+        </w:rPr>
+        <w:t>raw_overall_trust</w:t>
+      </w:r>
+      <w:proofErr w:type="spellEnd"/>
       <w:r>
         <w:rPr>
           <w:rFonts w:cstheme="minorHAnsi"/>
           <w:b/>
           <w:bCs/>
-          <w:sz w:val="28"/>
-          <w:szCs w:val="28"/>
-        </w:rPr>
-        <w:t>Mouse SVM model and training setup</w:t>
-      </w:r>
-    </w:p>
-    <w:p>
-      <w:pPr>
-        <w:rPr>
-          <w:rFonts w:cstheme="minorHAnsi"/>
-          <w:sz w:val="24"/>
-          <w:szCs w:val="24"/>
-        </w:rPr>
-      </w:pPr>
-      <w:r>
-        <w:rPr>
-          <w:rFonts w:cstheme="minorHAnsi"/>
-          <w:sz w:val="24"/>
-          <w:szCs w:val="24"/>
-        </w:rPr>
-        <w:t xml:space="preserve">For the mouse channel, I used an SVM because the input is already a compact 23-dimensional window vector and the live monitor needs fast scoring. Mouse dynamics </w:t>
-      </w:r>
-      <w:r>
-        <w:rPr>
-          <w:rFonts w:cstheme="minorHAnsi"/>
-          <w:sz w:val="24"/>
-          <w:szCs w:val="24"/>
-        </w:rPr>
-        <w:lastRenderedPageBreak/>
-        <w:t>literature supports the use of movement and click behaviour as behavioural biometric evidence, but mouse behaviour is also affected by the amount and type of interaction available in a session (Khan et al., 2024; Almalki, Assery and Roy, 2021). For that reason, I kept the mouse model simple and treated it as a supporting behavioural signal rather than the main authentication gate.</w:t>
-      </w:r>
-    </w:p>
-    <w:p>
-      <w:pPr>
-        <w:rPr>
-          <w:rFonts w:cstheme="minorHAnsi"/>
-          <w:sz w:val="24"/>
-          <w:szCs w:val="24"/>
-        </w:rPr>
-      </w:pPr>
-      <w:r>
-        <w:rPr>
-          <w:rFonts w:cstheme="minorHAnsi"/>
-          <w:sz w:val="24"/>
-          <w:szCs w:val="24"/>
-        </w:rPr>
-        <w:t>Training is done using Apps/behavior/train_mouse_svm.py. The script first loads Data/mouse_windows_train.csv for hyperparameter tuning. In the final run, this tuning file contained 23,358 windows from 10 users and 65 raw files. Users with too few samples are filtered using MIN_PER_USER = 40. The features are taken in the fixed 23-feature order described in Section 3.3.2. A StandardScaler is fitted on the training windows and saved for later runtime use.</w:t>
-      </w:r>
-    </w:p>
-    <w:p>
-      <w:pPr>
-        <w:rPr>
-          <w:rFonts w:cstheme="minorHAnsi"/>
-          <w:sz w:val="24"/>
-          <w:szCs w:val="24"/>
-        </w:rPr>
-      </w:pPr>
-      <w:r>
-        <w:rPr>
-          <w:rFonts w:cstheme="minorHAnsi"/>
-          <w:sz w:val="24"/>
-          <w:szCs w:val="24"/>
-        </w:rPr>
-        <w:t>Hyperparameter selection uses grouped cross-validation by raw file. This is important because windows from the same raw mouse recording can be very similar. Grouping by file reduces the risk of testing on windows that are too close to the training windows. The model is an RBF-kernel sklearn.svm.SVC with class_weight="balanced". The manual grid tested values of C and gamma, and the best setting in the final run was C = 50.0 and gamma = 0.1, with grouped CV mean accuracy of 0.3256 and grouped CV mean macro F1 of 0.2670.</w:t>
-      </w:r>
-    </w:p>
-    <w:p>
-      <w:pPr>
-        <w:rPr>
-          <w:rFonts w:cstheme="minorHAnsi"/>
-          <w:sz w:val="24"/>
-          <w:szCs w:val="24"/>
-        </w:rPr>
-      </w:pPr>
-      <w:r>
-        <w:rPr>
-          <w:rFonts w:cstheme="minorHAnsi"/>
-          <w:sz w:val="24"/>
-          <w:szCs w:val="24"/>
-        </w:rPr>
-        <w:t xml:space="preserve">After tuning, the final mouse SVM is trained on Data/mouse_windows_train_augmented.csv with probability=True, so that the live runtime can use predict_proba. In the final run, this augmented file had the same row count as the base training file, so I do not claim that augmentation increased the training set size. The trained artefacts are saved under Models/mouse/ as mouse_svm.joblib, mouse_scaler.joblib, and mouse_meta.json. Final held-out evaluation is done separately by Apps/behavior/eval_mouse.py on Data/mouse_windows_test.csv, which contains 23,792 windows. Mouse intrusion detection work supports using mouse dynamics as part of a security signal, but in this </w:t>
-      </w:r>
-      <w:proofErr w:type="gramStart"/>
-      <w:r>
-        <w:rPr>
-          <w:rFonts w:cstheme="minorHAnsi"/>
-          <w:sz w:val="24"/>
-          <w:szCs w:val="24"/>
-        </w:rPr>
-        <w:t>project</w:t>
-      </w:r>
-      <w:proofErr w:type="gramEnd"/>
-      <w:r>
-        <w:rPr>
-          <w:rFonts w:cstheme="minorHAnsi"/>
-          <w:sz w:val="24"/>
-          <w:szCs w:val="24"/>
-        </w:rPr>
-        <w:t xml:space="preserve"> I use it only as support in fusion, not as a standalone lock decision (Antal and Egyed-Zsigmond, 2019).</w:t>
-      </w:r>
-    </w:p>
-    <w:p>
-      <w:pPr>
-        <w:rPr>
-          <w:rFonts w:cstheme="minorHAnsi"/>
-          <w:sz w:val="24"/>
-          <w:szCs w:val="24"/>
-        </w:rPr>
-      </w:pPr>
+          <w:sz w:val="24"/>
+          <w:szCs w:val="24"/>
+        </w:rPr>
+        <w:t xml:space="preserve"> = 0.6 * behaviour_trust + 0.4 * face_trust</w:t>
+      </w:r>
     </w:p>
     <w:p>
       <w:pPr>
@@ -8610,324 +9096,23 @@
           <w:rFonts w:cstheme="minorHAnsi"/>
           <w:b/>
           <w:bCs/>
-          <w:sz w:val="28"/>
-          <w:szCs w:val="28"/>
-        </w:rPr>
-      </w:pPr>
+          <w:sz w:val="24"/>
+          <w:szCs w:val="24"/>
+        </w:rPr>
+      </w:pPr>
+      <w:proofErr w:type="spellStart"/>
       <w:r>
         <w:rPr>
           <w:rFonts w:cstheme="minorHAnsi"/>
           <w:b/>
           <w:bCs/>
-          <w:sz w:val="28"/>
-          <w:szCs w:val="28"/>
-        </w:rPr>
-        <w:t>3.4.4 Face scoring pipeline used for step up support</w:t>
-      </w:r>
-    </w:p>
-    <w:p>
-      <w:pPr>
-        <w:rPr>
-          <w:rFonts w:cstheme="minorHAnsi"/>
-          <w:sz w:val="24"/>
-          <w:szCs w:val="24"/>
-        </w:rPr>
-      </w:pPr>
-      <w:r>
-        <w:rPr>
-          <w:rFonts w:cstheme="minorHAnsi"/>
-          <w:sz w:val="24"/>
-          <w:szCs w:val="24"/>
-        </w:rPr>
-        <w:t>For the face channel, I did not train a separate face classifier like the keyboard and mouse SVMs. The final implementation uses a lightweight runtime scoring pipeline that can support STEP UP decisions when behavioural trust becomes uncertain. I kept it limited because a full face-authentication and anti-spoofing system would need dedicated face datasets, stronger models and proper benchmark testing, which were outside the scope of this project. Face is therefore treated as optional support, not as the main authentication path.</w:t>
-      </w:r>
-    </w:p>
-    <w:p>
-      <w:pPr>
-        <w:rPr>
-          <w:rFonts w:cstheme="minorHAnsi"/>
-          <w:sz w:val="24"/>
-          <w:szCs w:val="24"/>
-        </w:rPr>
-      </w:pPr>
-      <w:r>
-        <w:rPr>
-          <w:rFonts w:cstheme="minorHAnsi"/>
-          <w:sz w:val="24"/>
-          <w:szCs w:val="24"/>
-        </w:rPr>
-        <w:t xml:space="preserve">In the runtime flow, the browser captures a webcam frame at intervals and sends it to the backend face endpoint. The backend first checks whether a face is present. A proper face pipeline normally needs face detection and alignment before matching. MTCNN is a well-known example of this type of detection and alignment approach, because it jointly performs face detection and facial landmark localisation (Zhang et al., 2016). In my final </w:t>
-      </w:r>
-      <w:r>
-        <w:rPr>
-          <w:rFonts w:cstheme="minorHAnsi"/>
-          <w:sz w:val="24"/>
-          <w:szCs w:val="24"/>
-        </w:rPr>
-        <w:lastRenderedPageBreak/>
-        <w:t>prototype, the face module is kept lightweight and uses a simple detected face region and enrolled template comparison to produce a match score between 0 and 1.</w:t>
-      </w:r>
-    </w:p>
-    <w:p>
-      <w:pPr>
-        <w:rPr>
-          <w:rFonts w:cstheme="minorHAnsi"/>
-          <w:sz w:val="24"/>
-          <w:szCs w:val="24"/>
-        </w:rPr>
-      </w:pPr>
-      <w:r>
-        <w:rPr>
-          <w:rFonts w:cstheme="minorHAnsi"/>
-          <w:sz w:val="24"/>
-          <w:szCs w:val="24"/>
-        </w:rPr>
-        <w:t>Along with the match score, the system computes a basic liveness score from short-term visual change and motion cues. This is only a lightweight heuristic. It is not presented as a strong anti-spoofing method. Face anti-spoofing research discusses attacks such as printed photos and replay videos and shows that reliable defence normally needs dedicated anti-spoofing models, datasets and evaluation protocols (Xing et al., 2025). Because of this, I use the face score only as support in the fusion stage. It can improve confidence when available, but the final system can still run in behaviour-only mode without webcam evidence.</w:t>
-      </w:r>
-    </w:p>
-    <w:p>
-      <w:pPr>
-        <w:rPr>
-          <w:rFonts w:cstheme="minorHAnsi"/>
-          <w:sz w:val="24"/>
-          <w:szCs w:val="24"/>
-        </w:rPr>
-      </w:pPr>
-    </w:p>
-    <w:p>
-      <w:pPr>
-        <w:pStyle w:val="Heading2"/>
-      </w:pPr>
-      <w:bookmarkStart w:id="23" w:name="_Toc217313024"/>
-      <w:r>
-        <w:t xml:space="preserve">3.5 </w:t>
-      </w:r>
-      <w:r>
-        <w:t>Trust scoring and smoothing in the live system</w:t>
-      </w:r>
-      <w:bookmarkEnd w:id="23"/>
-    </w:p>
-    <w:p>
-      <w:pPr>
-        <w:rPr>
-          <w:rFonts w:cstheme="minorHAnsi"/>
-          <w:sz w:val="24"/>
-          <w:szCs w:val="24"/>
-        </w:rPr>
-      </w:pPr>
-      <w:r>
-        <w:rPr>
-          <w:rFonts w:cstheme="minorHAnsi"/>
-          <w:sz w:val="24"/>
-          <w:szCs w:val="24"/>
-        </w:rPr>
-        <w:t>Raw model outputs are not used directly as final decisions because short windows can be noisy. A genuine user can produce one weak keyboard or mouse window because of a pause, correction, or temporary lack of movement. In the live pipeline, I convert outputs into trust scores between 0 and 1 and then apply short-term holding and smoothing before producing a policy action. The general reason is the security and usability trade-off in continuous authentication, but the exact holding rules and thresholds are my own implementation choices (Baig and Eskeland, 2021; Ryu et al., 2021).</w:t>
-      </w:r>
-    </w:p>
-    <w:p>
-      <w:pPr>
-        <w:rPr>
-          <w:rFonts w:cstheme="minorHAnsi"/>
-          <w:sz w:val="24"/>
-          <w:szCs w:val="24"/>
-        </w:rPr>
-      </w:pPr>
-      <w:r>
-        <w:rPr>
-          <w:rFonts w:cstheme="minorHAnsi"/>
-          <w:sz w:val="24"/>
-          <w:szCs w:val="24"/>
-        </w:rPr>
-        <w:t>Keyboard trust is computed in Apps/behavior/ae_conditional.py inside RuntimeScorer. The keyboard SVM produces class decision scores. I use the separation between the top two scores and convert that margin into trust using a logistic squashing function. I used this because plain maximum probability looked too flat during live testing. When there is no fresh typing, the frontend does not send a fake zero keyboard score. The backend briefly holds the last valid keyboard trust instead.</w:t>
-      </w:r>
-    </w:p>
-    <w:p>
-      <w:pPr>
-        <w:rPr>
-          <w:rFonts w:cstheme="minorHAnsi"/>
-          <w:sz w:val="24"/>
-          <w:szCs w:val="24"/>
-        </w:rPr>
-      </w:pPr>
-      <w:r>
-        <w:rPr>
-          <w:rFonts w:cstheme="minorHAnsi"/>
-          <w:sz w:val="24"/>
-          <w:szCs w:val="24"/>
-        </w:rPr>
-        <w:t>Mouse trust is computed in Apps/behavior/views.py using the saved mouse SVM, scaler and fixed 23-feature order. The runtime scales the mouse vector, calls predict_proba, and converts the maximum class probability into mouse trust. If there is no movement in a tick, mouse is treated as missing evidence, not as failure. The backend briefly holds recent mouse trust because mouse evidence depends on active pointer movement.</w:t>
-      </w:r>
-    </w:p>
-    <w:p>
-      <w:pPr>
-        <w:rPr>
-          <w:rFonts w:cstheme="minorHAnsi"/>
-          <w:sz w:val="24"/>
-          <w:szCs w:val="24"/>
-        </w:rPr>
-      </w:pPr>
-      <w:r>
-        <w:rPr>
-          <w:rFonts w:cstheme="minorHAnsi"/>
-          <w:sz w:val="24"/>
-          <w:szCs w:val="24"/>
-        </w:rPr>
-        <w:t>Face trust uses face match and liveness. Match comes from comparison with the enrolled template. Liveness is a lightweight motion-based cue, so it is kept as support only. The current fusion uses 0.9 match and 0.1 liveness. This is not claimed as strong anti-spoofing, because proper anti-spoofing needs dedicated methods</w:t>
-      </w:r>
-      <w:r>
-        <w:rPr>
-          <w:rFonts w:cstheme="minorHAnsi"/>
-          <w:sz w:val="24"/>
-          <w:szCs w:val="24"/>
-        </w:rPr>
-        <w:t xml:space="preserve">, </w:t>
-      </w:r>
-      <w:r>
-        <w:rPr>
-          <w:rFonts w:cstheme="minorHAnsi"/>
-          <w:sz w:val="24"/>
-          <w:szCs w:val="24"/>
-        </w:rPr>
-        <w:t>evaluation</w:t>
-      </w:r>
-      <w:r>
-        <w:rPr>
-          <w:rFonts w:cstheme="minorHAnsi"/>
-          <w:sz w:val="24"/>
-          <w:szCs w:val="24"/>
-        </w:rPr>
-        <w:t xml:space="preserve"> </w:t>
-      </w:r>
-      <w:r>
-        <w:rPr>
-          <w:rFonts w:cstheme="minorHAnsi"/>
-          <w:sz w:val="24"/>
-          <w:szCs w:val="24"/>
-        </w:rPr>
-        <w:t xml:space="preserve">protocols </w:t>
-      </w:r>
-      <w:r>
-        <w:rPr>
-          <w:rFonts w:cstheme="minorHAnsi"/>
-          <w:sz w:val="24"/>
-          <w:szCs w:val="24"/>
-        </w:rPr>
-        <w:t>and large</w:t>
-      </w:r>
-      <w:r>
-        <w:rPr>
-          <w:rFonts w:cstheme="minorHAnsi"/>
-          <w:sz w:val="24"/>
-          <w:szCs w:val="24"/>
-        </w:rPr>
-        <w:t>r</w:t>
-      </w:r>
-      <w:r>
-        <w:rPr>
-          <w:rFonts w:cstheme="minorHAnsi"/>
-          <w:sz w:val="24"/>
-          <w:szCs w:val="24"/>
-        </w:rPr>
-        <w:t xml:space="preserve"> dataset</w:t>
-      </w:r>
-      <w:r>
-        <w:rPr>
-          <w:rFonts w:cstheme="minorHAnsi"/>
-          <w:sz w:val="24"/>
-          <w:szCs w:val="24"/>
-        </w:rPr>
-        <w:t>s</w:t>
-      </w:r>
-      <w:r>
-        <w:rPr>
-          <w:rFonts w:cstheme="minorHAnsi"/>
-          <w:sz w:val="24"/>
-          <w:szCs w:val="24"/>
-        </w:rPr>
-        <w:t xml:space="preserve"> (Xing et al., 2025).</w:t>
-      </w:r>
-    </w:p>
-    <w:p>
-      <w:pPr>
-        <w:rPr>
-          <w:rFonts w:cstheme="minorHAnsi"/>
-          <w:sz w:val="24"/>
-          <w:szCs w:val="24"/>
-        </w:rPr>
-      </w:pPr>
-      <w:r>
-        <w:rPr>
-          <w:rFonts w:cstheme="minorHAnsi"/>
-          <w:sz w:val="24"/>
-          <w:szCs w:val="24"/>
-        </w:rPr>
-        <w:t>Fusion and policy run in Apps/behavior/trust_fusion.py and Apps/behavior/views.py. Behaviour trust uses 0.8 keyboard and 0.2 mouse, with a clamp so it cannot fall below keyboard trust. Overall trust uses behaviour and optional face support, but face cannot drag behaviour trust down. The current thresholds are: below 0.30 is LOCK, 0.30 to below 0.55 is STEP_UP, and 0.55 or above is ALLOW.</w:t>
-      </w:r>
-    </w:p>
-    <w:p>
-      <w:pPr>
-        <w:rPr>
-          <w:rFonts w:cstheme="minorHAnsi"/>
-          <w:sz w:val="24"/>
-          <w:szCs w:val="24"/>
-        </w:rPr>
-      </w:pPr>
-    </w:p>
-    <w:p>
-      <w:pPr>
-        <w:pStyle w:val="Heading2"/>
-      </w:pPr>
-      <w:bookmarkStart w:id="24" w:name="_Toc217313025"/>
-      <w:r>
-        <w:t xml:space="preserve">3.6 </w:t>
-      </w:r>
-      <w:r>
-        <w:t>Fusion and policy logic (ALLOW, STEP_UP, LOCK)</w:t>
-      </w:r>
-      <w:bookmarkEnd w:id="24"/>
-    </w:p>
-    <w:p>
-      <w:pPr>
-        <w:pStyle w:val="NoSpacing"/>
-      </w:pPr>
-    </w:p>
-    <w:p>
-      <w:pPr>
-        <w:rPr>
-          <w:rFonts w:cstheme="minorHAnsi"/>
-          <w:sz w:val="24"/>
-          <w:szCs w:val="24"/>
-        </w:rPr>
-      </w:pPr>
-      <w:r>
-        <w:rPr>
-          <w:rFonts w:cstheme="minorHAnsi"/>
-          <w:sz w:val="24"/>
-          <w:szCs w:val="24"/>
-        </w:rPr>
-        <w:t xml:space="preserve">Fusion is done at score level because each modality already produces its own trust score. This is simpler than feature-level fusion in this prototype because keyboard, mouse and face evidence are not always available at the same time. For example, mouse can be idle when the user is reading, and face can be unavailable if the camera frame fails. </w:t>
-      </w:r>
-      <w:proofErr w:type="spellStart"/>
-      <w:r>
-        <w:rPr>
-          <w:rFonts w:cstheme="minorHAnsi"/>
-          <w:sz w:val="24"/>
-          <w:szCs w:val="24"/>
-        </w:rPr>
-        <w:t>iterature</w:t>
+          <w:sz w:val="24"/>
+          <w:szCs w:val="24"/>
+        </w:rPr>
+        <w:t>overall_trust</w:t>
       </w:r>
       <w:proofErr w:type="spellEnd"/>
       <w:r>
-        <w:rPr>
-          <w:rFonts w:cstheme="minorHAnsi"/>
-          <w:sz w:val="24"/>
-          <w:szCs w:val="24"/>
-        </w:rPr>
-        <w:t xml:space="preserve"> supports the general idea of combining multiple modalities in continuous authentication, but the exact score-level weights used here are my implementation choices, not formulas copied from papers (Ryu et al., 2021).</w:t>
-      </w:r>
-    </w:p>
-    <w:p>
-      <w:pPr>
         <w:rPr>
           <w:rFonts w:cstheme="minorHAnsi"/>
           <w:b/>
@@ -8935,15 +9120,9 @@
           <w:sz w:val="24"/>
           <w:szCs w:val="24"/>
         </w:rPr>
-      </w:pPr>
-      <w:r>
-        <w:rPr>
-          <w:rFonts w:cstheme="minorHAnsi"/>
-          <w:sz w:val="24"/>
-          <w:szCs w:val="24"/>
-        </w:rPr>
-        <w:t>In the code, fusion is implemented in Apps/behavior/trust_fusion.py and applied by the fuse_scores endpoint in Apps/behavior/views.py. First, keyboard and mouse are combined into behavioural trust</w:t>
-      </w:r>
+        <w:t xml:space="preserve"> = </w:t>
+      </w:r>
+      <w:proofErr w:type="gramStart"/>
       <w:r>
         <w:rPr>
           <w:rFonts w:cstheme="minorHAnsi"/>
@@ -8952,28 +9131,10 @@
           <w:sz w:val="24"/>
           <w:szCs w:val="24"/>
         </w:rPr>
-        <w:t>: behaviour_trust = 0.8 * kb_trust + 0.2 * mouse_trust</w:t>
-      </w:r>
-    </w:p>
-    <w:p>
-      <w:pPr>
-        <w:rPr>
-          <w:rFonts w:cstheme="minorHAnsi"/>
-          <w:sz w:val="24"/>
-          <w:szCs w:val="24"/>
-        </w:rPr>
-      </w:pPr>
-      <w:r>
-        <w:rPr>
-          <w:rFonts w:cstheme="minorHAnsi"/>
-          <w:sz w:val="24"/>
-          <w:szCs w:val="24"/>
-        </w:rPr>
-        <w:t>Keyboard is given the higher weight because, in my offline and live testing, it was the stronger behavioural signal for impostor rejection. I then apply a clamp rule:</w:t>
-      </w:r>
-    </w:p>
-    <w:p>
-      <w:pPr>
+        <w:t>max(</w:t>
+      </w:r>
+      <w:proofErr w:type="gramEnd"/>
+      <w:r>
         <w:rPr>
           <w:rFonts w:cstheme="minorHAnsi"/>
           <w:b/>
@@ -8981,7 +9142,9 @@
           <w:sz w:val="24"/>
           <w:szCs w:val="24"/>
         </w:rPr>
-      </w:pPr>
+        <w:t xml:space="preserve">behaviour_trust, </w:t>
+      </w:r>
+      <w:proofErr w:type="spellStart"/>
       <w:r>
         <w:rPr>
           <w:rFonts w:cstheme="minorHAnsi"/>
@@ -8990,9 +9153,9 @@
           <w:sz w:val="24"/>
           <w:szCs w:val="24"/>
         </w:rPr>
-        <w:t xml:space="preserve">behaviour_trust = </w:t>
-      </w:r>
-      <w:proofErr w:type="gramStart"/>
+        <w:t>raw_overall_trust</w:t>
+      </w:r>
+      <w:proofErr w:type="spellEnd"/>
       <w:r>
         <w:rPr>
           <w:rFonts w:cstheme="minorHAnsi"/>
@@ -9001,10 +9164,45 @@
           <w:sz w:val="24"/>
           <w:szCs w:val="24"/>
         </w:rPr>
-        <w:t>max(</w:t>
-      </w:r>
-      <w:proofErr w:type="gramEnd"/>
-      <w:r>
+        <w:t>)</w:t>
+      </w:r>
+    </w:p>
+    <w:p>
+      <w:pPr>
+        <w:rPr>
+          <w:rFonts w:cstheme="minorHAnsi"/>
+          <w:sz w:val="24"/>
+          <w:szCs w:val="24"/>
+        </w:rPr>
+      </w:pPr>
+      <w:r>
+        <w:rPr>
+          <w:rFonts w:cstheme="minorHAnsi"/>
+          <w:sz w:val="24"/>
+          <w:szCs w:val="24"/>
+        </w:rPr>
+        <w:t>This means face can support the behavioural score, but it cannot drag the score below behaviour trust when face motion is temporarily weak. If face is missing, the system falls back to behavioural trust only.</w:t>
+      </w:r>
+    </w:p>
+    <w:p>
+      <w:pPr>
+        <w:rPr>
+          <w:rFonts w:cstheme="minorHAnsi"/>
+          <w:sz w:val="24"/>
+          <w:szCs w:val="24"/>
+        </w:rPr>
+      </w:pPr>
+      <w:r>
+        <w:rPr>
+          <w:rFonts w:cstheme="minorHAnsi"/>
+          <w:sz w:val="24"/>
+          <w:szCs w:val="24"/>
+        </w:rPr>
+        <w:t>Finally, the policy maps trust to three actions:</w:t>
+      </w:r>
+    </w:p>
+    <w:p>
+      <w:pPr>
         <w:rPr>
           <w:rFonts w:cstheme="minorHAnsi"/>
           <w:b/>
@@ -9012,50 +9210,8 @@
           <w:sz w:val="24"/>
           <w:szCs w:val="24"/>
         </w:rPr>
-        <w:t>behaviour_trust, kb_trust)</w:t>
-      </w:r>
-    </w:p>
-    <w:p>
-      <w:pPr>
-        <w:rPr>
-          <w:rFonts w:cstheme="minorHAnsi"/>
-          <w:sz w:val="24"/>
-          <w:szCs w:val="24"/>
-        </w:rPr>
-      </w:pPr>
-      <w:r>
-        <w:rPr>
-          <w:rFonts w:cstheme="minorHAnsi"/>
-          <w:sz w:val="24"/>
-          <w:szCs w:val="24"/>
-        </w:rPr>
-        <w:t>This rule was added after testing because mouse trust sometimes dropped during sparse movement. I did not want weak mouse evidence to reduce behavioural trust when keyboard evidence was stable.</w:t>
-      </w:r>
-    </w:p>
-    <w:p>
-      <w:pPr>
-        <w:rPr>
-          <w:rFonts w:cstheme="minorHAnsi"/>
-          <w:sz w:val="24"/>
-          <w:szCs w:val="24"/>
-        </w:rPr>
-      </w:pPr>
-      <w:r>
-        <w:rPr>
-          <w:rFonts w:cstheme="minorHAnsi"/>
-          <w:sz w:val="24"/>
-          <w:szCs w:val="24"/>
-        </w:rPr>
-        <w:t>Face trust is computed separately:</w:t>
-      </w:r>
-      <w:r>
-        <w:rPr>
-          <w:rFonts w:cstheme="minorHAnsi"/>
-          <w:sz w:val="24"/>
-          <w:szCs w:val="24"/>
-        </w:rPr>
-        <w:t xml:space="preserve"> </w:t>
-      </w:r>
+      </w:pPr>
+      <w:proofErr w:type="spellStart"/>
       <w:r>
         <w:rPr>
           <w:rFonts w:cstheme="minorHAnsi"/>
@@ -9064,53 +9220,11 @@
           <w:sz w:val="24"/>
           <w:szCs w:val="24"/>
         </w:rPr>
-        <w:t>face_trust = 0.9 * face_match + 0.1 * face_liveness</w:t>
-      </w:r>
-    </w:p>
-    <w:p>
-      <w:pPr>
-        <w:rPr>
-          <w:rFonts w:cstheme="minorHAnsi"/>
-          <w:sz w:val="24"/>
-          <w:szCs w:val="24"/>
-        </w:rPr>
-      </w:pPr>
-      <w:r>
-        <w:rPr>
-          <w:rFonts w:cstheme="minorHAnsi"/>
-          <w:sz w:val="24"/>
-          <w:szCs w:val="24"/>
-        </w:rPr>
-        <w:t>The match score has the higher weight because the liveness check is lightweight and motion-based. Face is therefore used as support, not as the main decision source.</w:t>
-      </w:r>
-    </w:p>
-    <w:p>
-      <w:pPr>
-        <w:rPr>
-          <w:rFonts w:cstheme="minorHAnsi"/>
-          <w:sz w:val="24"/>
-          <w:szCs w:val="24"/>
-        </w:rPr>
-      </w:pPr>
-      <w:r>
-        <w:rPr>
-          <w:rFonts w:cstheme="minorHAnsi"/>
-          <w:sz w:val="24"/>
-          <w:szCs w:val="24"/>
-        </w:rPr>
-        <w:t>When face is available, overall trust is calculated as:</w:t>
-      </w:r>
-      <w:r>
-        <w:rPr>
-          <w:rFonts w:cstheme="minorHAnsi"/>
-          <w:sz w:val="24"/>
-          <w:szCs w:val="24"/>
-        </w:rPr>
-        <w:t xml:space="preserve"> </w:t>
-      </w:r>
-    </w:p>
-    <w:p>
-      <w:pPr>
+        <w:lastRenderedPageBreak/>
+        <w:t>overall_trust</w:t>
+      </w:r>
+      <w:proofErr w:type="spellEnd"/>
+      <w:r>
         <w:rPr>
           <w:rFonts w:cstheme="minorHAnsi"/>
           <w:b/>
@@ -9118,9 +9232,11 @@
           <w:sz w:val="24"/>
           <w:szCs w:val="24"/>
         </w:rPr>
-      </w:pPr>
-      <w:proofErr w:type="spellStart"/>
-      <w:r>
+        <w:t xml:space="preserve"> &lt; 0.30        -&gt; LOCK</w:t>
+      </w:r>
+    </w:p>
+    <w:p>
+      <w:pPr>
         <w:rPr>
           <w:rFonts w:cstheme="minorHAnsi"/>
           <w:b/>
@@ -9128,9 +9244,7 @@
           <w:sz w:val="24"/>
           <w:szCs w:val="24"/>
         </w:rPr>
-        <w:t>raw_overall_trust</w:t>
-      </w:r>
-      <w:proofErr w:type="spellEnd"/>
+      </w:pPr>
       <w:r>
         <w:rPr>
           <w:rFonts w:cstheme="minorHAnsi"/>
@@ -9139,11 +9253,10 @@
           <w:sz w:val="24"/>
           <w:szCs w:val="24"/>
         </w:rPr>
-        <w:t xml:space="preserve"> = 0.6 * behaviour_trust + 0.4 * face_trust</w:t>
-      </w:r>
-    </w:p>
-    <w:p>
-      <w:pPr>
+        <w:t xml:space="preserve">0.30 &lt;= </w:t>
+      </w:r>
+      <w:proofErr w:type="spellStart"/>
+      <w:r>
         <w:rPr>
           <w:rFonts w:cstheme="minorHAnsi"/>
           <w:b/>
@@ -9151,8 +9264,9 @@
           <w:sz w:val="24"/>
           <w:szCs w:val="24"/>
         </w:rPr>
-      </w:pPr>
-      <w:proofErr w:type="spellStart"/>
+        <w:t>overall_trust</w:t>
+      </w:r>
+      <w:proofErr w:type="spellEnd"/>
       <w:r>
         <w:rPr>
           <w:rFonts w:cstheme="minorHAnsi"/>
@@ -9161,10 +9275,11 @@
           <w:sz w:val="24"/>
           <w:szCs w:val="24"/>
         </w:rPr>
-        <w:t>overall_trust</w:t>
-      </w:r>
-      <w:proofErr w:type="spellEnd"/>
-      <w:r>
+        <w:t xml:space="preserve"> &lt; 0.55 -&gt; STEP_UP</w:t>
+      </w:r>
+    </w:p>
+    <w:p>
+      <w:pPr>
         <w:rPr>
           <w:rFonts w:cstheme="minorHAnsi"/>
           <w:b/>
@@ -9172,9 +9287,8 @@
           <w:sz w:val="24"/>
           <w:szCs w:val="24"/>
         </w:rPr>
-        <w:t xml:space="preserve"> = </w:t>
-      </w:r>
-      <w:proofErr w:type="gramStart"/>
+      </w:pPr>
+      <w:proofErr w:type="spellStart"/>
       <w:r>
         <w:rPr>
           <w:rFonts w:cstheme="minorHAnsi"/>
@@ -9183,9 +9297,9 @@
           <w:sz w:val="24"/>
           <w:szCs w:val="24"/>
         </w:rPr>
-        <w:t>max(</w:t>
-      </w:r>
-      <w:proofErr w:type="gramEnd"/>
+        <w:t>overall_trust</w:t>
+      </w:r>
+      <w:proofErr w:type="spellEnd"/>
       <w:r>
         <w:rPr>
           <w:rFonts w:cstheme="minorHAnsi"/>
@@ -9194,418 +9308,252 @@
           <w:sz w:val="24"/>
           <w:szCs w:val="24"/>
         </w:rPr>
-        <w:t xml:space="preserve">behaviour_trust, </w:t>
+        <w:t xml:space="preserve"> &gt;= 0.55       -&gt; ALLOW</w:t>
+      </w:r>
+    </w:p>
+    <w:p>
+      <w:pPr>
+        <w:rPr>
+          <w:rFonts w:cstheme="minorHAnsi"/>
+          <w:sz w:val="24"/>
+          <w:szCs w:val="24"/>
+        </w:rPr>
+      </w:pPr>
+      <w:r>
+        <w:rPr>
+          <w:rFonts w:cstheme="minorHAnsi"/>
+          <w:sz w:val="24"/>
+          <w:szCs w:val="24"/>
+        </w:rPr>
+        <w:t>These thresholds are prototype settings from the code. They are used to test whether the system can separate normal, uncertain and suspicious states in a clear way. The literature supports the general security-usability trade-off, but the exact policy thresholds come from my implementation and testing, not from the cited papers.</w:t>
+      </w:r>
+    </w:p>
+    <w:p>
+      <w:pPr>
+        <w:rPr>
+          <w:rFonts w:cstheme="minorHAnsi"/>
+          <w:sz w:val="24"/>
+          <w:szCs w:val="24"/>
+        </w:rPr>
+      </w:pPr>
+    </w:p>
+    <w:p>
+      <w:pPr>
+        <w:pStyle w:val="Heading2"/>
+        <w:rPr>
+          <w:sz w:val="24"/>
+          <w:szCs w:val="24"/>
+        </w:rPr>
+      </w:pPr>
+      <w:bookmarkStart w:id="25" w:name="_Toc217313026"/>
+      <w:r>
+        <w:t xml:space="preserve">3.7 </w:t>
+      </w:r>
+      <w:r>
+        <w:t>Implementation details: Django endpoints, browser streaming, and logging</w:t>
+      </w:r>
+      <w:bookmarkEnd w:id="25"/>
+    </w:p>
+    <w:p>
+      <w:pPr>
+        <w:rPr>
+          <w:rFonts w:cstheme="minorHAnsi"/>
+          <w:sz w:val="24"/>
+          <w:szCs w:val="24"/>
+        </w:rPr>
+      </w:pPr>
+      <w:r>
+        <w:rPr>
+          <w:rFonts w:cstheme="minorHAnsi"/>
+          <w:sz w:val="24"/>
+          <w:szCs w:val="24"/>
+        </w:rPr>
+        <w:t xml:space="preserve">The system is implemented as a Django client-server prototype. The browser is responsible for capturing user activity, while the Django backend is responsible for model loading, scoring, fusion and logging. The main user interface is templates/behavior/monitor.html. This page listens to keyboard, mouse and webcam activity, builds feature windows where needed, and sends JSON requests to the backend. I used standard browser APIs such as keyboard events, pointer or mouse events, webcam frame capture and </w:t>
+      </w:r>
+      <w:proofErr w:type="gramStart"/>
+      <w:r>
+        <w:rPr>
+          <w:rFonts w:cstheme="minorHAnsi"/>
+          <w:sz w:val="24"/>
+          <w:szCs w:val="24"/>
+        </w:rPr>
+        <w:t>fetch(</w:t>
+      </w:r>
+      <w:proofErr w:type="gramEnd"/>
+      <w:r>
+        <w:rPr>
+          <w:rFonts w:cstheme="minorHAnsi"/>
+          <w:sz w:val="24"/>
+          <w:szCs w:val="24"/>
+        </w:rPr>
+        <w:t>) requests. These are standard web development functions, not reused authentication code.</w:t>
+      </w:r>
+    </w:p>
+    <w:p>
+      <w:pPr>
+        <w:rPr>
+          <w:rFonts w:cstheme="minorHAnsi"/>
+          <w:sz w:val="24"/>
+          <w:szCs w:val="24"/>
+        </w:rPr>
+      </w:pPr>
+      <w:r>
+        <w:rPr>
+          <w:rFonts w:cstheme="minorHAnsi"/>
+          <w:sz w:val="24"/>
+          <w:szCs w:val="24"/>
+        </w:rPr>
+        <w:t>On the server side, the main logic is in Apps/behavior/views.py</w:t>
+      </w:r>
+      <w:r>
+        <w:rPr>
+          <w:rFonts w:cstheme="minorHAnsi"/>
+          <w:sz w:val="24"/>
+          <w:szCs w:val="24"/>
+        </w:rPr>
+        <w:t>.</w:t>
+      </w:r>
+      <w:r>
+        <w:t xml:space="preserve"> </w:t>
+      </w:r>
+      <w:r>
+        <w:rPr>
+          <w:rFonts w:cstheme="minorHAnsi"/>
+          <w:sz w:val="24"/>
+          <w:szCs w:val="24"/>
+        </w:rPr>
+        <w:t>The browser calls the /behavior/</w:t>
       </w:r>
       <w:proofErr w:type="spellStart"/>
       <w:r>
         <w:rPr>
           <w:rFonts w:cstheme="minorHAnsi"/>
-          <w:b/>
-          <w:bCs/>
-          <w:sz w:val="24"/>
-          <w:szCs w:val="24"/>
-        </w:rPr>
-        <w:t>raw_overall_trust</w:t>
+          <w:sz w:val="24"/>
+          <w:szCs w:val="24"/>
+        </w:rPr>
+        <w:t>stream_keystrokes</w:t>
       </w:r>
       <w:proofErr w:type="spellEnd"/>
       <w:r>
         <w:rPr>
           <w:rFonts w:cstheme="minorHAnsi"/>
-          <w:b/>
-          <w:bCs/>
-          <w:sz w:val="24"/>
-          <w:szCs w:val="24"/>
-        </w:rPr>
-        <w:t>)</w:t>
-      </w:r>
-    </w:p>
-    <w:p>
-      <w:pPr>
-        <w:rPr>
-          <w:rFonts w:cstheme="minorHAnsi"/>
-          <w:sz w:val="24"/>
-          <w:szCs w:val="24"/>
-        </w:rPr>
-      </w:pPr>
-      <w:r>
-        <w:rPr>
-          <w:rFonts w:cstheme="minorHAnsi"/>
-          <w:sz w:val="24"/>
-          <w:szCs w:val="24"/>
-        </w:rPr>
-        <w:t>This means face can support the behavioural score, but it cannot drag the score below behaviour trust when face motion is temporarily weak. If face is missing, the system falls back to behavioural trust only.</w:t>
-      </w:r>
-    </w:p>
-    <w:p>
-      <w:pPr>
-        <w:rPr>
-          <w:rFonts w:cstheme="minorHAnsi"/>
-          <w:sz w:val="24"/>
-          <w:szCs w:val="24"/>
-        </w:rPr>
-      </w:pPr>
-      <w:r>
-        <w:rPr>
-          <w:rFonts w:cstheme="minorHAnsi"/>
-          <w:sz w:val="24"/>
-          <w:szCs w:val="24"/>
-        </w:rPr>
-        <w:t>Finally, the policy maps trust to three actions:</w:t>
-      </w:r>
-    </w:p>
-    <w:p>
-      <w:pPr>
-        <w:rPr>
-          <w:rFonts w:cstheme="minorHAnsi"/>
-          <w:b/>
-          <w:bCs/>
-          <w:sz w:val="24"/>
-          <w:szCs w:val="24"/>
-        </w:rPr>
-      </w:pPr>
+          <w:sz w:val="24"/>
+          <w:szCs w:val="24"/>
+        </w:rPr>
+        <w:t xml:space="preserve"> URL endpoint, which receives keyboard and mouse feature vectors and returns per-modality scores.</w:t>
+      </w:r>
+      <w:r>
+        <w:rPr>
+          <w:rFonts w:cstheme="minorHAnsi"/>
+          <w:sz w:val="24"/>
+          <w:szCs w:val="24"/>
+        </w:rPr>
+        <w:t xml:space="preserve"> The /behavior/fuse_scores endpoint combines the available scores into behavioural trust, face trust and the final policy action. The /behavior/</w:t>
+      </w:r>
       <w:proofErr w:type="spellStart"/>
       <w:r>
         <w:rPr>
           <w:rFonts w:cstheme="minorHAnsi"/>
-          <w:b/>
-          <w:bCs/>
-          <w:sz w:val="24"/>
-          <w:szCs w:val="24"/>
-        </w:rPr>
-        <w:t>overall_trust</w:t>
+          <w:sz w:val="24"/>
+          <w:szCs w:val="24"/>
+        </w:rPr>
+        <w:t>face_enroll</w:t>
       </w:r>
       <w:proofErr w:type="spellEnd"/>
       <w:r>
         <w:rPr>
           <w:rFonts w:cstheme="minorHAnsi"/>
-          <w:b/>
-          <w:bCs/>
-          <w:sz w:val="24"/>
-          <w:szCs w:val="24"/>
-        </w:rPr>
-        <w:t xml:space="preserve"> &lt; 0.30        -&gt; LOCK</w:t>
-      </w:r>
-    </w:p>
-    <w:p>
-      <w:pPr>
-        <w:rPr>
-          <w:rFonts w:cstheme="minorHAnsi"/>
-          <w:b/>
-          <w:bCs/>
-          <w:sz w:val="24"/>
-          <w:szCs w:val="24"/>
-        </w:rPr>
-      </w:pPr>
-      <w:r>
-        <w:rPr>
-          <w:rFonts w:cstheme="minorHAnsi"/>
-          <w:b/>
-          <w:bCs/>
-          <w:sz w:val="24"/>
-          <w:szCs w:val="24"/>
-        </w:rPr>
-        <w:t xml:space="preserve">0.30 &lt;= </w:t>
+          <w:sz w:val="24"/>
+          <w:szCs w:val="24"/>
+        </w:rPr>
+        <w:t xml:space="preserve"> and /behavior/</w:t>
       </w:r>
       <w:proofErr w:type="spellStart"/>
       <w:r>
         <w:rPr>
           <w:rFonts w:cstheme="minorHAnsi"/>
-          <w:b/>
-          <w:bCs/>
-          <w:sz w:val="24"/>
-          <w:szCs w:val="24"/>
-        </w:rPr>
-        <w:t>overall_trust</w:t>
+          <w:sz w:val="24"/>
+          <w:szCs w:val="24"/>
+        </w:rPr>
+        <w:t>face_score</w:t>
       </w:r>
       <w:proofErr w:type="spellEnd"/>
       <w:r>
         <w:rPr>
           <w:rFonts w:cstheme="minorHAnsi"/>
-          <w:b/>
-          <w:bCs/>
-          <w:sz w:val="24"/>
-          <w:szCs w:val="24"/>
-        </w:rPr>
-        <w:t xml:space="preserve"> &lt; 0.55 -&gt; STEP_UP</w:t>
-      </w:r>
-    </w:p>
-    <w:p>
-      <w:pPr>
-        <w:rPr>
-          <w:rFonts w:cstheme="minorHAnsi"/>
-          <w:b/>
-          <w:bCs/>
-          <w:sz w:val="24"/>
-          <w:szCs w:val="24"/>
-        </w:rPr>
-      </w:pPr>
-      <w:proofErr w:type="spellStart"/>
-      <w:r>
-        <w:rPr>
-          <w:rFonts w:cstheme="minorHAnsi"/>
-          <w:b/>
-          <w:bCs/>
-          <w:sz w:val="24"/>
-          <w:szCs w:val="24"/>
-        </w:rPr>
-        <w:t>overall_trust</w:t>
-      </w:r>
-      <w:proofErr w:type="spellEnd"/>
-      <w:r>
-        <w:rPr>
-          <w:rFonts w:cstheme="minorHAnsi"/>
-          <w:b/>
-          <w:bCs/>
-          <w:sz w:val="24"/>
-          <w:szCs w:val="24"/>
-        </w:rPr>
-        <w:t xml:space="preserve"> &gt;= 0.55       -&gt; ALLOW</w:t>
-      </w:r>
-    </w:p>
-    <w:p>
-      <w:pPr>
-        <w:rPr>
-          <w:rFonts w:cstheme="minorHAnsi"/>
-          <w:sz w:val="24"/>
-          <w:szCs w:val="24"/>
-        </w:rPr>
-      </w:pPr>
-      <w:r>
-        <w:rPr>
-          <w:rFonts w:cstheme="minorHAnsi"/>
-          <w:sz w:val="24"/>
-          <w:szCs w:val="24"/>
-        </w:rPr>
-        <w:t xml:space="preserve">These thresholds are prototype settings from the code. They are used to test whether the system can separate normal, uncertain and suspicious states in a clear way. The literature </w:t>
-      </w:r>
-      <w:r>
-        <w:rPr>
-          <w:rFonts w:cstheme="minorHAnsi"/>
-          <w:sz w:val="24"/>
-          <w:szCs w:val="24"/>
+          <w:sz w:val="24"/>
+          <w:szCs w:val="24"/>
+        </w:rPr>
+        <w:t xml:space="preserve"> endpoints handle the optional face template and runtime face score. Keyboard scoring uses the saved scaler and SVM model under Models/kb_svm/. Mouse scoring uses the saved scaler, SVM model and metadata under Models/mouse/.</w:t>
+      </w:r>
+    </w:p>
+    <w:p>
+      <w:pPr>
+        <w:rPr>
+          <w:rFonts w:cstheme="minorHAnsi"/>
+          <w:sz w:val="24"/>
+          <w:szCs w:val="24"/>
+        </w:rPr>
+      </w:pPr>
+      <w:r>
+        <w:rPr>
+          <w:rFonts w:cstheme="minorHAnsi"/>
+          <w:sz w:val="24"/>
+          <w:szCs w:val="24"/>
+        </w:rPr>
+        <w:t>During development, I tested the parts separately before combining them. I first checked whether the browser was sending feature vectors correctly. Then I checked whether the backend returned valid JSON and whether feature dimensions matched the saved scalers. After that, I tested the full loop in the monitor page. I also added session IDs and short hold/decay behaviour because early live runs dropped trust too quickly when the user paused typing or stopped moving.</w:t>
+      </w:r>
+    </w:p>
+    <w:p>
+      <w:pPr>
+        <w:rPr>
+          <w:rFonts w:cstheme="minorHAnsi"/>
+          <w:sz w:val="24"/>
+          <w:szCs w:val="24"/>
+        </w:rPr>
+      </w:pPr>
+      <w:r>
+        <w:rPr>
+          <w:rFonts w:cstheme="minorHAnsi"/>
+          <w:sz w:val="24"/>
+          <w:szCs w:val="24"/>
+        </w:rPr>
+        <w:t>For evidence, each fusion tick is logged to artifacts/realtime/live_trust_timeseries.csv. The log stores timestamp, keyboard trust, mouse trust, behavioural trust, face trust, fused trust and final action. These logs are used in Chapter 4 to generate time-series plots, trust summaries and policy action counts. This makes the web prototype auditable instead of only being a visual demo.</w:t>
+      </w:r>
+    </w:p>
+    <w:p>
+      <w:pPr>
+        <w:rPr>
+          <w:rFonts w:cstheme="minorHAnsi"/>
+          <w:sz w:val="24"/>
+          <w:szCs w:val="24"/>
+        </w:rPr>
+      </w:pPr>
+    </w:p>
+    <w:p>
+      <w:pPr>
+        <w:pStyle w:val="Heading2"/>
+        <w:rPr>
+          <w:rFonts w:cstheme="minorHAnsi"/>
+          <w:sz w:val="24"/>
+          <w:szCs w:val="24"/>
+        </w:rPr>
+      </w:pPr>
+      <w:r>
+        <w:rPr>
+          <w:rFonts w:cstheme="minorHAnsi"/>
         </w:rPr>
         <w:lastRenderedPageBreak/>
-        <w:t>supports the general security-usability trade-off, but the exact policy thresholds come from my implementation and testing, not from the cited papers.</w:t>
-      </w:r>
-    </w:p>
-    <w:p>
-      <w:pPr>
-        <w:rPr>
-          <w:rFonts w:cstheme="minorHAnsi"/>
-          <w:sz w:val="24"/>
-          <w:szCs w:val="24"/>
-        </w:rPr>
-      </w:pPr>
-    </w:p>
-    <w:p>
-      <w:pPr>
-        <w:pStyle w:val="Heading2"/>
-        <w:rPr>
-          <w:sz w:val="24"/>
-          <w:szCs w:val="24"/>
-        </w:rPr>
-      </w:pPr>
-      <w:bookmarkStart w:id="25" w:name="_Toc217313026"/>
-      <w:r>
-        <w:t xml:space="preserve">3.7 </w:t>
-      </w:r>
-      <w:r>
-        <w:t>Implementation details: Django endpoints, browser streaming, and logging</w:t>
-      </w:r>
-      <w:bookmarkEnd w:id="25"/>
-    </w:p>
-    <w:p>
-      <w:pPr>
-        <w:rPr>
-          <w:rFonts w:cstheme="minorHAnsi"/>
-          <w:sz w:val="24"/>
-          <w:szCs w:val="24"/>
-        </w:rPr>
-      </w:pPr>
-      <w:r>
-        <w:rPr>
-          <w:rFonts w:cstheme="minorHAnsi"/>
-          <w:sz w:val="24"/>
-          <w:szCs w:val="24"/>
-        </w:rPr>
-        <w:t xml:space="preserve">The system is implemented as a Django client-server prototype. The browser is responsible for capturing user activity, while the Django backend is responsible for model loading, scoring, fusion and logging. The main user interface is templates/behavior/monitor.html. This page listens to keyboard, mouse and webcam activity, builds feature windows where needed, and sends JSON requests to the backend. I used standard browser APIs such as keyboard events, pointer or mouse events, webcam frame capture and </w:t>
-      </w:r>
-      <w:proofErr w:type="gramStart"/>
-      <w:r>
-        <w:rPr>
-          <w:rFonts w:cstheme="minorHAnsi"/>
-          <w:sz w:val="24"/>
-          <w:szCs w:val="24"/>
-        </w:rPr>
-        <w:t>fetch(</w:t>
-      </w:r>
-      <w:proofErr w:type="gramEnd"/>
-      <w:r>
-        <w:rPr>
-          <w:rFonts w:cstheme="minorHAnsi"/>
-          <w:sz w:val="24"/>
-          <w:szCs w:val="24"/>
-        </w:rPr>
-        <w:t>) requests. These are standard web development functions, not reused authentication code.</w:t>
-      </w:r>
-    </w:p>
-    <w:p>
-      <w:pPr>
-        <w:rPr>
-          <w:rFonts w:cstheme="minorHAnsi"/>
-          <w:sz w:val="24"/>
-          <w:szCs w:val="24"/>
-        </w:rPr>
-      </w:pPr>
-      <w:r>
-        <w:rPr>
-          <w:rFonts w:cstheme="minorHAnsi"/>
-          <w:sz w:val="24"/>
-          <w:szCs w:val="24"/>
-        </w:rPr>
-        <w:t>On the server side, the main logic is in Apps/behavior/views.py</w:t>
-      </w:r>
-      <w:r>
-        <w:rPr>
-          <w:rFonts w:cstheme="minorHAnsi"/>
-          <w:sz w:val="24"/>
-          <w:szCs w:val="24"/>
-        </w:rPr>
-        <w:t>.</w:t>
-      </w:r>
-      <w:r>
+        <w:t>3.8</w:t>
+      </w:r>
+      <w:r>
+        <w:rPr>
+          <w:rFonts w:cstheme="minorHAnsi"/>
+          <w:sz w:val="24"/>
+          <w:szCs w:val="24"/>
+        </w:rPr>
         <w:t xml:space="preserve"> </w:t>
       </w:r>
-      <w:r>
-        <w:rPr>
-          <w:rFonts w:cstheme="minorHAnsi"/>
-          <w:sz w:val="24"/>
-          <w:szCs w:val="24"/>
-        </w:rPr>
-        <w:t>The browser calls the /behavior/</w:t>
-      </w:r>
-      <w:proofErr w:type="spellStart"/>
-      <w:r>
-        <w:rPr>
-          <w:rFonts w:cstheme="minorHAnsi"/>
-          <w:sz w:val="24"/>
-          <w:szCs w:val="24"/>
-        </w:rPr>
-        <w:t>stream_keystrokes</w:t>
-      </w:r>
-      <w:proofErr w:type="spellEnd"/>
-      <w:r>
-        <w:rPr>
-          <w:rFonts w:cstheme="minorHAnsi"/>
-          <w:sz w:val="24"/>
-          <w:szCs w:val="24"/>
-        </w:rPr>
-        <w:t xml:space="preserve"> URL endpoint, which receives keyboard and mouse feature vectors and returns per-modality scores.</w:t>
-      </w:r>
-      <w:r>
-        <w:rPr>
-          <w:rFonts w:cstheme="minorHAnsi"/>
-          <w:sz w:val="24"/>
-          <w:szCs w:val="24"/>
-        </w:rPr>
-        <w:t xml:space="preserve"> The /behavior/fuse_scores endpoint combines the available scores into behavioural trust, face trust and the final policy action. The /behavior/</w:t>
-      </w:r>
-      <w:proofErr w:type="spellStart"/>
-      <w:r>
-        <w:rPr>
-          <w:rFonts w:cstheme="minorHAnsi"/>
-          <w:sz w:val="24"/>
-          <w:szCs w:val="24"/>
-        </w:rPr>
-        <w:t>face_enroll</w:t>
-      </w:r>
-      <w:proofErr w:type="spellEnd"/>
-      <w:r>
-        <w:rPr>
-          <w:rFonts w:cstheme="minorHAnsi"/>
-          <w:sz w:val="24"/>
-          <w:szCs w:val="24"/>
-        </w:rPr>
-        <w:t xml:space="preserve"> and /behavior/</w:t>
-      </w:r>
-      <w:proofErr w:type="spellStart"/>
-      <w:r>
-        <w:rPr>
-          <w:rFonts w:cstheme="minorHAnsi"/>
-          <w:sz w:val="24"/>
-          <w:szCs w:val="24"/>
-        </w:rPr>
-        <w:t>face_score</w:t>
-      </w:r>
-      <w:proofErr w:type="spellEnd"/>
-      <w:r>
-        <w:rPr>
-          <w:rFonts w:cstheme="minorHAnsi"/>
-          <w:sz w:val="24"/>
-          <w:szCs w:val="24"/>
-        </w:rPr>
-        <w:t xml:space="preserve"> endpoints handle the optional face template and runtime face score. Keyboard scoring uses the saved scaler and SVM model under Models/kb_svm/. Mouse scoring uses the saved scaler, SVM model and metadata under Models/mouse/.</w:t>
-      </w:r>
-    </w:p>
-    <w:p>
-      <w:pPr>
-        <w:rPr>
-          <w:rFonts w:cstheme="minorHAnsi"/>
-          <w:sz w:val="24"/>
-          <w:szCs w:val="24"/>
-        </w:rPr>
-      </w:pPr>
-      <w:r>
-        <w:rPr>
-          <w:rFonts w:cstheme="minorHAnsi"/>
-          <w:sz w:val="24"/>
-          <w:szCs w:val="24"/>
-        </w:rPr>
-        <w:t>During development, I tested the parts separately before combining them. I first checked whether the browser was sending feature vectors correctly. Then I checked whether the backend returned valid JSON and whether feature dimensions matched the saved scalers. After that, I tested the full loop in the monitor page. I also added session IDs and short hold/decay behaviour because early live runs dropped trust too quickly when the user paused typing or stopped moving.</w:t>
-      </w:r>
-    </w:p>
-    <w:p>
-      <w:pPr>
-        <w:rPr>
-          <w:rFonts w:cstheme="minorHAnsi"/>
-          <w:sz w:val="24"/>
-          <w:szCs w:val="24"/>
-        </w:rPr>
-      </w:pPr>
-      <w:r>
-        <w:rPr>
-          <w:rFonts w:cstheme="minorHAnsi"/>
-          <w:sz w:val="24"/>
-          <w:szCs w:val="24"/>
-        </w:rPr>
-        <w:t>For evidence, each fusion tick is logged to artifacts/realtime/live_trust_timeseries.csv. The log stores timestamp, keyboard trust, mouse trust, behavioural trust, face trust, fused trust and final action. These logs are used in Chapter 4 to generate time-series plots, trust summaries and policy action counts. This makes the web prototype auditable instead of only being a visual demo.</w:t>
-      </w:r>
-    </w:p>
-    <w:p>
-      <w:pPr>
-        <w:rPr>
-          <w:rFonts w:cstheme="minorHAnsi"/>
-          <w:sz w:val="24"/>
-          <w:szCs w:val="24"/>
-        </w:rPr>
-      </w:pPr>
-      <w:r>
-        <w:rPr>
-          <w:rFonts w:cstheme="minorHAnsi"/>
-          <w:sz w:val="24"/>
-          <w:szCs w:val="24"/>
-        </w:rPr>
-        <w:br/>
-      </w:r>
-    </w:p>
-    <w:p>
-      <w:pPr>
-        <w:pStyle w:val="Heading2"/>
-        <w:numPr>
-          <w:ilvl w:val="1"/>
-          <w:numId w:val="21"/>
-        </w:numPr>
-      </w:pPr>
       <w:bookmarkStart w:id="26" w:name="_Toc217313027"/>
       <w:r>
         <w:t>Evaluation protocol and metrics</w:t>
@@ -9648,7 +9596,6 @@
           <w:sz w:val="24"/>
           <w:szCs w:val="24"/>
         </w:rPr>
-        <w:lastRenderedPageBreak/>
         <w:t>For offline keyboard evaluation, I report both the CAE baseline and the final keyboard SVM. The CAE is evaluated as a per-user verification model. Its validation split is used to choose the reconstruction threshold, and the held-out test split is used to report FAR, FRR, accuracy, ERR, EER, ROC AUC and PR area. The keyboard SVM is evaluated on keyboard_test_windows.csv in verification style, where each user’s windows are treated as genuine and all other users’ windows are treated as impostor. The main SVM outputs are saved in artifacts/kb_svm_eval_metrics.csv and artifacts/kb_svm_eval_overview.json, with extra plots under artifacts/keyboard/.</w:t>
       </w:r>
     </w:p>
@@ -9797,7 +9744,6 @@
         <w:rPr>
           <w:lang w:bidi="hi-IN"/>
         </w:rPr>
-        <w:lastRenderedPageBreak/>
         <w:t xml:space="preserve">Chapter </w:t>
       </w:r>
       <w:r>
@@ -10662,10 +10608,29 @@
     </w:p>
     <w:p>
       <w:pPr>
-        <w:rPr>
-          <w:rFonts w:cstheme="minorHAnsi"/>
-          <w:b/>
-          <w:bCs/>
+        <w:pStyle w:val="Heading3"/>
+        <w:rPr>
+          <w:lang w:bidi="hi-IN"/>
+        </w:rPr>
+      </w:pPr>
+      <w:r>
+        <w:rPr>
+          <w:lang w:bidi="hi-IN"/>
+        </w:rPr>
+        <w:lastRenderedPageBreak/>
+        <w:t xml:space="preserve">4.2.1 </w:t>
+      </w:r>
+      <w:r>
+        <w:rPr>
+          <w:lang w:bidi="hi-IN"/>
+        </w:rPr>
+        <w:t>Keyboard CAE verification results</w:t>
+      </w:r>
+    </w:p>
+    <w:p>
+      <w:pPr>
+        <w:rPr>
+          <w:rFonts w:cstheme="minorHAnsi"/>
           <w:kern w:val="0"/>
           <w:sz w:val="24"/>
           <w:szCs w:val="24"/>
@@ -10675,58 +10640,12 @@
       <w:r>
         <w:rPr>
           <w:rFonts w:cstheme="minorHAnsi"/>
-          <w:b/>
-          <w:bCs/>
           <w:kern w:val="0"/>
           <w:sz w:val="24"/>
           <w:szCs w:val="24"/>
           <w:lang w:bidi="hi-IN"/>
         </w:rPr>
-        <w:t xml:space="preserve">4.2.1 </w:t>
-      </w:r>
-      <w:r>
-        <w:rPr>
-          <w:rFonts w:cstheme="minorHAnsi"/>
-          <w:b/>
-          <w:bCs/>
-          <w:kern w:val="0"/>
-          <w:sz w:val="24"/>
-          <w:szCs w:val="24"/>
-          <w:lang w:bidi="hi-IN"/>
-        </w:rPr>
-        <w:t>Keyboard CAE verification results</w:t>
-      </w:r>
-    </w:p>
-    <w:p>
-      <w:pPr>
-        <w:rPr>
-          <w:rFonts w:cstheme="minorHAnsi"/>
-          <w:kern w:val="0"/>
-          <w:sz w:val="24"/>
-          <w:szCs w:val="24"/>
-          <w:lang w:bidi="hi-IN"/>
-        </w:rPr>
-      </w:pPr>
-      <w:r>
-        <w:rPr>
-          <w:rFonts w:cstheme="minorHAnsi"/>
-          <w:kern w:val="0"/>
-          <w:sz w:val="24"/>
-          <w:szCs w:val="24"/>
-          <w:lang w:bidi="hi-IN"/>
-        </w:rPr>
-        <w:t>The CAE was trained as a per-user baseline. Each user has a separate autoencoder trained on genuine training windows only. The validation split is used to choose the reconstruction-</w:t>
-      </w:r>
-      <w:r>
-        <w:rPr>
-          <w:rFonts w:cstheme="minorHAnsi"/>
-          <w:kern w:val="0"/>
-          <w:sz w:val="24"/>
-          <w:szCs w:val="24"/>
-          <w:lang w:bidi="hi-IN"/>
-        </w:rPr>
-        <w:lastRenderedPageBreak/>
-        <w:t>error threshold tau, and the held-out test split is then used for final reporting. This avoids choosing the threshold on the same data used for the final test.</w:t>
+        <w:t>The CAE was trained as a per-user baseline. Each user has a separate autoencoder trained on genuine training windows only. The validation split is used to choose the reconstruction-error threshold tau, and the held-out test split is then used for final reporting. This avoids choosing the threshold on the same data used for the final test.</w:t>
       </w:r>
     </w:p>
     <w:p>
@@ -12070,34 +11989,6 @@
           <w:kern w:val="0"/>
           <w:sz w:val="28"/>
           <w:szCs w:val="28"/>
-          <w:highlight w:val="yellow"/>
-          <w:lang w:bidi="hi-IN"/>
-        </w:rPr>
-      </w:pPr>
-    </w:p>
-    <w:p>
-      <w:pPr>
-        <w:rPr>
-          <w:rFonts w:cstheme="minorHAnsi"/>
-          <w:b/>
-          <w:bCs/>
-          <w:kern w:val="0"/>
-          <w:sz w:val="28"/>
-          <w:szCs w:val="28"/>
-          <w:highlight w:val="yellow"/>
-          <w:lang w:bidi="hi-IN"/>
-        </w:rPr>
-      </w:pPr>
-    </w:p>
-    <w:p>
-      <w:pPr>
-        <w:rPr>
-          <w:rFonts w:cstheme="minorHAnsi"/>
-          <w:b/>
-          <w:bCs/>
-          <w:kern w:val="0"/>
-          <w:sz w:val="28"/>
-          <w:szCs w:val="28"/>
           <w:lang w:bidi="hi-IN"/>
         </w:rPr>
       </w:pPr>
@@ -12482,7 +12373,6 @@
                 <w:szCs w:val="24"/>
                 <w:lang w:bidi="hi-IN"/>
               </w:rPr>
-              <w:lastRenderedPageBreak/>
               <w:t>Genuine windows per user</w:t>
             </w:r>
           </w:p>
@@ -13684,18 +13574,6 @@
           <w:lang w:bidi="hi-IN"/>
         </w:rPr>
       </w:pPr>
-    </w:p>
-    <w:p>
-      <w:pPr>
-        <w:rPr>
-          <w:rFonts w:cstheme="minorHAnsi"/>
-          <w:kern w:val="0"/>
-          <w:sz w:val="24"/>
-          <w:szCs w:val="24"/>
-          <w:highlight w:val="yellow"/>
-          <w:lang w:bidi="hi-IN"/>
-        </w:rPr>
-      </w:pPr>
       <w:r>
         <w:rPr>
           <w:rFonts w:cstheme="minorHAnsi"/>
@@ -13707,9 +13585,9 @@
           <w:lang w:bidi="hi-IN"/>
         </w:rPr>
         <w:drawing>
-          <wp:inline distT="0" distB="0" distL="0" distR="0" wp14:anchorId="02EA168A" wp14:editId="72D21796">
-            <wp:extent cx="5727700" cy="4298950"/>
-            <wp:effectExtent l="0" t="0" r="6350" b="6350"/>
+          <wp:inline distT="0" distB="0" distL="0" distR="0" wp14:anchorId="02EA168A" wp14:editId="50B13064">
+            <wp:extent cx="4974723" cy="3733800"/>
+            <wp:effectExtent l="0" t="0" r="0" b="0"/>
             <wp:docPr id="1907179115" name="Picture 4"/>
             <wp:cNvGraphicFramePr>
               <a:graphicFrameLocks xmlns:a="http://schemas.openxmlformats.org/drawingml/2006/main" noChangeAspect="1"/>
@@ -13739,7 +13617,7 @@
                   <pic:spPr bwMode="auto">
                     <a:xfrm>
                       <a:off x="0" y="0"/>
-                      <a:ext cx="5727700" cy="4298950"/>
+                      <a:ext cx="4981133" cy="3738611"/>
                     </a:xfrm>
                     <a:prstGeom prst="rect">
                       <a:avLst/>
@@ -13813,9 +13691,9 @@
           <w:lang w:bidi="hi-IN"/>
         </w:rPr>
         <w:drawing>
-          <wp:inline distT="0" distB="0" distL="0" distR="0" wp14:anchorId="1C073A84" wp14:editId="4358D119">
-            <wp:extent cx="3879850" cy="2912038"/>
-            <wp:effectExtent l="0" t="0" r="6350" b="3175"/>
+          <wp:inline distT="0" distB="0" distL="0" distR="0" wp14:anchorId="1C073A84" wp14:editId="05E87D7E">
+            <wp:extent cx="4174067" cy="3132865"/>
+            <wp:effectExtent l="0" t="0" r="0" b="0"/>
             <wp:docPr id="266736714" name="Picture 5"/>
             <wp:cNvGraphicFramePr>
               <a:graphicFrameLocks xmlns:a="http://schemas.openxmlformats.org/drawingml/2006/main" noChangeAspect="1"/>
@@ -13845,7 +13723,7 @@
                   <pic:spPr bwMode="auto">
                     <a:xfrm>
                       <a:off x="0" y="0"/>
-                      <a:ext cx="3883949" cy="2915115"/>
+                      <a:ext cx="4193686" cy="3147590"/>
                     </a:xfrm>
                     <a:prstGeom prst="rect">
                       <a:avLst/>
@@ -14239,7 +14117,29 @@
           <w:highlight w:val="yellow"/>
           <w:lang w:bidi="hi-IN"/>
         </w:rPr>
-        <w:t>Figure 4.10 – Mouse SVM confusion matrix from artifacts/mouse/mouse_svm_confusion.png</w:t>
+        <w:t>Figure 4.10 – Mouse SVM confusion matrix from</w:t>
+      </w:r>
+      <w:r>
+        <w:rPr>
+          <w:rFonts w:cstheme="minorHAnsi"/>
+          <w:kern w:val="0"/>
+          <w:sz w:val="24"/>
+          <w:szCs w:val="24"/>
+          <w:highlight w:val="yellow"/>
+          <w:lang w:bidi="hi-IN"/>
+        </w:rPr>
+        <w:t xml:space="preserve"> </w:t>
+      </w:r>
+      <w:r>
+        <w:rPr>
+          <w:rFonts w:cstheme="minorHAnsi"/>
+          <w:kern w:val="0"/>
+          <w:sz w:val="24"/>
+          <w:szCs w:val="24"/>
+          <w:highlight w:val="yellow"/>
+          <w:lang w:bidi="hi-IN"/>
+        </w:rPr>
+        <w:t>artifacts/mouse/mouse_svm_confusion.png</w:t>
       </w:r>
     </w:p>
     <w:p>
@@ -14624,7 +14524,6 @@
                 <w:szCs w:val="24"/>
                 <w:lang w:bidi="hi-IN"/>
               </w:rPr>
-              <w:lastRenderedPageBreak/>
               <w:t>Signal</w:t>
             </w:r>
           </w:p>
@@ -15343,24 +15242,27 @@
     </w:tbl>
     <w:p>
       <w:pPr>
-        <w:pStyle w:val="Heading2"/>
-        <w:rPr>
-          <w:sz w:val="22"/>
-          <w:szCs w:val="22"/>
-          <w:lang w:bidi="hi-IN"/>
-        </w:rPr>
-      </w:pPr>
-      <w:r>
-        <w:rPr>
-          <w:bCs/>
+        <w:rPr>
           <w:highlight w:val="yellow"/>
           <w:lang w:bidi="hi-IN"/>
         </w:rPr>
+      </w:pPr>
+      <w:r>
+        <w:rPr>
+          <w:highlight w:val="yellow"/>
+          <w:lang w:bidi="hi-IN"/>
+        </w:rPr>
+        <w:t xml:space="preserve"> </w:t>
+      </w:r>
+      <w:r>
+        <w:rPr>
+          <w:highlight w:val="yellow"/>
+          <w:lang w:bidi="hi-IN"/>
+        </w:rPr>
         <w:t>Table 4.</w:t>
       </w:r>
       <w:r>
         <w:rPr>
-          <w:bCs/>
           <w:highlight w:val="yellow"/>
           <w:lang w:bidi="hi-IN"/>
         </w:rPr>
@@ -15368,7 +15270,6 @@
       </w:r>
       <w:r>
         <w:rPr>
-          <w:bCs/>
           <w:highlight w:val="yellow"/>
           <w:lang w:bidi="hi-IN"/>
         </w:rPr>
@@ -15376,7 +15277,7 @@
       </w:r>
       <w:r>
         <w:rPr>
-          <w:bCs/>
+          <w:highlight w:val="yellow"/>
           <w:lang w:bidi="hi-IN"/>
         </w:rPr>
         <w:t>Runtime trust summary</w:t>
@@ -15401,6 +15302,7 @@
           <w:szCs w:val="24"/>
           <w:lang w:bidi="hi-IN"/>
         </w:rPr>
+        <w:lastRenderedPageBreak/>
         <w:t>This table shows that mouse and face were relatively stable in this recorded session, while keyboard was more variable. The fused score stayed in a more usable range than the weaker individual windows, which supports the decision to use score-level fusion. The face value was high when available, but it is still treated only as support because the liveness check is lightweight.</w:t>
       </w:r>
     </w:p>
@@ -15534,7 +15436,6 @@
           <w:highlight w:val="yellow"/>
           <w:lang w:bidi="hi-IN"/>
         </w:rPr>
-        <w:lastRenderedPageBreak/>
         <w:t>Figure 4.12 – Histograms of keyboard, mouse, behavioural, face and fused trust scores from artifacts/realtime/fig_trust_histograms.png</w:t>
       </w:r>
     </w:p>
@@ -15639,7 +15540,18 @@
           <w:szCs w:val="24"/>
           <w:lang w:bidi="hi-IN"/>
         </w:rPr>
-        <w:t>In the plot, the vertical dashed line marks the takeover point. Before this point, the trust for the claimed user stays in a moderate band. After the switch, the claimed-user trust drops sharply and remains close to the LOCK region for most of the attacker segment. This is the intended behaviour for a continuous authentication system: when the active typist changes, the enrolled-user trust should fall.</w:t>
+        <w:t xml:space="preserve">In the plot, the vertical dashed line marks the takeover point. Before this point, the trust for the claimed user stays in a moderate band. After the switch, the claimed-user trust drops </w:t>
+      </w:r>
+      <w:r>
+        <w:rPr>
+          <w:rFonts w:cstheme="minorHAnsi"/>
+          <w:kern w:val="0"/>
+          <w:sz w:val="24"/>
+          <w:szCs w:val="24"/>
+          <w:lang w:bidi="hi-IN"/>
+        </w:rPr>
+        <w:lastRenderedPageBreak/>
+        <w:t>sharply and remains close to the LOCK region for most of the attacker segment. This is the intended behaviour for a continuous authentication system: when the active typist changes, the enrolled-user trust should fall.</w:t>
       </w:r>
     </w:p>
     <w:p>
@@ -15726,7 +15638,6 @@
           <w:szCs w:val="24"/>
           <w:lang w:bidi="hi-IN"/>
         </w:rPr>
-        <w:lastRenderedPageBreak/>
         <w:drawing>
           <wp:inline distT="0" distB="0" distL="0" distR="0" wp14:anchorId="6EA5D3F6" wp14:editId="1F49DECA">
             <wp:extent cx="3759200" cy="2821484"/>
@@ -15871,7 +15782,18 @@
           <w:szCs w:val="24"/>
           <w:lang w:bidi="hi-IN"/>
         </w:rPr>
-        <w:t>The live time-series plot is generated from artifacts/realtime/live_trust_timeseries.csv and saved as artifacts/realtime/fig_trust_timeseries.png. It shows that the trust values change over time and that the fused score stays more stable than some individual signals. I also include the action-count bar chart from artifacts/realtime/fig_actions_bar.png, which shows how much time the session spent in ALLOW, STEP UP and LOCK.</w:t>
+        <w:t xml:space="preserve">The live time-series plot is generated from artifacts/realtime/live_trust_timeseries.csv and saved as artifacts/realtime/fig_trust_timeseries.png. It shows that the trust values change over time and that the fused score stays more stable than some individual signals. I also </w:t>
+      </w:r>
+      <w:r>
+        <w:rPr>
+          <w:rFonts w:cstheme="minorHAnsi"/>
+          <w:kern w:val="0"/>
+          <w:sz w:val="24"/>
+          <w:szCs w:val="24"/>
+          <w:lang w:bidi="hi-IN"/>
+        </w:rPr>
+        <w:lastRenderedPageBreak/>
+        <w:t>include the action-count bar chart from artifacts/realtime/fig_actions_bar.png, which shows how much time the session spent in ALLOW, STEP UP and LOCK.</w:t>
       </w:r>
     </w:p>
     <w:p>
@@ -15968,7 +15890,6 @@
           <w:szCs w:val="24"/>
           <w:lang w:bidi="hi-IN"/>
         </w:rPr>
-        <w:lastRenderedPageBreak/>
         <w:drawing>
           <wp:inline distT="0" distB="0" distL="0" distR="0" wp14:anchorId="2D18B8F7" wp14:editId="1C3FD6BE">
             <wp:extent cx="5727700" cy="1911350"/>
@@ -16087,6 +16008,7 @@
           <w:highlight w:val="yellow"/>
           <w:lang w:bidi="hi-IN"/>
         </w:rPr>
+        <w:lastRenderedPageBreak/>
         <w:drawing>
           <wp:inline distT="0" distB="0" distL="0" distR="0" wp14:anchorId="290101E0" wp14:editId="56BC28D2">
             <wp:extent cx="4572000" cy="3657600"/>
@@ -16215,160 +16137,242 @@
       </w:pPr>
       <w:bookmarkStart w:id="34" w:name="_Toc217313035"/>
       <w:r>
+        <w:t xml:space="preserve">Chapter 5 – </w:t>
+      </w:r>
+      <w:r>
+        <w:t>Discussion</w:t>
+      </w:r>
+      <w:bookmarkEnd w:id="34"/>
+    </w:p>
+    <w:p>
+      <w:pPr>
+        <w:pStyle w:val="Heading2"/>
+      </w:pPr>
+      <w:bookmarkStart w:id="35" w:name="_Toc217313036"/>
+      <w:r>
+        <w:t xml:space="preserve">5.1 </w:t>
+      </w:r>
+      <w:r>
+        <w:t>Revisit objectives: what was met and what was not</w:t>
+      </w:r>
+      <w:bookmarkEnd w:id="35"/>
+    </w:p>
+    <w:p>
+      <w:pPr>
+        <w:rPr>
+          <w:rFonts w:cstheme="minorHAnsi"/>
+          <w:sz w:val="24"/>
+          <w:szCs w:val="24"/>
+        </w:rPr>
+      </w:pPr>
+      <w:r>
+        <w:rPr>
+          <w:rFonts w:cstheme="minorHAnsi"/>
+          <w:sz w:val="24"/>
+          <w:szCs w:val="24"/>
+        </w:rPr>
+        <w:t>If I check the objectives against the Chapter 4 evidence, the build objectives are mostly achieved. The system captures keyboard and mouse behaviour in short windows, scores them using saved models, fuses the available signals, and shows changing trust values in the live monitor. The logging also works, so the result is not only a visual demo. I can point to time-series plots, trust histograms, action counts, takeover replay and labelled live-stream metrics as evidence.</w:t>
+      </w:r>
+    </w:p>
+    <w:p>
+      <w:pPr>
+        <w:rPr>
+          <w:rFonts w:cstheme="minorHAnsi"/>
+          <w:sz w:val="24"/>
+          <w:szCs w:val="24"/>
+        </w:rPr>
+      </w:pPr>
+    </w:p>
+    <w:p>
+      <w:pPr>
+        <w:rPr>
+          <w:rFonts w:cstheme="minorHAnsi"/>
+          <w:sz w:val="24"/>
+          <w:szCs w:val="24"/>
+        </w:rPr>
+      </w:pPr>
+      <w:r>
+        <w:rPr>
+          <w:rFonts w:cstheme="minorHAnsi"/>
+          <w:sz w:val="24"/>
+          <w:szCs w:val="24"/>
+        </w:rPr>
+        <w:t xml:space="preserve">The part that is only partly achieved is reliable usability and takeover sensitivity together. The keyboard SVM gives very low FAR, which is good for rejecting impostors, but its FRR is high, so many genuine windows are also treated as weak. Mouse is not strong enough alone either, because the held-out result has high FRR and mouse activity can be missing during normal use. The labelled live test showed a 95.5% genuine allow rate but only 56.2% </w:t>
+      </w:r>
+      <w:r>
+        <w:rPr>
+          <w:rFonts w:cstheme="minorHAnsi"/>
+          <w:sz w:val="24"/>
+          <w:szCs w:val="24"/>
+        </w:rPr>
         <w:lastRenderedPageBreak/>
-        <w:t xml:space="preserve">Chapter 5 – </w:t>
-      </w:r>
-      <w:r>
-        <w:t>Discussion</w:t>
-      </w:r>
-      <w:bookmarkEnd w:id="34"/>
+        <w:t>takeover detection</w:t>
+      </w:r>
+      <w:r>
+        <w:rPr>
+          <w:rFonts w:cstheme="minorHAnsi"/>
+          <w:sz w:val="24"/>
+          <w:szCs w:val="24"/>
+        </w:rPr>
+        <w:t>.</w:t>
+      </w:r>
+      <w:r>
+        <w:t xml:space="preserve"> </w:t>
+      </w:r>
+      <w:r>
+        <w:rPr>
+          <w:rFonts w:cstheme="minorHAnsi"/>
+          <w:sz w:val="24"/>
+          <w:szCs w:val="24"/>
+        </w:rPr>
+        <w:t>So the prototype was stable in the recorded genuine live session, but takeover detection was still moderate.</w:t>
+      </w:r>
+      <w:r>
+        <w:rPr>
+          <w:rFonts w:cstheme="minorHAnsi"/>
+          <w:sz w:val="24"/>
+          <w:szCs w:val="24"/>
+        </w:rPr>
+        <w:t xml:space="preserve"> </w:t>
+      </w:r>
+      <w:r>
+        <w:rPr>
+          <w:rFonts w:cstheme="minorHAnsi"/>
+          <w:sz w:val="24"/>
+          <w:szCs w:val="24"/>
+        </w:rPr>
+        <w:t>This fits the wider security-usability trade-off discussed in continuous authentication research (Baig and Eskeland, 2021; Ryu et al., 2021).</w:t>
+      </w:r>
     </w:p>
     <w:p>
       <w:pPr>
         <w:pStyle w:val="Heading2"/>
       </w:pPr>
-      <w:bookmarkStart w:id="35" w:name="_Toc217313036"/>
-      <w:r>
-        <w:t xml:space="preserve">5.1 </w:t>
-      </w:r>
-      <w:r>
-        <w:t>Revisit objectives: what was met and what was not</w:t>
-      </w:r>
-      <w:bookmarkEnd w:id="35"/>
-    </w:p>
-    <w:p>
-      <w:pPr>
-        <w:rPr>
-          <w:rFonts w:cstheme="minorHAnsi"/>
-          <w:sz w:val="24"/>
-          <w:szCs w:val="24"/>
-        </w:rPr>
-      </w:pPr>
-      <w:r>
-        <w:rPr>
-          <w:rFonts w:cstheme="minorHAnsi"/>
-          <w:sz w:val="24"/>
-          <w:szCs w:val="24"/>
-        </w:rPr>
-        <w:t>If I check the objectives against the Chapter 4 evidence, the build objectives are mostly achieved. The system captures keyboard and mouse behaviour in short windows, scores them using saved models, fuses the available signals, and shows changing trust values in the live monitor. The logging also works, so the result is not only a visual demo. I can point to time-series plots, trust histograms, action counts, takeover replay and labelled live-stream metrics as evidence.</w:t>
-      </w:r>
-    </w:p>
-    <w:p>
-      <w:pPr>
-        <w:rPr>
-          <w:rFonts w:cstheme="minorHAnsi"/>
-          <w:sz w:val="24"/>
-          <w:szCs w:val="24"/>
-        </w:rPr>
-      </w:pPr>
-    </w:p>
-    <w:p>
-      <w:pPr>
-        <w:rPr>
-          <w:rFonts w:cstheme="minorHAnsi"/>
-          <w:sz w:val="24"/>
-          <w:szCs w:val="24"/>
-        </w:rPr>
-      </w:pPr>
-      <w:r>
-        <w:rPr>
-          <w:rFonts w:cstheme="minorHAnsi"/>
-          <w:sz w:val="24"/>
-          <w:szCs w:val="24"/>
-        </w:rPr>
-        <w:t>The part that is only partly achieved is reliable usability and takeover sensitivity together. The keyboard SVM gives very low FAR, which is good for rejecting impostors, but its FRR is high, so many genuine windows are also treated as weak. Mouse is not strong enough alone either, because the held-out result has high FRR and mouse activity can be missing during normal use. The labelled live test showed a 95.5% genuine allow rate but only 56.2% takeover detection</w:t>
-      </w:r>
-      <w:r>
-        <w:rPr>
-          <w:rFonts w:cstheme="minorHAnsi"/>
-          <w:sz w:val="24"/>
-          <w:szCs w:val="24"/>
-        </w:rPr>
-        <w:t>.</w:t>
-      </w:r>
-      <w:r>
-        <w:t xml:space="preserve"> </w:t>
-      </w:r>
-      <w:r>
-        <w:rPr>
-          <w:rFonts w:cstheme="minorHAnsi"/>
-          <w:sz w:val="24"/>
-          <w:szCs w:val="24"/>
-        </w:rPr>
-        <w:t>So the prototype was stable in the recorded genuine live session, but takeover detection was still moderate.</w:t>
-      </w:r>
-      <w:r>
-        <w:rPr>
-          <w:rFonts w:cstheme="minorHAnsi"/>
-          <w:sz w:val="24"/>
-          <w:szCs w:val="24"/>
-        </w:rPr>
-        <w:t xml:space="preserve"> </w:t>
-      </w:r>
-      <w:r>
-        <w:rPr>
-          <w:rFonts w:cstheme="minorHAnsi"/>
-          <w:sz w:val="24"/>
-          <w:szCs w:val="24"/>
-        </w:rPr>
-        <w:t>This fits the wider security-usability trade-off discussed in continuous authentication research (Baig and Eskeland, 2021; Ryu et al., 2021).</w:t>
-      </w:r>
+      <w:bookmarkStart w:id="36" w:name="_Toc217313037"/>
+      <w:r>
+        <w:t xml:space="preserve">5.2 </w:t>
+      </w:r>
+      <w:bookmarkEnd w:id="36"/>
+      <w:r>
+        <w:t>Keyboard: why SVM was used instead of CAE in the final runtime</w:t>
+      </w:r>
+    </w:p>
+    <w:p>
+      <w:pPr>
+        <w:rPr>
+          <w:rFonts w:cstheme="minorHAnsi"/>
+          <w:sz w:val="24"/>
+          <w:szCs w:val="24"/>
+        </w:rPr>
+      </w:pPr>
+      <w:r>
+        <w:rPr>
+          <w:rFonts w:cstheme="minorHAnsi"/>
+          <w:sz w:val="24"/>
+          <w:szCs w:val="24"/>
+        </w:rPr>
+        <w:t>The CAE baseline was attractive because it can be trained per user and used like a verification model. In my implementation, each user has an autoencoder trained on genuine windows only. The model then uses reconstruction residual and a user-specific threshold to decide whether a new window looks genuine or suspicious. This approach gave useful separation in the corrected evaluation, with EER around 0.164 and ROC AUC around 0.908. However, it also introduced extra operational complexity because each user needs a separate model and threshold. Noisy behavioural windows can also affect reliability, which is why careful preprocessing and outlier handling are important in keystroke authentication work (Ismail et al., 2024).</w:t>
+      </w:r>
+    </w:p>
+    <w:p>
+      <w:pPr>
+        <w:rPr>
+          <w:rFonts w:cstheme="minorHAnsi"/>
+          <w:sz w:val="24"/>
+          <w:szCs w:val="24"/>
+        </w:rPr>
+      </w:pPr>
+      <w:r>
+        <w:rPr>
+          <w:rFonts w:cstheme="minorHAnsi"/>
+          <w:sz w:val="24"/>
+          <w:szCs w:val="24"/>
+        </w:rPr>
+        <w:t>The SVM approach was easier to control in this project. It uses one global scaler and one global model trained across users. That reduces the number of moving parts during live runtime scoring. Keystroke dynamics surveys support timing-based features for authentication, but the decision to use this SVM path is mainly based on my implementation results and integration needs (Teh et al., 2013; Shanmugapriya and Padmavathi, 2009). The trade-off is still visible. The keyboard SVM achieved very low FAR, which is useful for rejecting impostors, but its FRR was high, so it was strict with genuine windows. Because of this, I do not treat keyboard as a final single gate. I use it as the strongest behavioural stream inside fusion. A one-class setup could be explored later, and one-class SVM work shows that modelling the genuine user separately is a possible direction (Eude and Chang, 2018).</w:t>
+      </w:r>
+    </w:p>
+    <w:p>
+      <w:pPr>
+        <w:rPr>
+          <w:rFonts w:cstheme="minorHAnsi"/>
+          <w:sz w:val="24"/>
+          <w:szCs w:val="24"/>
+        </w:rPr>
+      </w:pPr>
+    </w:p>
+    <w:p>
+      <w:pPr>
+        <w:rPr>
+          <w:rFonts w:cstheme="minorHAnsi"/>
+          <w:sz w:val="24"/>
+          <w:szCs w:val="24"/>
+        </w:rPr>
+      </w:pPr>
     </w:p>
     <w:p>
       <w:pPr>
         <w:pStyle w:val="Heading2"/>
       </w:pPr>
-      <w:bookmarkStart w:id="36" w:name="_Toc217313037"/>
-      <w:r>
-        <w:t xml:space="preserve">5.2 </w:t>
-      </w:r>
-      <w:bookmarkEnd w:id="36"/>
-      <w:r>
-        <w:t>Keyboard: why SVM was used instead of CAE in the final runtime</w:t>
-      </w:r>
-    </w:p>
-    <w:p>
-      <w:pPr>
-        <w:rPr>
-          <w:rFonts w:cstheme="minorHAnsi"/>
-          <w:sz w:val="24"/>
-          <w:szCs w:val="24"/>
-        </w:rPr>
-      </w:pPr>
-      <w:r>
-        <w:rPr>
-          <w:rFonts w:cstheme="minorHAnsi"/>
-          <w:sz w:val="24"/>
-          <w:szCs w:val="24"/>
-        </w:rPr>
-        <w:t>The CAE baseline was attractive because it can be trained per user and used like a verification model. In my implementation, each user has an autoencoder trained on genuine windows only. The model then uses reconstruction residual and a user-specific threshold to decide whether a new window looks genuine or suspicious. This approach gave useful separation in the corrected evaluation, with EER around 0.164 and ROC AUC around 0.908. However, it also introduced extra operational complexity because each user needs a separate model and threshold. Noisy behavioural windows can also affect reliability, which is why careful preprocessing and outlier handling are important in keystroke authentication work (Ismail et al., 2024).</w:t>
-      </w:r>
-    </w:p>
-    <w:p>
-      <w:pPr>
-        <w:rPr>
-          <w:rFonts w:cstheme="minorHAnsi"/>
-          <w:sz w:val="24"/>
-          <w:szCs w:val="24"/>
-        </w:rPr>
-      </w:pPr>
-      <w:r>
-        <w:rPr>
-          <w:rFonts w:cstheme="minorHAnsi"/>
-          <w:sz w:val="24"/>
-          <w:szCs w:val="24"/>
-        </w:rPr>
-        <w:t>The SVM approach was easier to control in this project. It uses one global scaler and one global model trained across users. That reduces the number of moving parts during live runtime scoring. Keystroke dynamics surveys support timing-based features for authentication, but the decision to use this SVM path is mainly based on my implementation results and integration needs (Teh et al., 2013; Shanmugapriya and Padmavathi, 2009). The trade-off is still visible. The keyboard SVM achieved very low FAR, which is useful for rejecting impostors, but its FRR was high, so it was strict with genuine windows. Because of this, I do not treat keyboard as a final single gate. I use it as the strongest behavioural stream inside fusion. A one-class setup could be explored later, and one-class SVM work shows that modelling the genuine user separately is a possible direction (Eude and Chang, 2018).</w:t>
-      </w:r>
-    </w:p>
-    <w:p>
-      <w:pPr>
-        <w:rPr>
-          <w:rFonts w:cstheme="minorHAnsi"/>
-          <w:sz w:val="24"/>
-          <w:szCs w:val="24"/>
-        </w:rPr>
-      </w:pPr>
+      <w:bookmarkStart w:id="37" w:name="_Toc217313038"/>
+      <w:r>
+        <w:t xml:space="preserve">5.3 </w:t>
+      </w:r>
+      <w:r>
+        <w:t>Mouse: why it is weaker alone and how it still helps in fusion</w:t>
+      </w:r>
+      <w:bookmarkEnd w:id="37"/>
+    </w:p>
+    <w:p>
+      <w:pPr>
+        <w:rPr>
+          <w:rFonts w:cstheme="minorHAnsi"/>
+          <w:sz w:val="24"/>
+          <w:szCs w:val="24"/>
+        </w:rPr>
+      </w:pPr>
+      <w:r>
+        <w:rPr>
+          <w:rFonts w:cstheme="minorHAnsi"/>
+          <w:sz w:val="24"/>
+          <w:szCs w:val="24"/>
+        </w:rPr>
+        <w:t>Mouse behaviour is weaker as a standalone signal in this project. The held-out mouse result had FAR around 0.084 but FRR around 0.750, which means many genuine mouse windows were rejected. This matches the practical issue with mouse dynamics: the signal depends strongly on whether the user is actively moving the pointer. If the user is reading, typing, or waiting for a page to load, there may be little useful mouse evidence.</w:t>
+      </w:r>
+    </w:p>
+    <w:p>
+      <w:pPr>
+        <w:rPr>
+          <w:rFonts w:cstheme="minorHAnsi"/>
+          <w:sz w:val="24"/>
+          <w:szCs w:val="24"/>
+        </w:rPr>
+      </w:pPr>
+      <w:r>
+        <w:rPr>
+          <w:rFonts w:cstheme="minorHAnsi"/>
+          <w:sz w:val="24"/>
+          <w:szCs w:val="24"/>
+        </w:rPr>
+        <w:t>This does not mean mouse is useless. It still helps as a support channel because it gives another behavioural view of the session. The mouse model uses movement features such as path length, speed, acceleration, jerk, direction changes and pause behaviour. Mouse dynamics work supports the idea that pointer behaviour can be used for authentication and anomaly detection, but the results also need to be interpreted carefully because the available interaction can vary by task and session (Khan et al., 2024; Almalki, Assery and Roy, 2021).</w:t>
+      </w:r>
+    </w:p>
+    <w:p>
+      <w:pPr>
+        <w:rPr>
+          <w:rFonts w:cstheme="minorHAnsi"/>
+          <w:sz w:val="24"/>
+          <w:szCs w:val="24"/>
+        </w:rPr>
+      </w:pPr>
+      <w:r>
+        <w:rPr>
+          <w:rFonts w:cstheme="minorHAnsi"/>
+          <w:sz w:val="24"/>
+          <w:szCs w:val="24"/>
+        </w:rPr>
+        <w:lastRenderedPageBreak/>
+        <w:t>In the final prototype, I do not allow mouse to act as a standalone gatekeeper. Instead, mouse trust is fused with keyboard trust using a lower weight. This makes the system more cautious. If mouse evidence is present, it can support the behavioural trust score. If mouse evidence is missing or weak, the system should not immediately punish the user. This is why the backend uses short score holding and slow decay for missing mouse evidence.</w:t>
+      </w:r>
     </w:p>
     <w:p>
       <w:pPr>
@@ -16383,64 +16387,64 @@
       <w:pPr>
         <w:pStyle w:val="Heading2"/>
       </w:pPr>
-      <w:bookmarkStart w:id="37" w:name="_Toc217313038"/>
-      <w:r>
-        <w:t xml:space="preserve">5.3 </w:t>
-      </w:r>
-      <w:r>
-        <w:t>Mouse: why it is weaker alone and how it still helps in fusion</w:t>
-      </w:r>
-      <w:bookmarkEnd w:id="37"/>
-    </w:p>
-    <w:p>
-      <w:pPr>
-        <w:rPr>
-          <w:rFonts w:cstheme="minorHAnsi"/>
-          <w:sz w:val="24"/>
-          <w:szCs w:val="24"/>
-        </w:rPr>
-      </w:pPr>
-      <w:r>
-        <w:rPr>
-          <w:rFonts w:cstheme="minorHAnsi"/>
-          <w:sz w:val="24"/>
-          <w:szCs w:val="24"/>
-        </w:rPr>
-        <w:t>Mouse behaviour is weaker as a standalone signal in this project. The held-out mouse result had FAR around 0.084 but FRR around 0.750, which means many genuine mouse windows were rejected. This matches the practical issue with mouse dynamics: the signal depends strongly on whether the user is actively moving the pointer. If the user is reading, typing, or waiting for a page to load, there may be little useful mouse evidence.</w:t>
-      </w:r>
-    </w:p>
-    <w:p>
-      <w:pPr>
-        <w:rPr>
-          <w:rFonts w:cstheme="minorHAnsi"/>
-          <w:sz w:val="24"/>
-          <w:szCs w:val="24"/>
-        </w:rPr>
-      </w:pPr>
-      <w:r>
-        <w:rPr>
-          <w:rFonts w:cstheme="minorHAnsi"/>
-          <w:sz w:val="24"/>
-          <w:szCs w:val="24"/>
-        </w:rPr>
-        <w:t>This does not mean mouse is useless. It still helps as a support channel because it gives another behavioural view of the session. The mouse model uses movement features such as path length, speed, acceleration, jerk, direction changes and pause behaviour. Mouse dynamics work supports the idea that pointer behaviour can be used for authentication and anomaly detection, but the results also need to be interpreted carefully because the available interaction can vary by task and session (Khan et al., 2024; Almalki, Assery and Roy, 2021).</w:t>
-      </w:r>
-    </w:p>
-    <w:p>
-      <w:pPr>
-        <w:rPr>
-          <w:rFonts w:cstheme="minorHAnsi"/>
-          <w:sz w:val="24"/>
-          <w:szCs w:val="24"/>
-        </w:rPr>
-      </w:pPr>
-      <w:r>
-        <w:rPr>
-          <w:rFonts w:cstheme="minorHAnsi"/>
-          <w:sz w:val="24"/>
-          <w:szCs w:val="24"/>
-        </w:rPr>
-        <w:t>In the final prototype, I do not allow mouse to act as a standalone gatekeeper. Instead, mouse trust is fused with keyboard trust using a lower weight. This makes the system more cautious. If mouse evidence is present, it can support the behavioural trust score. If mouse evidence is missing or weak, the system should not immediately punish the user. This is why the backend uses short score holding and slow decay for missing mouse evidence.</w:t>
+      <w:bookmarkStart w:id="38" w:name="_Toc217313039"/>
+      <w:r>
+        <w:t xml:space="preserve">5.4 </w:t>
+      </w:r>
+      <w:bookmarkEnd w:id="38"/>
+      <w:r>
+        <w:t>Fusion and policy: value and limitations</w:t>
+      </w:r>
+    </w:p>
+    <w:p>
+      <w:pPr>
+        <w:rPr>
+          <w:rFonts w:cstheme="minorHAnsi"/>
+          <w:sz w:val="24"/>
+          <w:szCs w:val="24"/>
+        </w:rPr>
+      </w:pPr>
+      <w:r>
+        <w:rPr>
+          <w:rFonts w:cstheme="minorHAnsi"/>
+          <w:sz w:val="24"/>
+          <w:szCs w:val="24"/>
+        </w:rPr>
+        <w:t>Fusion and policy are needed because the single-channel results are not strong enough for a smooth continuous system. Keyboard is useful for rejecting impostors, but it is strict and rejects many genuine windows. Mouse is not strong enough alone either, because the held-out evaluation had high FRR and mouse evidence may be missing during normal use. Combining them is therefore a practical middle path. In my implementation, fusion is done using simple score-level rules with fixed weights. I did not use adaptive fusion because that would need more users, more sessions and stronger calibration evidence. I kept the logic transparent so the report can explain exactly what the system is doing.</w:t>
+      </w:r>
+    </w:p>
+    <w:p>
+      <w:pPr>
+        <w:rPr>
+          <w:rFonts w:cstheme="minorHAnsi"/>
+          <w:sz w:val="24"/>
+          <w:szCs w:val="24"/>
+        </w:rPr>
+      </w:pPr>
+      <w:r>
+        <w:rPr>
+          <w:rFonts w:cstheme="minorHAnsi"/>
+          <w:sz w:val="24"/>
+          <w:szCs w:val="24"/>
+        </w:rPr>
+        <w:t>The three-level policy also makes practical sense. If trust is clearly high, the session should stay in ALLOW. If trust is clearly low, LOCK is reasonable. The difficult part is the middle range, where the system is unsure. That is why STEP UP exists. It gives the prototype a safer middle action instead of jumping directly from allow to lock. This follows the general security-usability trade-off discussed in continuous authentication literature (Baig and Eskeland, 2021; Ryu et al., 2021).</w:t>
+      </w:r>
+    </w:p>
+    <w:p>
+      <w:pPr>
+        <w:rPr>
+          <w:rFonts w:cstheme="minorHAnsi"/>
+          <w:sz w:val="24"/>
+          <w:szCs w:val="24"/>
+        </w:rPr>
+      </w:pPr>
+      <w:r>
+        <w:rPr>
+          <w:rFonts w:cstheme="minorHAnsi"/>
+          <w:sz w:val="24"/>
+          <w:szCs w:val="24"/>
+        </w:rPr>
+        <w:t>The limitation is calibration. Small threshold changes can alter the number of STEP UP and LOCK events, especially when trust scores cluster near a boundary. Smoothing also changes behaviour. It reduces jitter, but it can delay takeover detection. The policy works as a prototype, but it would need proper calibration before real deployment.</w:t>
       </w:r>
     </w:p>
     <w:p>
@@ -16456,65 +16460,91 @@
       <w:pPr>
         <w:pStyle w:val="Heading2"/>
       </w:pPr>
-      <w:bookmarkStart w:id="38" w:name="_Toc217313039"/>
-      <w:r>
-        <w:t xml:space="preserve">5.4 </w:t>
-      </w:r>
-      <w:bookmarkEnd w:id="38"/>
-      <w:r>
-        <w:t>Fusion and policy: value and limitations</w:t>
-      </w:r>
-    </w:p>
-    <w:p>
-      <w:pPr>
-        <w:rPr>
-          <w:rFonts w:cstheme="minorHAnsi"/>
-          <w:sz w:val="24"/>
-          <w:szCs w:val="24"/>
-        </w:rPr>
-      </w:pPr>
-      <w:r>
-        <w:rPr>
-          <w:rFonts w:cstheme="minorHAnsi"/>
-          <w:sz w:val="24"/>
-          <w:szCs w:val="24"/>
-        </w:rPr>
-        <w:t>Fusion and policy are needed because the single-channel results are not strong enough for a smooth continuous system. Keyboard is useful for rejecting impostors, but it is strict and rejects many genuine windows. Mouse is not strong enough alone either, because the held-out evaluation had high FRR and mouse evidence may be missing during normal use. Combining them is therefore a practical middle path. In my implementation, fusion is done using simple score-level rules with fixed weights. I did not use adaptive fusion because that would need more users, more sessions and stronger calibration evidence. I kept the logic transparent so the report can explain exactly what the system is doing.</w:t>
-      </w:r>
-    </w:p>
-    <w:p>
-      <w:pPr>
-        <w:rPr>
-          <w:rFonts w:cstheme="minorHAnsi"/>
-          <w:sz w:val="24"/>
-          <w:szCs w:val="24"/>
-        </w:rPr>
-      </w:pPr>
-      <w:r>
-        <w:rPr>
-          <w:rFonts w:cstheme="minorHAnsi"/>
-          <w:sz w:val="24"/>
-          <w:szCs w:val="24"/>
-        </w:rPr>
-        <w:t>The three-level policy also makes practical sense. If trust is clearly high, the session should stay in ALLOW. If trust is clearly low, LOCK is reasonable. The difficult part is the middle range, where the system is unsure. That is why STEP UP exists. It gives the prototype a safer middle action instead of jumping directly from allow to lock. This follows the general security-usability trade-off discussed in continuous authentication literature (Baig and Eskeland, 2021; Ryu et al., 2021).</w:t>
-      </w:r>
-    </w:p>
-    <w:p>
-      <w:pPr>
-        <w:rPr>
-          <w:rFonts w:cstheme="minorHAnsi"/>
-          <w:sz w:val="24"/>
-          <w:szCs w:val="24"/>
-        </w:rPr>
-      </w:pPr>
-      <w:r>
-        <w:rPr>
-          <w:rFonts w:cstheme="minorHAnsi"/>
-          <w:sz w:val="24"/>
-          <w:szCs w:val="24"/>
-        </w:rPr>
-        <w:t xml:space="preserve">The limitation is calibration. Small threshold changes can alter the number of STEP UP and LOCK events, especially when trust scores cluster near a boundary. Smoothing also changes </w:t>
-      </w:r>
+      <w:bookmarkStart w:id="39" w:name="_Toc217313040"/>
+      <w:r>
+        <w:t xml:space="preserve">5.5 </w:t>
+      </w:r>
+      <w:r>
+        <w:t>Threats to validity and limitations</w:t>
+      </w:r>
+      <w:bookmarkEnd w:id="39"/>
+    </w:p>
+    <w:p>
+      <w:pPr>
+        <w:rPr>
+          <w:rFonts w:cstheme="minorHAnsi"/>
+          <w:sz w:val="24"/>
+          <w:szCs w:val="24"/>
+        </w:rPr>
+      </w:pPr>
+      <w:r>
+        <w:rPr>
+          <w:rFonts w:cstheme="minorHAnsi"/>
+          <w:sz w:val="24"/>
+          <w:szCs w:val="24"/>
+        </w:rPr>
+        <w:t xml:space="preserve">There are several limitations I must be open about. First is the impostor model. In offline evaluation, impostor windows are other users from the same dataset. This is a reasonable baseline, but it does not represent a skilled attacker who tries to mimic typing or uses automation. </w:t>
+      </w:r>
+      <w:proofErr w:type="gramStart"/>
+      <w:r>
+        <w:rPr>
+          <w:rFonts w:cstheme="minorHAnsi"/>
+          <w:sz w:val="24"/>
+          <w:szCs w:val="24"/>
+        </w:rPr>
+        <w:t>So</w:t>
+      </w:r>
+      <w:proofErr w:type="gramEnd"/>
+      <w:r>
+        <w:rPr>
+          <w:rFonts w:cstheme="minorHAnsi"/>
+          <w:sz w:val="24"/>
+          <w:szCs w:val="24"/>
+        </w:rPr>
+        <w:t xml:space="preserve"> the FAR values should be read as dataset-level impostor results, not as a full adversarial guarantee.</w:t>
+      </w:r>
+    </w:p>
+    <w:p>
+      <w:pPr>
+        <w:rPr>
+          <w:rFonts w:cstheme="minorHAnsi"/>
+          <w:sz w:val="24"/>
+          <w:szCs w:val="24"/>
+        </w:rPr>
+      </w:pPr>
+      <w:r>
+        <w:rPr>
+          <w:rFonts w:cstheme="minorHAnsi"/>
+          <w:sz w:val="24"/>
+          <w:szCs w:val="24"/>
+        </w:rPr>
+        <w:t>Second is dataset constraint</w:t>
+      </w:r>
+      <w:r>
+        <w:rPr>
+          <w:rFonts w:cstheme="minorHAnsi"/>
+          <w:sz w:val="24"/>
+          <w:szCs w:val="24"/>
+        </w:rPr>
+        <w:t>s</w:t>
+      </w:r>
+      <w:r>
+        <w:rPr>
+          <w:rFonts w:cstheme="minorHAnsi"/>
+          <w:sz w:val="24"/>
+          <w:szCs w:val="24"/>
+        </w:rPr>
+        <w:t>. Both keyboard and mouse models are built from public datasets. They give a useful starting point, but they cannot represent every keyboard type, workstation setup, device, or work task. Behaviour drift is also a real issue. A user may type or move differently when tired, stressed, or using a different device, which can increase false rejection in practice. Keystroke dynamics literature also discusses variability and challenges in user behaviour, so this limitation is expected (Teh et al., 2013).</w:t>
+      </w:r>
+    </w:p>
+    <w:p>
+      <w:pPr>
+        <w:rPr>
+          <w:rFonts w:cstheme="minorHAnsi"/>
+          <w:sz w:val="24"/>
+          <w:szCs w:val="24"/>
+        </w:rPr>
+      </w:pPr>
       <w:r>
         <w:rPr>
           <w:rFonts w:cstheme="minorHAnsi"/>
@@ -16522,46 +16552,7 @@
           <w:szCs w:val="24"/>
         </w:rPr>
         <w:lastRenderedPageBreak/>
-        <w:t>behaviour. It reduces jitter, but it can delay takeover detection. The policy works as a prototype, but it would need proper calibration before real deployment.</w:t>
-      </w:r>
-    </w:p>
-    <w:p>
-      <w:pPr>
-        <w:rPr>
-          <w:rFonts w:cstheme="minorHAnsi"/>
-          <w:sz w:val="24"/>
-          <w:szCs w:val="24"/>
-        </w:rPr>
-      </w:pPr>
-    </w:p>
-    <w:p>
-      <w:pPr>
-        <w:pStyle w:val="Heading2"/>
-      </w:pPr>
-      <w:bookmarkStart w:id="39" w:name="_Toc217313040"/>
-      <w:r>
-        <w:t xml:space="preserve">5.5 </w:t>
-      </w:r>
-      <w:r>
-        <w:t>Threats to validity and limitations</w:t>
-      </w:r>
-      <w:bookmarkEnd w:id="39"/>
-    </w:p>
-    <w:p>
-      <w:pPr>
-        <w:rPr>
-          <w:rFonts w:cstheme="minorHAnsi"/>
-          <w:sz w:val="24"/>
-          <w:szCs w:val="24"/>
-        </w:rPr>
-      </w:pPr>
-      <w:r>
-        <w:rPr>
-          <w:rFonts w:cstheme="minorHAnsi"/>
-          <w:sz w:val="24"/>
-          <w:szCs w:val="24"/>
-        </w:rPr>
-        <w:t xml:space="preserve">There are several limitations I must be open about. First is the impostor model. In offline evaluation, impostor windows are other users from the same dataset. This is a reasonable baseline, but it does not represent a skilled attacker who tries to mimic typing or uses automation. </w:t>
+        <w:t xml:space="preserve">Third is the face liveness limitation. My liveness score is basic and motion-based. It was not evaluated against print, replay, mask, or AI-generated face attacks. Face anti-spoofing surveys make it clear that reliable liveness needs dedicated methods, datasets and benchmarking (Xing et al., 2025). </w:t>
       </w:r>
       <w:proofErr w:type="gramStart"/>
       <w:r>
@@ -16579,74 +16570,6 @@
           <w:sz w:val="24"/>
           <w:szCs w:val="24"/>
         </w:rPr>
-        <w:t xml:space="preserve"> the FAR values should be read as dataset-level impostor results, not as a full adversarial guarantee.</w:t>
-      </w:r>
-    </w:p>
-    <w:p>
-      <w:pPr>
-        <w:rPr>
-          <w:rFonts w:cstheme="minorHAnsi"/>
-          <w:sz w:val="24"/>
-          <w:szCs w:val="24"/>
-        </w:rPr>
-      </w:pPr>
-      <w:r>
-        <w:rPr>
-          <w:rFonts w:cstheme="minorHAnsi"/>
-          <w:sz w:val="24"/>
-          <w:szCs w:val="24"/>
-        </w:rPr>
-        <w:t>Second is dataset constraint</w:t>
-      </w:r>
-      <w:r>
-        <w:rPr>
-          <w:rFonts w:cstheme="minorHAnsi"/>
-          <w:sz w:val="24"/>
-          <w:szCs w:val="24"/>
-        </w:rPr>
-        <w:t>s</w:t>
-      </w:r>
-      <w:r>
-        <w:rPr>
-          <w:rFonts w:cstheme="minorHAnsi"/>
-          <w:sz w:val="24"/>
-          <w:szCs w:val="24"/>
-        </w:rPr>
-        <w:t>. Both keyboard and mouse models are built from public datasets. They give a useful starting point, but they cannot represent every keyboard type, workstation setup, device, or work task. Behaviour drift is also a real issue. A user may type or move differently when tired, stressed, or using a different device, which can increase false rejection in practice. Keystroke dynamics literature also discusses variability and challenges in user behaviour, so this limitation is expected (Teh et al., 2013).</w:t>
-      </w:r>
-    </w:p>
-    <w:p>
-      <w:pPr>
-        <w:rPr>
-          <w:rFonts w:cstheme="minorHAnsi"/>
-          <w:sz w:val="24"/>
-          <w:szCs w:val="24"/>
-        </w:rPr>
-      </w:pPr>
-      <w:r>
-        <w:rPr>
-          <w:rFonts w:cstheme="minorHAnsi"/>
-          <w:sz w:val="24"/>
-          <w:szCs w:val="24"/>
-        </w:rPr>
-        <w:t xml:space="preserve">Third is the face liveness limitation. My liveness score is basic and motion-based. It was not evaluated against print, replay, mask, or AI-generated face attacks. Face anti-spoofing surveys make it clear that reliable liveness needs dedicated methods, datasets and benchmarking (Xing et al., 2025). </w:t>
-      </w:r>
-      <w:proofErr w:type="gramStart"/>
-      <w:r>
-        <w:rPr>
-          <w:rFonts w:cstheme="minorHAnsi"/>
-          <w:sz w:val="24"/>
-          <w:szCs w:val="24"/>
-        </w:rPr>
-        <w:t>So</w:t>
-      </w:r>
-      <w:proofErr w:type="gramEnd"/>
-      <w:r>
-        <w:rPr>
-          <w:rFonts w:cstheme="minorHAnsi"/>
-          <w:sz w:val="24"/>
-          <w:szCs w:val="24"/>
-        </w:rPr>
         <w:t xml:space="preserve"> face is only a support signal in this project.</w:t>
       </w:r>
     </w:p>
@@ -16666,69 +16589,6 @@
         </w:rPr>
         <w:t>Finally, the live testing is small. The labelled live-stream test is useful because it uses unseen browser activity, but it is not a large user study. Trust scores are also not calibrated probabilities. They depend on model margins, scaling, thresholds and session conditions. For this reason, I treat the system as a proof-of-concept and recommend larger live testing, threshold calibration and user adaptation as future work.</w:t>
       </w:r>
-    </w:p>
-    <w:p>
-      <w:pPr>
-        <w:rPr>
-          <w:rFonts w:cstheme="minorHAnsi"/>
-          <w:sz w:val="24"/>
-          <w:szCs w:val="24"/>
-        </w:rPr>
-      </w:pPr>
-    </w:p>
-    <w:p>
-      <w:pPr>
-        <w:rPr>
-          <w:rFonts w:cstheme="minorHAnsi"/>
-          <w:sz w:val="24"/>
-          <w:szCs w:val="24"/>
-        </w:rPr>
-      </w:pPr>
-    </w:p>
-    <w:p>
-      <w:pPr>
-        <w:rPr>
-          <w:rFonts w:cstheme="minorHAnsi"/>
-          <w:sz w:val="24"/>
-          <w:szCs w:val="24"/>
-        </w:rPr>
-      </w:pPr>
-    </w:p>
-    <w:p>
-      <w:pPr>
-        <w:rPr>
-          <w:rFonts w:cstheme="minorHAnsi"/>
-          <w:sz w:val="24"/>
-          <w:szCs w:val="24"/>
-        </w:rPr>
-      </w:pPr>
-    </w:p>
-    <w:p>
-      <w:pPr>
-        <w:rPr>
-          <w:rFonts w:cstheme="minorHAnsi"/>
-          <w:sz w:val="24"/>
-          <w:szCs w:val="24"/>
-        </w:rPr>
-      </w:pPr>
-    </w:p>
-    <w:p>
-      <w:pPr>
-        <w:rPr>
-          <w:rFonts w:cstheme="minorHAnsi"/>
-          <w:sz w:val="24"/>
-          <w:szCs w:val="24"/>
-        </w:rPr>
-      </w:pPr>
-    </w:p>
-    <w:p>
-      <w:pPr>
-        <w:rPr>
-          <w:rFonts w:cstheme="minorHAnsi"/>
-          <w:sz w:val="24"/>
-          <w:szCs w:val="24"/>
-        </w:rPr>
-      </w:pPr>
     </w:p>
     <w:p>
       <w:pPr>
@@ -17328,19 +17188,11 @@
     </w:p>
     <w:p>
       <w:pPr>
-        <w:rPr>
-          <w:rFonts w:cstheme="minorHAnsi"/>
-          <w:sz w:val="24"/>
-          <w:szCs w:val="24"/>
-        </w:rPr>
-      </w:pPr>
-    </w:p>
-    <w:p>
-      <w:pPr>
         <w:pStyle w:val="Heading1"/>
       </w:pPr>
       <w:bookmarkStart w:id="44" w:name="_Toc217313045"/>
       <w:r>
+        <w:lastRenderedPageBreak/>
         <w:t>References</w:t>
       </w:r>
       <w:bookmarkEnd w:id="44"/>
@@ -18134,7 +17986,6 @@
           <w:sz w:val="24"/>
           <w:szCs w:val="24"/>
         </w:rPr>
-        <w:lastRenderedPageBreak/>
         <w:t xml:space="preserve">Available at: </w:t>
       </w:r>
       <w:hyperlink r:id="rId32" w:history="1">
@@ -18915,7 +18766,6 @@
           <w:sz w:val="24"/>
           <w:szCs w:val="24"/>
         </w:rPr>
-        <w:lastRenderedPageBreak/>
         <w:t xml:space="preserve">Stylios, I.C. </w:t>
       </w:r>
       <w:r>
@@ -19940,7 +19790,6 @@
           <w:sz w:val="28"/>
           <w:szCs w:val="28"/>
         </w:rPr>
-        <w:lastRenderedPageBreak/>
         <w:drawing>
           <wp:inline distT="0" distB="0" distL="0" distR="0" wp14:anchorId="73075D3B" wp14:editId="7C909864">
             <wp:extent cx="2871839" cy="5977467"/>
@@ -20004,6 +19853,7 @@
           <w:i/>
           <w:iCs/>
         </w:rPr>
+        <w:lastRenderedPageBreak/>
         <w:t>Figure A.1 – High-level System Architecture</w:t>
       </w:r>
     </w:p>
@@ -20050,7 +19900,6 @@
           <w:sz w:val="28"/>
           <w:szCs w:val="28"/>
         </w:rPr>
-        <w:lastRenderedPageBreak/>
         <w:drawing>
           <wp:inline distT="0" distB="0" distL="0" distR="0" wp14:anchorId="52332D30" wp14:editId="691A64FA">
             <wp:extent cx="5490174" cy="5264727"/>
@@ -20237,7 +20086,6 @@
       <w:bookmarkStart w:id="48" w:name="_Toc217308716"/>
       <w:bookmarkStart w:id="49" w:name="_Toc217313048"/>
       <w:r>
-        <w:lastRenderedPageBreak/>
         <w:t xml:space="preserve">A.2 </w:t>
       </w:r>
       <w:r>
@@ -20450,26 +20298,6 @@
         <w:rPr>
           <w:b/>
           <w:bCs/>
-          <w:sz w:val="36"/>
-          <w:szCs w:val="36"/>
-        </w:rPr>
-      </w:pPr>
-    </w:p>
-    <w:p>
-      <w:pPr>
-        <w:rPr>
-          <w:b/>
-          <w:bCs/>
-          <w:sz w:val="36"/>
-          <w:szCs w:val="36"/>
-        </w:rPr>
-      </w:pPr>
-    </w:p>
-    <w:p>
-      <w:pPr>
-        <w:rPr>
-          <w:b/>
-          <w:bCs/>
           <w:sz w:val="28"/>
           <w:szCs w:val="28"/>
         </w:rPr>
@@ -23933,142 +23761,23 @@
     </w:p>
     <w:p>
       <w:pPr>
-        <w:rPr>
-          <w:sz w:val="28"/>
-          <w:szCs w:val="28"/>
-        </w:rPr>
-      </w:pPr>
-    </w:p>
-    <w:p>
-      <w:pPr>
-        <w:rPr>
-          <w:sz w:val="28"/>
-          <w:szCs w:val="28"/>
-        </w:rPr>
-      </w:pPr>
-    </w:p>
-    <w:p>
-      <w:pPr>
-        <w:rPr>
-          <w:sz w:val="28"/>
-          <w:szCs w:val="28"/>
-        </w:rPr>
-      </w:pPr>
-    </w:p>
-    <w:p>
-      <w:pPr>
-        <w:rPr>
-          <w:sz w:val="28"/>
-          <w:szCs w:val="28"/>
-        </w:rPr>
-      </w:pPr>
-    </w:p>
-    <w:p>
-      <w:pPr>
-        <w:rPr>
-          <w:sz w:val="28"/>
-          <w:szCs w:val="28"/>
-        </w:rPr>
-      </w:pPr>
-    </w:p>
-    <w:p>
-      <w:pPr>
-        <w:rPr>
-          <w:sz w:val="28"/>
-          <w:szCs w:val="28"/>
-        </w:rPr>
-      </w:pPr>
-    </w:p>
-    <w:p>
-      <w:pPr>
-        <w:rPr>
-          <w:sz w:val="28"/>
-          <w:szCs w:val="28"/>
-        </w:rPr>
-      </w:pPr>
-    </w:p>
-    <w:p>
-      <w:pPr>
-        <w:rPr>
-          <w:sz w:val="28"/>
-          <w:szCs w:val="28"/>
-        </w:rPr>
-      </w:pPr>
-    </w:p>
-    <w:p>
-      <w:pPr>
-        <w:rPr>
-          <w:sz w:val="28"/>
-          <w:szCs w:val="28"/>
-        </w:rPr>
-      </w:pPr>
-    </w:p>
-    <w:p>
-      <w:pPr>
-        <w:rPr>
-          <w:sz w:val="28"/>
-          <w:szCs w:val="28"/>
-        </w:rPr>
-      </w:pPr>
-    </w:p>
-    <w:p>
-      <w:pPr>
-        <w:rPr>
-          <w:sz w:val="28"/>
-          <w:szCs w:val="28"/>
-        </w:rPr>
-      </w:pPr>
-    </w:p>
-    <w:p>
-      <w:pPr>
-        <w:rPr>
-          <w:sz w:val="28"/>
-          <w:szCs w:val="28"/>
-        </w:rPr>
-      </w:pPr>
-    </w:p>
-    <w:p>
-      <w:pPr>
-        <w:rPr>
-          <w:sz w:val="28"/>
-          <w:szCs w:val="28"/>
-        </w:rPr>
-      </w:pPr>
-    </w:p>
-    <w:p>
-      <w:pPr>
-        <w:rPr>
-          <w:sz w:val="28"/>
-          <w:szCs w:val="28"/>
-        </w:rPr>
-      </w:pPr>
-    </w:p>
-    <w:p>
-      <w:pPr>
-        <w:rPr>
-          <w:sz w:val="28"/>
-          <w:szCs w:val="28"/>
-        </w:rPr>
-      </w:pPr>
-    </w:p>
-    <w:p>
-      <w:pPr>
-        <w:rPr>
-          <w:sz w:val="28"/>
-          <w:szCs w:val="28"/>
-        </w:rPr>
-      </w:pPr>
-    </w:p>
-    <w:p>
-      <w:pPr>
         <w:pStyle w:val="Heading2"/>
       </w:pPr>
       <w:bookmarkStart w:id="58" w:name="_Toc217313057"/>
       <w:r>
-        <w:lastRenderedPageBreak/>
         <w:t>C.5 Real-time plots from session logs</w:t>
       </w:r>
       <w:bookmarkEnd w:id="58"/>
+    </w:p>
+    <w:p>
+      <w:pPr>
+        <w:rPr>
+          <w:b/>
+          <w:bCs/>
+          <w:sz w:val="24"/>
+          <w:szCs w:val="24"/>
+        </w:rPr>
+      </w:pPr>
     </w:p>
     <w:p>
       <w:pPr>
@@ -24342,21 +24051,10 @@
     </w:p>
     <w:p>
       <w:pPr>
-        <w:rPr>
-          <w:b/>
-          <w:bCs/>
-          <w:sz w:val="36"/>
-          <w:szCs w:val="36"/>
-        </w:rPr>
-      </w:pPr>
-    </w:p>
-    <w:p>
-      <w:pPr>
         <w:pStyle w:val="Heading1"/>
       </w:pPr>
       <w:bookmarkStart w:id="59" w:name="_Toc217313058"/>
       <w:r>
-        <w:lastRenderedPageBreak/>
         <w:t>Appendix D AI Use and Code Provenance table</w:t>
       </w:r>
       <w:bookmarkEnd w:id="59"/>
@@ -24681,6 +24379,7 @@
           </w:tcPr>
           <w:p>
             <w:r>
+              <w:lastRenderedPageBreak/>
               <w:t>Keyboard SVM training/eval</w:t>
             </w:r>
           </w:p>
@@ -24915,7 +24614,6 @@
           </w:tcPr>
           <w:p>
             <w:r>
-              <w:lastRenderedPageBreak/>
               <w:t>Real-time logging and plots</w:t>
             </w:r>
           </w:p>
@@ -25221,7 +24919,6 @@
       <w:bookmarkStart w:id="60" w:name="_Toc217308722"/>
       <w:bookmarkStart w:id="61" w:name="_Toc217313059"/>
       <w:r>
-        <w:lastRenderedPageBreak/>
         <w:t xml:space="preserve">Appendix </w:t>
       </w:r>
       <w:r>
@@ -29887,7 +29584,7 @@
     <w:link w:val="Heading1Char"/>
     <w:uiPriority w:val="9"/>
     <w:qFormat/>
-    <w:rsid w:val="00CD502E"/>
+    <w:rsid w:val="006F2EDE"/>
     <w:pPr>
       <w:keepNext/>
       <w:keepLines/>
@@ -29933,7 +29630,7 @@
     <w:uiPriority w:val="9"/>
     <w:unhideWhenUsed/>
     <w:qFormat/>
-    <w:rsid w:val="00AA0844"/>
+    <w:rsid w:val="00385536"/>
     <w:pPr>
       <w:keepNext/>
       <w:keepLines/>
@@ -29942,7 +29639,8 @@
     </w:pPr>
     <w:rPr>
       <w:rFonts w:eastAsiaTheme="majorEastAsia" w:cstheme="majorBidi"/>
-      <w:color w:val="2F5496" w:themeColor="accent1" w:themeShade="BF"/>
+      <w:b/>
+      <w:color w:val="000000" w:themeColor="text1"/>
       <w:sz w:val="28"/>
       <w:szCs w:val="28"/>
     </w:rPr>
@@ -30111,7 +29809,7 @@
     <w:basedOn w:val="DefaultParagraphFont"/>
     <w:link w:val="Heading1"/>
     <w:uiPriority w:val="9"/>
-    <w:rsid w:val="00CD502E"/>
+    <w:rsid w:val="006F2EDE"/>
     <w:rPr>
       <w:rFonts w:eastAsiaTheme="majorEastAsia" w:cstheme="majorBidi"/>
       <w:b/>
@@ -30139,10 +29837,11 @@
     <w:basedOn w:val="DefaultParagraphFont"/>
     <w:link w:val="Heading3"/>
     <w:uiPriority w:val="9"/>
-    <w:rsid w:val="00AA0844"/>
+    <w:rsid w:val="00385536"/>
     <w:rPr>
       <w:rFonts w:eastAsiaTheme="majorEastAsia" w:cstheme="majorBidi"/>
-      <w:color w:val="2F5496" w:themeColor="accent1" w:themeShade="BF"/>
+      <w:b/>
+      <w:color w:val="000000" w:themeColor="text1"/>
       <w:sz w:val="28"/>
       <w:szCs w:val="28"/>
     </w:rPr>
